--- a/research-proposal-final.docx
+++ b/research-proposal-final.docx
@@ -322,43 +322,6 @@
               <w:rPr>
                 <w:b/>
               </w:rPr>
-              <w:t>ABSA</w:t>
-            </w:r>
-          </w:p>
-        </w:tc>
-        <w:tc>
-          <w:tcPr>
-            <w:tcW w:type="dxa" w:w="4680"/>
-            <w:tcMar>
-              <w:top w:w="60" w:type="dxa"/>
-              <w:bottom w:w="60" w:type="dxa"/>
-              <w:left w:w="100" w:type="dxa"/>
-              <w:right w:w="100" w:type="dxa"/>
-            </w:tcMar>
-          </w:tcPr>
-          <w:p>
-            <w:r>
-              <w:t>Aspect-Based Sentiment Analysis</w:t>
-            </w:r>
-          </w:p>
-        </w:tc>
-      </w:tr>
-      <w:tr>
-        <w:tc>
-          <w:tcPr>
-            <w:tcW w:type="dxa" w:w="4680"/>
-            <w:tcMar>
-              <w:top w:w="60" w:type="dxa"/>
-              <w:bottom w:w="60" w:type="dxa"/>
-              <w:left w:w="100" w:type="dxa"/>
-              <w:right w:w="100" w:type="dxa"/>
-            </w:tcMar>
-          </w:tcPr>
-          <w:p>
-            <w:r>
-              <w:rPr>
-                <w:b/>
-              </w:rPr>
               <w:t>AI</w:t>
             </w:r>
           </w:p>
@@ -376,43 +339,6 @@
           <w:p>
             <w:r>
               <w:t>Artificial Intelligence</w:t>
-            </w:r>
-          </w:p>
-        </w:tc>
-      </w:tr>
-      <w:tr>
-        <w:tc>
-          <w:tcPr>
-            <w:tcW w:type="dxa" w:w="4680"/>
-            <w:tcMar>
-              <w:top w:w="60" w:type="dxa"/>
-              <w:bottom w:w="60" w:type="dxa"/>
-              <w:left w:w="100" w:type="dxa"/>
-              <w:right w:w="100" w:type="dxa"/>
-            </w:tcMar>
-          </w:tcPr>
-          <w:p>
-            <w:r>
-              <w:rPr>
-                <w:b/>
-              </w:rPr>
-              <w:t>ANN</w:t>
-            </w:r>
-          </w:p>
-        </w:tc>
-        <w:tc>
-          <w:tcPr>
-            <w:tcW w:type="dxa" w:w="4680"/>
-            <w:tcMar>
-              <w:top w:w="60" w:type="dxa"/>
-              <w:bottom w:w="60" w:type="dxa"/>
-              <w:left w:w="100" w:type="dxa"/>
-              <w:right w:w="100" w:type="dxa"/>
-            </w:tcMar>
-          </w:tcPr>
-          <w:p>
-            <w:r>
-              <w:t>Artificial Neural Network</w:t>
             </w:r>
           </w:p>
         </w:tc>
@@ -581,6 +507,43 @@
               <w:rPr>
                 <w:b/>
               </w:rPr>
+              <w:t>CVAT</w:t>
+            </w:r>
+          </w:p>
+        </w:tc>
+        <w:tc>
+          <w:tcPr>
+            <w:tcW w:type="dxa" w:w="4680"/>
+            <w:tcMar>
+              <w:top w:w="60" w:type="dxa"/>
+              <w:bottom w:w="60" w:type="dxa"/>
+              <w:left w:w="100" w:type="dxa"/>
+              <w:right w:w="100" w:type="dxa"/>
+            </w:tcMar>
+          </w:tcPr>
+          <w:p>
+            <w:r>
+              <w:t>Computer Vision Annotation Tool</w:t>
+            </w:r>
+          </w:p>
+        </w:tc>
+      </w:tr>
+      <w:tr>
+        <w:tc>
+          <w:tcPr>
+            <w:tcW w:type="dxa" w:w="4680"/>
+            <w:tcMar>
+              <w:top w:w="60" w:type="dxa"/>
+              <w:bottom w:w="60" w:type="dxa"/>
+              <w:left w:w="100" w:type="dxa"/>
+              <w:right w:w="100" w:type="dxa"/>
+            </w:tcMar>
+          </w:tcPr>
+          <w:p>
+            <w:r>
+              <w:rPr>
+                <w:b/>
+              </w:rPr>
               <w:t>DINOv2</w:t>
             </w:r>
           </w:p>
@@ -598,6 +561,43 @@
           <w:p>
             <w:r>
               <w:t>Self-Supervised Vision Transformer for Representation Learning</w:t>
+            </w:r>
+          </w:p>
+        </w:tc>
+      </w:tr>
+      <w:tr>
+        <w:tc>
+          <w:tcPr>
+            <w:tcW w:type="dxa" w:w="4680"/>
+            <w:tcMar>
+              <w:top w:w="60" w:type="dxa"/>
+              <w:bottom w:w="60" w:type="dxa"/>
+              <w:left w:w="100" w:type="dxa"/>
+              <w:right w:w="100" w:type="dxa"/>
+            </w:tcMar>
+          </w:tcPr>
+          <w:p>
+            <w:r>
+              <w:rPr>
+                <w:b/>
+              </w:rPr>
+              <w:t>GATv2</w:t>
+            </w:r>
+          </w:p>
+        </w:tc>
+        <w:tc>
+          <w:tcPr>
+            <w:tcW w:type="dxa" w:w="4680"/>
+            <w:tcMar>
+              <w:top w:w="60" w:type="dxa"/>
+              <w:bottom w:w="60" w:type="dxa"/>
+              <w:left w:w="100" w:type="dxa"/>
+              <w:right w:w="100" w:type="dxa"/>
+            </w:tcMar>
+          </w:tcPr>
+          <w:p>
+            <w:r>
+              <w:t>Graph Attention Network (Version 2)</w:t>
             </w:r>
           </w:p>
         </w:tc>
@@ -840,6 +840,43 @@
               <w:rPr>
                 <w:b/>
               </w:rPr>
+              <w:t>MPNN</w:t>
+            </w:r>
+          </w:p>
+        </w:tc>
+        <w:tc>
+          <w:tcPr>
+            <w:tcW w:type="dxa" w:w="4680"/>
+            <w:tcMar>
+              <w:top w:w="60" w:type="dxa"/>
+              <w:bottom w:w="60" w:type="dxa"/>
+              <w:left w:w="100" w:type="dxa"/>
+              <w:right w:w="100" w:type="dxa"/>
+            </w:tcMar>
+          </w:tcPr>
+          <w:p>
+            <w:r>
+              <w:t>Message Passing Neural Network</w:t>
+            </w:r>
+          </w:p>
+        </w:tc>
+      </w:tr>
+      <w:tr>
+        <w:tc>
+          <w:tcPr>
+            <w:tcW w:type="dxa" w:w="4680"/>
+            <w:tcMar>
+              <w:top w:w="60" w:type="dxa"/>
+              <w:bottom w:w="60" w:type="dxa"/>
+              <w:left w:w="100" w:type="dxa"/>
+              <w:right w:w="100" w:type="dxa"/>
+            </w:tcMar>
+          </w:tcPr>
+          <w:p>
+            <w:r>
+              <w:rPr>
+                <w:b/>
+              </w:rPr>
               <w:t>PBM</w:t>
             </w:r>
           </w:p>
@@ -857,6 +894,43 @@
           <w:p>
             <w:r>
               <w:t>Photobiomodulation Therapy</w:t>
+            </w:r>
+          </w:p>
+        </w:tc>
+      </w:tr>
+      <w:tr>
+        <w:tc>
+          <w:tcPr>
+            <w:tcW w:type="dxa" w:w="4680"/>
+            <w:tcMar>
+              <w:top w:w="60" w:type="dxa"/>
+              <w:bottom w:w="60" w:type="dxa"/>
+              <w:left w:w="100" w:type="dxa"/>
+              <w:right w:w="100" w:type="dxa"/>
+            </w:tcMar>
+          </w:tcPr>
+          <w:p>
+            <w:r>
+              <w:rPr>
+                <w:b/>
+              </w:rPr>
+              <w:t>ROS</w:t>
+            </w:r>
+          </w:p>
+        </w:tc>
+        <w:tc>
+          <w:tcPr>
+            <w:tcW w:type="dxa" w:w="4680"/>
+            <w:tcMar>
+              <w:top w:w="60" w:type="dxa"/>
+              <w:bottom w:w="60" w:type="dxa"/>
+              <w:left w:w="100" w:type="dxa"/>
+              <w:right w:w="100" w:type="dxa"/>
+            </w:tcMar>
+          </w:tcPr>
+          <w:p>
+            <w:r>
+              <w:t>Reactive Oxygen Species</w:t>
             </w:r>
           </w:p>
         </w:tc>
@@ -968,6 +1042,43 @@
           <w:p>
             <w:r>
               <w:t>Traumatic Brain Injury</w:t>
+            </w:r>
+          </w:p>
+        </w:tc>
+      </w:tr>
+      <w:tr>
+        <w:tc>
+          <w:tcPr>
+            <w:tcW w:type="dxa" w:w="4680"/>
+            <w:tcMar>
+              <w:top w:w="60" w:type="dxa"/>
+              <w:bottom w:w="60" w:type="dxa"/>
+              <w:left w:w="100" w:type="dxa"/>
+              <w:right w:w="100" w:type="dxa"/>
+            </w:tcMar>
+          </w:tcPr>
+          <w:p>
+            <w:r>
+              <w:rPr>
+                <w:b/>
+              </w:rPr>
+              <w:t>U-Net</w:t>
+            </w:r>
+          </w:p>
+        </w:tc>
+        <w:tc>
+          <w:tcPr>
+            <w:tcW w:type="dxa" w:w="4680"/>
+            <w:tcMar>
+              <w:top w:w="60" w:type="dxa"/>
+              <w:bottom w:w="60" w:type="dxa"/>
+              <w:left w:w="100" w:type="dxa"/>
+              <w:right w:w="100" w:type="dxa"/>
+            </w:tcMar>
+          </w:tcPr>
+          <w:p>
+            <w:r>
+              <w:t>Convolutional Network Architecture for Biological Segmentation</w:t>
             </w:r>
           </w:p>
         </w:tc>
@@ -2543,7 +2654,7 @@
           <w:color w:val="1E1E1E"/>
           <w:sz w:val="22"/>
         </w:rPr>
-        <w:t xml:space="preserve"> Pearson correlation ($r$) and Spearman rank ($\\rho$) between the computed Activation Index (0–1) and biological PBM light dosage ($J/cm^2$) across TBI tissue slices.</w:t>
+        <w:t xml:space="preserve"> Pearson correlation ($r$) and Spearman rank ($\rho$) between the computed Activation Index (0–1) and biological PBM light dosage ($J/cm^2$) across TBI tissue slices.</w:t>
       </w:r>
     </w:p>
     <w:p>

--- a/research-proposal-final.docx
+++ b/research-proposal-final.docx
@@ -64,8 +64,8 @@
           <w:tcPr>
             <w:tcW w:type="dxa" w:w="4680"/>
             <w:tcMar>
-              <w:top w:w="80" w:type="dxa"/>
-              <w:bottom w:w="80" w:type="dxa"/>
+              <w:top w:w="60" w:type="dxa"/>
+              <w:bottom w:w="60" w:type="dxa"/>
               <w:left w:w="100" w:type="dxa"/>
               <w:right w:w="100" w:type="dxa"/>
             </w:tcMar>
@@ -86,8 +86,8 @@
           <w:tcPr>
             <w:tcW w:type="dxa" w:w="4680"/>
             <w:tcMar>
-              <w:top w:w="80" w:type="dxa"/>
-              <w:bottom w:w="80" w:type="dxa"/>
+              <w:top w:w="60" w:type="dxa"/>
+              <w:bottom w:w="60" w:type="dxa"/>
               <w:left w:w="100" w:type="dxa"/>
               <w:right w:w="100" w:type="dxa"/>
             </w:tcMar>
@@ -109,8 +109,8 @@
           <w:tcPr>
             <w:tcW w:type="dxa" w:w="4680"/>
             <w:tcMar>
-              <w:top w:w="80" w:type="dxa"/>
-              <w:bottom w:w="80" w:type="dxa"/>
+              <w:top w:w="60" w:type="dxa"/>
+              <w:bottom w:w="60" w:type="dxa"/>
               <w:left w:w="100" w:type="dxa"/>
               <w:right w:w="100" w:type="dxa"/>
             </w:tcMar>
@@ -131,8 +131,8 @@
           <w:tcPr>
             <w:tcW w:type="dxa" w:w="4680"/>
             <w:tcMar>
-              <w:top w:w="80" w:type="dxa"/>
-              <w:bottom w:w="80" w:type="dxa"/>
+              <w:top w:w="60" w:type="dxa"/>
+              <w:bottom w:w="60" w:type="dxa"/>
               <w:left w:w="100" w:type="dxa"/>
               <w:right w:w="100" w:type="dxa"/>
             </w:tcMar>
@@ -154,8 +154,8 @@
           <w:tcPr>
             <w:tcW w:type="dxa" w:w="4680"/>
             <w:tcMar>
-              <w:top w:w="80" w:type="dxa"/>
-              <w:bottom w:w="80" w:type="dxa"/>
+              <w:top w:w="60" w:type="dxa"/>
+              <w:bottom w:w="60" w:type="dxa"/>
               <w:left w:w="100" w:type="dxa"/>
               <w:right w:w="100" w:type="dxa"/>
             </w:tcMar>
@@ -176,8 +176,8 @@
           <w:tcPr>
             <w:tcW w:type="dxa" w:w="4680"/>
             <w:tcMar>
-              <w:top w:w="80" w:type="dxa"/>
-              <w:bottom w:w="80" w:type="dxa"/>
+              <w:top w:w="60" w:type="dxa"/>
+              <w:bottom w:w="60" w:type="dxa"/>
               <w:left w:w="100" w:type="dxa"/>
               <w:right w:w="100" w:type="dxa"/>
             </w:tcMar>
@@ -203,8 +203,8 @@
           <w:tcPr>
             <w:tcW w:type="dxa" w:w="4680"/>
             <w:tcMar>
-              <w:top w:w="80" w:type="dxa"/>
-              <w:bottom w:w="80" w:type="dxa"/>
+              <w:top w:w="60" w:type="dxa"/>
+              <w:bottom w:w="60" w:type="dxa"/>
               <w:left w:w="100" w:type="dxa"/>
               <w:right w:w="100" w:type="dxa"/>
             </w:tcMar>
@@ -225,8 +225,8 @@
           <w:tcPr>
             <w:tcW w:type="dxa" w:w="4680"/>
             <w:tcMar>
-              <w:top w:w="80" w:type="dxa"/>
-              <w:bottom w:w="80" w:type="dxa"/>
+              <w:top w:w="60" w:type="dxa"/>
+              <w:bottom w:w="60" w:type="dxa"/>
               <w:left w:w="100" w:type="dxa"/>
               <w:right w:w="100" w:type="dxa"/>
             </w:tcMar>
@@ -252,7 +252,7 @@
     <w:p>
       <w:pPr>
         <w:keepNext/>
-        <w:spacing w:before="360" w:after="160"/>
+        <w:spacing w:before="0" w:after="80"/>
       </w:pPr>
       <w:r>
         <w:rPr>
@@ -279,12 +279,23 @@
           <w:tcPr>
             <w:tcW w:type="dxa" w:w="4680"/>
             <w:shd w:fill="003366"/>
+            <w:tcMar>
+              <w:top w:w="30" w:type="dxa"/>
+              <w:bottom w:w="30" w:type="dxa"/>
+              <w:left w:w="80" w:type="dxa"/>
+              <w:right w:w="80" w:type="dxa"/>
+            </w:tcMar>
           </w:tcPr>
           <w:p>
+            <w:pPr>
+              <w:spacing w:before="40" w:after="40"/>
+            </w:pPr>
             <w:r>
               <w:rPr>
+                <w:rFonts w:ascii="Arial" w:hAnsi="Arial"/>
                 <w:b/>
                 <w:color w:val="FFFFFF"/>
+                <w:sz w:val="19"/>
               </w:rPr>
               <w:t>Abbreviation</w:t>
             </w:r>
@@ -294,12 +305,23 @@
           <w:tcPr>
             <w:tcW w:type="dxa" w:w="4680"/>
             <w:shd w:fill="003366"/>
+            <w:tcMar>
+              <w:top w:w="30" w:type="dxa"/>
+              <w:bottom w:w="30" w:type="dxa"/>
+              <w:left w:w="80" w:type="dxa"/>
+              <w:right w:w="80" w:type="dxa"/>
+            </w:tcMar>
           </w:tcPr>
           <w:p>
+            <w:pPr>
+              <w:spacing w:before="40" w:after="40"/>
+            </w:pPr>
             <w:r>
               <w:rPr>
+                <w:rFonts w:ascii="Arial" w:hAnsi="Arial"/>
                 <w:b/>
                 <w:color w:val="FFFFFF"/>
+                <w:sz w:val="19"/>
               </w:rPr>
               <w:t>Definition</w:t>
             </w:r>
@@ -311,16 +333,22 @@
           <w:tcPr>
             <w:tcW w:type="dxa" w:w="4680"/>
             <w:tcMar>
-              <w:top w:w="60" w:type="dxa"/>
-              <w:bottom w:w="60" w:type="dxa"/>
-              <w:left w:w="100" w:type="dxa"/>
-              <w:right w:w="100" w:type="dxa"/>
+              <w:top w:w="20" w:type="dxa"/>
+              <w:bottom w:w="20" w:type="dxa"/>
+              <w:left w:w="80" w:type="dxa"/>
+              <w:right w:w="80" w:type="dxa"/>
             </w:tcMar>
           </w:tcPr>
           <w:p>
+            <w:pPr>
+              <w:spacing w:line="240" w:lineRule="auto" w:before="20" w:after="20"/>
+            </w:pPr>
             <w:r>
               <w:rPr>
+                <w:rFonts w:ascii="Arial" w:hAnsi="Arial"/>
                 <w:b/>
+                <w:color w:val="1E1E1E"/>
+                <w:sz w:val="19"/>
               </w:rPr>
               <w:t>AI</w:t>
             </w:r>
@@ -330,14 +358,22 @@
           <w:tcPr>
             <w:tcW w:type="dxa" w:w="4680"/>
             <w:tcMar>
-              <w:top w:w="60" w:type="dxa"/>
-              <w:bottom w:w="60" w:type="dxa"/>
-              <w:left w:w="100" w:type="dxa"/>
-              <w:right w:w="100" w:type="dxa"/>
+              <w:top w:w="20" w:type="dxa"/>
+              <w:bottom w:w="20" w:type="dxa"/>
+              <w:left w:w="80" w:type="dxa"/>
+              <w:right w:w="80" w:type="dxa"/>
             </w:tcMar>
           </w:tcPr>
           <w:p>
+            <w:pPr>
+              <w:spacing w:line="240" w:lineRule="auto" w:before="20" w:after="20"/>
+            </w:pPr>
             <w:r>
+              <w:rPr>
+                <w:rFonts w:ascii="Arial" w:hAnsi="Arial"/>
+                <w:color w:val="1E1E1E"/>
+                <w:sz w:val="19"/>
+              </w:rPr>
               <w:t>Artificial Intelligence</w:t>
             </w:r>
           </w:p>
@@ -348,16 +384,22 @@
           <w:tcPr>
             <w:tcW w:type="dxa" w:w="4680"/>
             <w:tcMar>
-              <w:top w:w="60" w:type="dxa"/>
-              <w:bottom w:w="60" w:type="dxa"/>
-              <w:left w:w="100" w:type="dxa"/>
-              <w:right w:w="100" w:type="dxa"/>
+              <w:top w:w="20" w:type="dxa"/>
+              <w:bottom w:w="20" w:type="dxa"/>
+              <w:left w:w="80" w:type="dxa"/>
+              <w:right w:w="80" w:type="dxa"/>
             </w:tcMar>
           </w:tcPr>
           <w:p>
+            <w:pPr>
+              <w:spacing w:line="240" w:lineRule="auto" w:before="20" w:after="20"/>
+            </w:pPr>
             <w:r>
               <w:rPr>
+                <w:rFonts w:ascii="Arial" w:hAnsi="Arial"/>
                 <w:b/>
+                <w:color w:val="1E1E1E"/>
+                <w:sz w:val="19"/>
               </w:rPr>
               <w:t>AUC-ROC</w:t>
             </w:r>
@@ -367,14 +409,22 @@
           <w:tcPr>
             <w:tcW w:type="dxa" w:w="4680"/>
             <w:tcMar>
-              <w:top w:w="60" w:type="dxa"/>
-              <w:bottom w:w="60" w:type="dxa"/>
-              <w:left w:w="100" w:type="dxa"/>
-              <w:right w:w="100" w:type="dxa"/>
+              <w:top w:w="20" w:type="dxa"/>
+              <w:bottom w:w="20" w:type="dxa"/>
+              <w:left w:w="80" w:type="dxa"/>
+              <w:right w:w="80" w:type="dxa"/>
             </w:tcMar>
           </w:tcPr>
           <w:p>
+            <w:pPr>
+              <w:spacing w:line="240" w:lineRule="auto" w:before="20" w:after="20"/>
+            </w:pPr>
             <w:r>
+              <w:rPr>
+                <w:rFonts w:ascii="Arial" w:hAnsi="Arial"/>
+                <w:color w:val="1E1E1E"/>
+                <w:sz w:val="19"/>
+              </w:rPr>
               <w:t>Area Under the Receiver Operating Characteristic Curve</w:t>
             </w:r>
           </w:p>
@@ -385,16 +435,22 @@
           <w:tcPr>
             <w:tcW w:type="dxa" w:w="4680"/>
             <w:tcMar>
-              <w:top w:w="60" w:type="dxa"/>
-              <w:bottom w:w="60" w:type="dxa"/>
-              <w:left w:w="100" w:type="dxa"/>
-              <w:right w:w="100" w:type="dxa"/>
+              <w:top w:w="20" w:type="dxa"/>
+              <w:bottom w:w="20" w:type="dxa"/>
+              <w:left w:w="80" w:type="dxa"/>
+              <w:right w:w="80" w:type="dxa"/>
             </w:tcMar>
           </w:tcPr>
           <w:p>
+            <w:pPr>
+              <w:spacing w:line="240" w:lineRule="auto" w:before="20" w:after="20"/>
+            </w:pPr>
             <w:r>
               <w:rPr>
+                <w:rFonts w:ascii="Arial" w:hAnsi="Arial"/>
                 <w:b/>
+                <w:color w:val="1E1E1E"/>
+                <w:sz w:val="19"/>
               </w:rPr>
               <w:t>CNS</w:t>
             </w:r>
@@ -404,14 +460,22 @@
           <w:tcPr>
             <w:tcW w:type="dxa" w:w="4680"/>
             <w:tcMar>
-              <w:top w:w="60" w:type="dxa"/>
-              <w:bottom w:w="60" w:type="dxa"/>
-              <w:left w:w="100" w:type="dxa"/>
-              <w:right w:w="100" w:type="dxa"/>
+              <w:top w:w="20" w:type="dxa"/>
+              <w:bottom w:w="20" w:type="dxa"/>
+              <w:left w:w="80" w:type="dxa"/>
+              <w:right w:w="80" w:type="dxa"/>
             </w:tcMar>
           </w:tcPr>
           <w:p>
+            <w:pPr>
+              <w:spacing w:line="240" w:lineRule="auto" w:before="20" w:after="20"/>
+            </w:pPr>
             <w:r>
+              <w:rPr>
+                <w:rFonts w:ascii="Arial" w:hAnsi="Arial"/>
+                <w:color w:val="1E1E1E"/>
+                <w:sz w:val="19"/>
+              </w:rPr>
               <w:t>Central Nervous System</w:t>
             </w:r>
           </w:p>
@@ -422,16 +486,22 @@
           <w:tcPr>
             <w:tcW w:type="dxa" w:w="4680"/>
             <w:tcMar>
-              <w:top w:w="60" w:type="dxa"/>
-              <w:bottom w:w="60" w:type="dxa"/>
-              <w:left w:w="100" w:type="dxa"/>
-              <w:right w:w="100" w:type="dxa"/>
+              <w:top w:w="20" w:type="dxa"/>
+              <w:bottom w:w="20" w:type="dxa"/>
+              <w:left w:w="80" w:type="dxa"/>
+              <w:right w:w="80" w:type="dxa"/>
             </w:tcMar>
           </w:tcPr>
           <w:p>
+            <w:pPr>
+              <w:spacing w:line="240" w:lineRule="auto" w:before="20" w:after="20"/>
+            </w:pPr>
             <w:r>
               <w:rPr>
+                <w:rFonts w:ascii="Arial" w:hAnsi="Arial"/>
                 <w:b/>
+                <w:color w:val="1E1E1E"/>
+                <w:sz w:val="19"/>
               </w:rPr>
               <w:t>CNN</w:t>
             </w:r>
@@ -441,14 +511,22 @@
           <w:tcPr>
             <w:tcW w:type="dxa" w:w="4680"/>
             <w:tcMar>
-              <w:top w:w="60" w:type="dxa"/>
-              <w:bottom w:w="60" w:type="dxa"/>
-              <w:left w:w="100" w:type="dxa"/>
-              <w:right w:w="100" w:type="dxa"/>
+              <w:top w:w="20" w:type="dxa"/>
+              <w:bottom w:w="20" w:type="dxa"/>
+              <w:left w:w="80" w:type="dxa"/>
+              <w:right w:w="80" w:type="dxa"/>
             </w:tcMar>
           </w:tcPr>
           <w:p>
+            <w:pPr>
+              <w:spacing w:line="240" w:lineRule="auto" w:before="20" w:after="20"/>
+            </w:pPr>
             <w:r>
+              <w:rPr>
+                <w:rFonts w:ascii="Arial" w:hAnsi="Arial"/>
+                <w:color w:val="1E1E1E"/>
+                <w:sz w:val="19"/>
+              </w:rPr>
               <w:t>Convolutional Neural Network</w:t>
             </w:r>
           </w:p>
@@ -459,16 +537,22 @@
           <w:tcPr>
             <w:tcW w:type="dxa" w:w="4680"/>
             <w:tcMar>
-              <w:top w:w="60" w:type="dxa"/>
-              <w:bottom w:w="60" w:type="dxa"/>
-              <w:left w:w="100" w:type="dxa"/>
-              <w:right w:w="100" w:type="dxa"/>
+              <w:top w:w="20" w:type="dxa"/>
+              <w:bottom w:w="20" w:type="dxa"/>
+              <w:left w:w="80" w:type="dxa"/>
+              <w:right w:w="80" w:type="dxa"/>
             </w:tcMar>
           </w:tcPr>
           <w:p>
+            <w:pPr>
+              <w:spacing w:line="240" w:lineRule="auto" w:before="20" w:after="20"/>
+            </w:pPr>
             <w:r>
               <w:rPr>
+                <w:rFonts w:ascii="Arial" w:hAnsi="Arial"/>
                 <w:b/>
+                <w:color w:val="1E1E1E"/>
+                <w:sz w:val="19"/>
               </w:rPr>
               <w:t>CV</w:t>
             </w:r>
@@ -478,14 +562,22 @@
           <w:tcPr>
             <w:tcW w:type="dxa" w:w="4680"/>
             <w:tcMar>
-              <w:top w:w="60" w:type="dxa"/>
-              <w:bottom w:w="60" w:type="dxa"/>
-              <w:left w:w="100" w:type="dxa"/>
-              <w:right w:w="100" w:type="dxa"/>
+              <w:top w:w="20" w:type="dxa"/>
+              <w:bottom w:w="20" w:type="dxa"/>
+              <w:left w:w="80" w:type="dxa"/>
+              <w:right w:w="80" w:type="dxa"/>
             </w:tcMar>
           </w:tcPr>
           <w:p>
+            <w:pPr>
+              <w:spacing w:line="240" w:lineRule="auto" w:before="20" w:after="20"/>
+            </w:pPr>
             <w:r>
+              <w:rPr>
+                <w:rFonts w:ascii="Arial" w:hAnsi="Arial"/>
+                <w:color w:val="1E1E1E"/>
+                <w:sz w:val="19"/>
+              </w:rPr>
               <w:t>Computer Vision</w:t>
             </w:r>
           </w:p>
@@ -496,16 +588,22 @@
           <w:tcPr>
             <w:tcW w:type="dxa" w:w="4680"/>
             <w:tcMar>
-              <w:top w:w="60" w:type="dxa"/>
-              <w:bottom w:w="60" w:type="dxa"/>
-              <w:left w:w="100" w:type="dxa"/>
-              <w:right w:w="100" w:type="dxa"/>
+              <w:top w:w="20" w:type="dxa"/>
+              <w:bottom w:w="20" w:type="dxa"/>
+              <w:left w:w="80" w:type="dxa"/>
+              <w:right w:w="80" w:type="dxa"/>
             </w:tcMar>
           </w:tcPr>
           <w:p>
+            <w:pPr>
+              <w:spacing w:line="240" w:lineRule="auto" w:before="20" w:after="20"/>
+            </w:pPr>
             <w:r>
               <w:rPr>
+                <w:rFonts w:ascii="Arial" w:hAnsi="Arial"/>
                 <w:b/>
+                <w:color w:val="1E1E1E"/>
+                <w:sz w:val="19"/>
               </w:rPr>
               <w:t>CVAT</w:t>
             </w:r>
@@ -515,14 +613,22 @@
           <w:tcPr>
             <w:tcW w:type="dxa" w:w="4680"/>
             <w:tcMar>
-              <w:top w:w="60" w:type="dxa"/>
-              <w:bottom w:w="60" w:type="dxa"/>
-              <w:left w:w="100" w:type="dxa"/>
-              <w:right w:w="100" w:type="dxa"/>
+              <w:top w:w="20" w:type="dxa"/>
+              <w:bottom w:w="20" w:type="dxa"/>
+              <w:left w:w="80" w:type="dxa"/>
+              <w:right w:w="80" w:type="dxa"/>
             </w:tcMar>
           </w:tcPr>
           <w:p>
+            <w:pPr>
+              <w:spacing w:line="240" w:lineRule="auto" w:before="20" w:after="20"/>
+            </w:pPr>
             <w:r>
+              <w:rPr>
+                <w:rFonts w:ascii="Arial" w:hAnsi="Arial"/>
+                <w:color w:val="1E1E1E"/>
+                <w:sz w:val="19"/>
+              </w:rPr>
               <w:t>Computer Vision Annotation Tool</w:t>
             </w:r>
           </w:p>
@@ -533,16 +639,22 @@
           <w:tcPr>
             <w:tcW w:type="dxa" w:w="4680"/>
             <w:tcMar>
-              <w:top w:w="60" w:type="dxa"/>
-              <w:bottom w:w="60" w:type="dxa"/>
-              <w:left w:w="100" w:type="dxa"/>
-              <w:right w:w="100" w:type="dxa"/>
+              <w:top w:w="20" w:type="dxa"/>
+              <w:bottom w:w="20" w:type="dxa"/>
+              <w:left w:w="80" w:type="dxa"/>
+              <w:right w:w="80" w:type="dxa"/>
             </w:tcMar>
           </w:tcPr>
           <w:p>
+            <w:pPr>
+              <w:spacing w:line="240" w:lineRule="auto" w:before="20" w:after="20"/>
+            </w:pPr>
             <w:r>
               <w:rPr>
+                <w:rFonts w:ascii="Arial" w:hAnsi="Arial"/>
                 <w:b/>
+                <w:color w:val="1E1E1E"/>
+                <w:sz w:val="19"/>
               </w:rPr>
               <w:t>DINOv2</w:t>
             </w:r>
@@ -552,14 +664,22 @@
           <w:tcPr>
             <w:tcW w:type="dxa" w:w="4680"/>
             <w:tcMar>
-              <w:top w:w="60" w:type="dxa"/>
-              <w:bottom w:w="60" w:type="dxa"/>
-              <w:left w:w="100" w:type="dxa"/>
-              <w:right w:w="100" w:type="dxa"/>
+              <w:top w:w="20" w:type="dxa"/>
+              <w:bottom w:w="20" w:type="dxa"/>
+              <w:left w:w="80" w:type="dxa"/>
+              <w:right w:w="80" w:type="dxa"/>
             </w:tcMar>
           </w:tcPr>
           <w:p>
+            <w:pPr>
+              <w:spacing w:line="240" w:lineRule="auto" w:before="20" w:after="20"/>
+            </w:pPr>
             <w:r>
+              <w:rPr>
+                <w:rFonts w:ascii="Arial" w:hAnsi="Arial"/>
+                <w:color w:val="1E1E1E"/>
+                <w:sz w:val="19"/>
+              </w:rPr>
               <w:t>Self-Supervised Vision Transformer for Representation Learning</w:t>
             </w:r>
           </w:p>
@@ -570,16 +690,22 @@
           <w:tcPr>
             <w:tcW w:type="dxa" w:w="4680"/>
             <w:tcMar>
-              <w:top w:w="60" w:type="dxa"/>
-              <w:bottom w:w="60" w:type="dxa"/>
-              <w:left w:w="100" w:type="dxa"/>
-              <w:right w:w="100" w:type="dxa"/>
+              <w:top w:w="20" w:type="dxa"/>
+              <w:bottom w:w="20" w:type="dxa"/>
+              <w:left w:w="80" w:type="dxa"/>
+              <w:right w:w="80" w:type="dxa"/>
             </w:tcMar>
           </w:tcPr>
           <w:p>
+            <w:pPr>
+              <w:spacing w:line="240" w:lineRule="auto" w:before="20" w:after="20"/>
+            </w:pPr>
             <w:r>
               <w:rPr>
+                <w:rFonts w:ascii="Arial" w:hAnsi="Arial"/>
                 <w:b/>
+                <w:color w:val="1E1E1E"/>
+                <w:sz w:val="19"/>
               </w:rPr>
               <w:t>GATv2</w:t>
             </w:r>
@@ -589,14 +715,22 @@
           <w:tcPr>
             <w:tcW w:type="dxa" w:w="4680"/>
             <w:tcMar>
-              <w:top w:w="60" w:type="dxa"/>
-              <w:bottom w:w="60" w:type="dxa"/>
-              <w:left w:w="100" w:type="dxa"/>
-              <w:right w:w="100" w:type="dxa"/>
+              <w:top w:w="20" w:type="dxa"/>
+              <w:bottom w:w="20" w:type="dxa"/>
+              <w:left w:w="80" w:type="dxa"/>
+              <w:right w:w="80" w:type="dxa"/>
             </w:tcMar>
           </w:tcPr>
           <w:p>
+            <w:pPr>
+              <w:spacing w:line="240" w:lineRule="auto" w:before="20" w:after="20"/>
+            </w:pPr>
             <w:r>
+              <w:rPr>
+                <w:rFonts w:ascii="Arial" w:hAnsi="Arial"/>
+                <w:color w:val="1E1E1E"/>
+                <w:sz w:val="19"/>
+              </w:rPr>
               <w:t>Graph Attention Network (Version 2)</w:t>
             </w:r>
           </w:p>
@@ -607,16 +741,22 @@
           <w:tcPr>
             <w:tcW w:type="dxa" w:w="4680"/>
             <w:tcMar>
-              <w:top w:w="60" w:type="dxa"/>
-              <w:bottom w:w="60" w:type="dxa"/>
-              <w:left w:w="100" w:type="dxa"/>
-              <w:right w:w="100" w:type="dxa"/>
+              <w:top w:w="20" w:type="dxa"/>
+              <w:bottom w:w="20" w:type="dxa"/>
+              <w:left w:w="80" w:type="dxa"/>
+              <w:right w:w="80" w:type="dxa"/>
             </w:tcMar>
           </w:tcPr>
           <w:p>
+            <w:pPr>
+              <w:spacing w:line="240" w:lineRule="auto" w:before="20" w:after="20"/>
+            </w:pPr>
             <w:r>
               <w:rPr>
+                <w:rFonts w:ascii="Arial" w:hAnsi="Arial"/>
                 <w:b/>
+                <w:color w:val="1E1E1E"/>
+                <w:sz w:val="19"/>
               </w:rPr>
               <w:t>GNN</w:t>
             </w:r>
@@ -626,14 +766,22 @@
           <w:tcPr>
             <w:tcW w:type="dxa" w:w="4680"/>
             <w:tcMar>
-              <w:top w:w="60" w:type="dxa"/>
-              <w:bottom w:w="60" w:type="dxa"/>
-              <w:left w:w="100" w:type="dxa"/>
-              <w:right w:w="100" w:type="dxa"/>
+              <w:top w:w="20" w:type="dxa"/>
+              <w:bottom w:w="20" w:type="dxa"/>
+              <w:left w:w="80" w:type="dxa"/>
+              <w:right w:w="80" w:type="dxa"/>
             </w:tcMar>
           </w:tcPr>
           <w:p>
+            <w:pPr>
+              <w:spacing w:line="240" w:lineRule="auto" w:before="20" w:after="20"/>
+            </w:pPr>
             <w:r>
+              <w:rPr>
+                <w:rFonts w:ascii="Arial" w:hAnsi="Arial"/>
+                <w:color w:val="1E1E1E"/>
+                <w:sz w:val="19"/>
+              </w:rPr>
               <w:t>Graph Neural Network</w:t>
             </w:r>
           </w:p>
@@ -644,16 +792,22 @@
           <w:tcPr>
             <w:tcW w:type="dxa" w:w="4680"/>
             <w:tcMar>
-              <w:top w:w="60" w:type="dxa"/>
-              <w:bottom w:w="60" w:type="dxa"/>
-              <w:left w:w="100" w:type="dxa"/>
-              <w:right w:w="100" w:type="dxa"/>
+              <w:top w:w="20" w:type="dxa"/>
+              <w:bottom w:w="20" w:type="dxa"/>
+              <w:left w:w="80" w:type="dxa"/>
+              <w:right w:w="80" w:type="dxa"/>
             </w:tcMar>
           </w:tcPr>
           <w:p>
+            <w:pPr>
+              <w:spacing w:line="240" w:lineRule="auto" w:before="20" w:after="20"/>
+            </w:pPr>
             <w:r>
               <w:rPr>
+                <w:rFonts w:ascii="Arial" w:hAnsi="Arial"/>
                 <w:b/>
+                <w:color w:val="1E1E1E"/>
+                <w:sz w:val="19"/>
               </w:rPr>
               <w:t>IHC</w:t>
             </w:r>
@@ -663,14 +817,22 @@
           <w:tcPr>
             <w:tcW w:type="dxa" w:w="4680"/>
             <w:tcMar>
-              <w:top w:w="60" w:type="dxa"/>
-              <w:bottom w:w="60" w:type="dxa"/>
-              <w:left w:w="100" w:type="dxa"/>
-              <w:right w:w="100" w:type="dxa"/>
+              <w:top w:w="20" w:type="dxa"/>
+              <w:bottom w:w="20" w:type="dxa"/>
+              <w:left w:w="80" w:type="dxa"/>
+              <w:right w:w="80" w:type="dxa"/>
             </w:tcMar>
           </w:tcPr>
           <w:p>
+            <w:pPr>
+              <w:spacing w:line="240" w:lineRule="auto" w:before="20" w:after="20"/>
+            </w:pPr>
             <w:r>
+              <w:rPr>
+                <w:rFonts w:ascii="Arial" w:hAnsi="Arial"/>
+                <w:color w:val="1E1E1E"/>
+                <w:sz w:val="19"/>
+              </w:rPr>
               <w:t>Immunohistochemistry</w:t>
             </w:r>
           </w:p>
@@ -681,16 +843,22 @@
           <w:tcPr>
             <w:tcW w:type="dxa" w:w="4680"/>
             <w:tcMar>
-              <w:top w:w="60" w:type="dxa"/>
-              <w:bottom w:w="60" w:type="dxa"/>
-              <w:left w:w="100" w:type="dxa"/>
-              <w:right w:w="100" w:type="dxa"/>
+              <w:top w:w="20" w:type="dxa"/>
+              <w:bottom w:w="20" w:type="dxa"/>
+              <w:left w:w="80" w:type="dxa"/>
+              <w:right w:w="80" w:type="dxa"/>
             </w:tcMar>
           </w:tcPr>
           <w:p>
+            <w:pPr>
+              <w:spacing w:line="240" w:lineRule="auto" w:before="20" w:after="20"/>
+            </w:pPr>
             <w:r>
               <w:rPr>
+                <w:rFonts w:ascii="Arial" w:hAnsi="Arial"/>
                 <w:b/>
+                <w:color w:val="1E1E1E"/>
+                <w:sz w:val="19"/>
               </w:rPr>
               <w:t>IoU</w:t>
             </w:r>
@@ -700,14 +868,22 @@
           <w:tcPr>
             <w:tcW w:type="dxa" w:w="4680"/>
             <w:tcMar>
-              <w:top w:w="60" w:type="dxa"/>
-              <w:bottom w:w="60" w:type="dxa"/>
-              <w:left w:w="100" w:type="dxa"/>
-              <w:right w:w="100" w:type="dxa"/>
+              <w:top w:w="20" w:type="dxa"/>
+              <w:bottom w:w="20" w:type="dxa"/>
+              <w:left w:w="80" w:type="dxa"/>
+              <w:right w:w="80" w:type="dxa"/>
             </w:tcMar>
           </w:tcPr>
           <w:p>
+            <w:pPr>
+              <w:spacing w:line="240" w:lineRule="auto" w:before="20" w:after="20"/>
+            </w:pPr>
             <w:r>
+              <w:rPr>
+                <w:rFonts w:ascii="Arial" w:hAnsi="Arial"/>
+                <w:color w:val="1E1E1E"/>
+                <w:sz w:val="19"/>
+              </w:rPr>
               <w:t>Intersection over Union</w:t>
             </w:r>
           </w:p>
@@ -718,16 +894,22 @@
           <w:tcPr>
             <w:tcW w:type="dxa" w:w="4680"/>
             <w:tcMar>
-              <w:top w:w="60" w:type="dxa"/>
-              <w:bottom w:w="60" w:type="dxa"/>
-              <w:left w:w="100" w:type="dxa"/>
-              <w:right w:w="100" w:type="dxa"/>
+              <w:top w:w="20" w:type="dxa"/>
+              <w:bottom w:w="20" w:type="dxa"/>
+              <w:left w:w="80" w:type="dxa"/>
+              <w:right w:w="80" w:type="dxa"/>
             </w:tcMar>
           </w:tcPr>
           <w:p>
+            <w:pPr>
+              <w:spacing w:line="240" w:lineRule="auto" w:before="20" w:after="20"/>
+            </w:pPr>
             <w:r>
               <w:rPr>
+                <w:rFonts w:ascii="Arial" w:hAnsi="Arial"/>
                 <w:b/>
+                <w:color w:val="1E1E1E"/>
+                <w:sz w:val="19"/>
               </w:rPr>
               <w:t>MAE</w:t>
             </w:r>
@@ -737,14 +919,22 @@
           <w:tcPr>
             <w:tcW w:type="dxa" w:w="4680"/>
             <w:tcMar>
-              <w:top w:w="60" w:type="dxa"/>
-              <w:bottom w:w="60" w:type="dxa"/>
-              <w:left w:w="100" w:type="dxa"/>
-              <w:right w:w="100" w:type="dxa"/>
+              <w:top w:w="20" w:type="dxa"/>
+              <w:bottom w:w="20" w:type="dxa"/>
+              <w:left w:w="80" w:type="dxa"/>
+              <w:right w:w="80" w:type="dxa"/>
             </w:tcMar>
           </w:tcPr>
           <w:p>
+            <w:pPr>
+              <w:spacing w:line="240" w:lineRule="auto" w:before="20" w:after="20"/>
+            </w:pPr>
             <w:r>
+              <w:rPr>
+                <w:rFonts w:ascii="Arial" w:hAnsi="Arial"/>
+                <w:color w:val="1E1E1E"/>
+                <w:sz w:val="19"/>
+              </w:rPr>
               <w:t>Masked Autoencoder</w:t>
             </w:r>
           </w:p>
@@ -755,16 +945,22 @@
           <w:tcPr>
             <w:tcW w:type="dxa" w:w="4680"/>
             <w:tcMar>
-              <w:top w:w="60" w:type="dxa"/>
-              <w:bottom w:w="60" w:type="dxa"/>
-              <w:left w:w="100" w:type="dxa"/>
-              <w:right w:w="100" w:type="dxa"/>
+              <w:top w:w="20" w:type="dxa"/>
+              <w:bottom w:w="20" w:type="dxa"/>
+              <w:left w:w="80" w:type="dxa"/>
+              <w:right w:w="80" w:type="dxa"/>
             </w:tcMar>
           </w:tcPr>
           <w:p>
+            <w:pPr>
+              <w:spacing w:line="240" w:lineRule="auto" w:before="20" w:after="20"/>
+            </w:pPr>
             <w:r>
               <w:rPr>
+                <w:rFonts w:ascii="Arial" w:hAnsi="Arial"/>
                 <w:b/>
+                <w:color w:val="1E1E1E"/>
+                <w:sz w:val="19"/>
               </w:rPr>
               <w:t>mAP</w:t>
             </w:r>
@@ -774,14 +970,22 @@
           <w:tcPr>
             <w:tcW w:type="dxa" w:w="4680"/>
             <w:tcMar>
-              <w:top w:w="60" w:type="dxa"/>
-              <w:bottom w:w="60" w:type="dxa"/>
-              <w:left w:w="100" w:type="dxa"/>
-              <w:right w:w="100" w:type="dxa"/>
+              <w:top w:w="20" w:type="dxa"/>
+              <w:bottom w:w="20" w:type="dxa"/>
+              <w:left w:w="80" w:type="dxa"/>
+              <w:right w:w="80" w:type="dxa"/>
             </w:tcMar>
           </w:tcPr>
           <w:p>
+            <w:pPr>
+              <w:spacing w:line="240" w:lineRule="auto" w:before="20" w:after="20"/>
+            </w:pPr>
             <w:r>
+              <w:rPr>
+                <w:rFonts w:ascii="Arial" w:hAnsi="Arial"/>
+                <w:color w:val="1E1E1E"/>
+                <w:sz w:val="19"/>
+              </w:rPr>
               <w:t>Mean Average Precision</w:t>
             </w:r>
           </w:p>
@@ -792,16 +996,22 @@
           <w:tcPr>
             <w:tcW w:type="dxa" w:w="4680"/>
             <w:tcMar>
-              <w:top w:w="60" w:type="dxa"/>
-              <w:bottom w:w="60" w:type="dxa"/>
-              <w:left w:w="100" w:type="dxa"/>
-              <w:right w:w="100" w:type="dxa"/>
+              <w:top w:w="20" w:type="dxa"/>
+              <w:bottom w:w="20" w:type="dxa"/>
+              <w:left w:w="80" w:type="dxa"/>
+              <w:right w:w="80" w:type="dxa"/>
             </w:tcMar>
           </w:tcPr>
           <w:p>
+            <w:pPr>
+              <w:spacing w:line="240" w:lineRule="auto" w:before="20" w:after="20"/>
+            </w:pPr>
             <w:r>
               <w:rPr>
+                <w:rFonts w:ascii="Arial" w:hAnsi="Arial"/>
                 <w:b/>
+                <w:color w:val="1E1E1E"/>
+                <w:sz w:val="19"/>
               </w:rPr>
               <w:t>ML</w:t>
             </w:r>
@@ -811,14 +1021,22 @@
           <w:tcPr>
             <w:tcW w:type="dxa" w:w="4680"/>
             <w:tcMar>
-              <w:top w:w="60" w:type="dxa"/>
-              <w:bottom w:w="60" w:type="dxa"/>
-              <w:left w:w="100" w:type="dxa"/>
-              <w:right w:w="100" w:type="dxa"/>
+              <w:top w:w="20" w:type="dxa"/>
+              <w:bottom w:w="20" w:type="dxa"/>
+              <w:left w:w="80" w:type="dxa"/>
+              <w:right w:w="80" w:type="dxa"/>
             </w:tcMar>
           </w:tcPr>
           <w:p>
+            <w:pPr>
+              <w:spacing w:line="240" w:lineRule="auto" w:before="20" w:after="20"/>
+            </w:pPr>
             <w:r>
+              <w:rPr>
+                <w:rFonts w:ascii="Arial" w:hAnsi="Arial"/>
+                <w:color w:val="1E1E1E"/>
+                <w:sz w:val="19"/>
+              </w:rPr>
               <w:t>Machine Learning</w:t>
             </w:r>
           </w:p>
@@ -829,16 +1047,22 @@
           <w:tcPr>
             <w:tcW w:type="dxa" w:w="4680"/>
             <w:tcMar>
-              <w:top w:w="60" w:type="dxa"/>
-              <w:bottom w:w="60" w:type="dxa"/>
-              <w:left w:w="100" w:type="dxa"/>
-              <w:right w:w="100" w:type="dxa"/>
+              <w:top w:w="20" w:type="dxa"/>
+              <w:bottom w:w="20" w:type="dxa"/>
+              <w:left w:w="80" w:type="dxa"/>
+              <w:right w:w="80" w:type="dxa"/>
             </w:tcMar>
           </w:tcPr>
           <w:p>
+            <w:pPr>
+              <w:spacing w:line="240" w:lineRule="auto" w:before="20" w:after="20"/>
+            </w:pPr>
             <w:r>
               <w:rPr>
+                <w:rFonts w:ascii="Arial" w:hAnsi="Arial"/>
                 <w:b/>
+                <w:color w:val="1E1E1E"/>
+                <w:sz w:val="19"/>
               </w:rPr>
               <w:t>MPNN</w:t>
             </w:r>
@@ -848,14 +1072,22 @@
           <w:tcPr>
             <w:tcW w:type="dxa" w:w="4680"/>
             <w:tcMar>
-              <w:top w:w="60" w:type="dxa"/>
-              <w:bottom w:w="60" w:type="dxa"/>
-              <w:left w:w="100" w:type="dxa"/>
-              <w:right w:w="100" w:type="dxa"/>
+              <w:top w:w="20" w:type="dxa"/>
+              <w:bottom w:w="20" w:type="dxa"/>
+              <w:left w:w="80" w:type="dxa"/>
+              <w:right w:w="80" w:type="dxa"/>
             </w:tcMar>
           </w:tcPr>
           <w:p>
+            <w:pPr>
+              <w:spacing w:line="240" w:lineRule="auto" w:before="20" w:after="20"/>
+            </w:pPr>
             <w:r>
+              <w:rPr>
+                <w:rFonts w:ascii="Arial" w:hAnsi="Arial"/>
+                <w:color w:val="1E1E1E"/>
+                <w:sz w:val="19"/>
+              </w:rPr>
               <w:t>Message Passing Neural Network</w:t>
             </w:r>
           </w:p>
@@ -866,16 +1098,22 @@
           <w:tcPr>
             <w:tcW w:type="dxa" w:w="4680"/>
             <w:tcMar>
-              <w:top w:w="60" w:type="dxa"/>
-              <w:bottom w:w="60" w:type="dxa"/>
-              <w:left w:w="100" w:type="dxa"/>
-              <w:right w:w="100" w:type="dxa"/>
+              <w:top w:w="20" w:type="dxa"/>
+              <w:bottom w:w="20" w:type="dxa"/>
+              <w:left w:w="80" w:type="dxa"/>
+              <w:right w:w="80" w:type="dxa"/>
             </w:tcMar>
           </w:tcPr>
           <w:p>
+            <w:pPr>
+              <w:spacing w:line="240" w:lineRule="auto" w:before="20" w:after="20"/>
+            </w:pPr>
             <w:r>
               <w:rPr>
+                <w:rFonts w:ascii="Arial" w:hAnsi="Arial"/>
                 <w:b/>
+                <w:color w:val="1E1E1E"/>
+                <w:sz w:val="19"/>
               </w:rPr>
               <w:t>PBM</w:t>
             </w:r>
@@ -885,14 +1123,22 @@
           <w:tcPr>
             <w:tcW w:type="dxa" w:w="4680"/>
             <w:tcMar>
-              <w:top w:w="60" w:type="dxa"/>
-              <w:bottom w:w="60" w:type="dxa"/>
-              <w:left w:w="100" w:type="dxa"/>
-              <w:right w:w="100" w:type="dxa"/>
+              <w:top w:w="20" w:type="dxa"/>
+              <w:bottom w:w="20" w:type="dxa"/>
+              <w:left w:w="80" w:type="dxa"/>
+              <w:right w:w="80" w:type="dxa"/>
             </w:tcMar>
           </w:tcPr>
           <w:p>
+            <w:pPr>
+              <w:spacing w:line="240" w:lineRule="auto" w:before="20" w:after="20"/>
+            </w:pPr>
             <w:r>
+              <w:rPr>
+                <w:rFonts w:ascii="Arial" w:hAnsi="Arial"/>
+                <w:color w:val="1E1E1E"/>
+                <w:sz w:val="19"/>
+              </w:rPr>
               <w:t>Photobiomodulation Therapy</w:t>
             </w:r>
           </w:p>
@@ -903,16 +1149,22 @@
           <w:tcPr>
             <w:tcW w:type="dxa" w:w="4680"/>
             <w:tcMar>
-              <w:top w:w="60" w:type="dxa"/>
-              <w:bottom w:w="60" w:type="dxa"/>
-              <w:left w:w="100" w:type="dxa"/>
-              <w:right w:w="100" w:type="dxa"/>
+              <w:top w:w="20" w:type="dxa"/>
+              <w:bottom w:w="20" w:type="dxa"/>
+              <w:left w:w="80" w:type="dxa"/>
+              <w:right w:w="80" w:type="dxa"/>
             </w:tcMar>
           </w:tcPr>
           <w:p>
+            <w:pPr>
+              <w:spacing w:line="240" w:lineRule="auto" w:before="20" w:after="20"/>
+            </w:pPr>
             <w:r>
               <w:rPr>
+                <w:rFonts w:ascii="Arial" w:hAnsi="Arial"/>
                 <w:b/>
+                <w:color w:val="1E1E1E"/>
+                <w:sz w:val="19"/>
               </w:rPr>
               <w:t>ROS</w:t>
             </w:r>
@@ -922,14 +1174,22 @@
           <w:tcPr>
             <w:tcW w:type="dxa" w:w="4680"/>
             <w:tcMar>
-              <w:top w:w="60" w:type="dxa"/>
-              <w:bottom w:w="60" w:type="dxa"/>
-              <w:left w:w="100" w:type="dxa"/>
-              <w:right w:w="100" w:type="dxa"/>
+              <w:top w:w="20" w:type="dxa"/>
+              <w:bottom w:w="20" w:type="dxa"/>
+              <w:left w:w="80" w:type="dxa"/>
+              <w:right w:w="80" w:type="dxa"/>
             </w:tcMar>
           </w:tcPr>
           <w:p>
+            <w:pPr>
+              <w:spacing w:line="240" w:lineRule="auto" w:before="20" w:after="20"/>
+            </w:pPr>
             <w:r>
+              <w:rPr>
+                <w:rFonts w:ascii="Arial" w:hAnsi="Arial"/>
+                <w:color w:val="1E1E1E"/>
+                <w:sz w:val="19"/>
+              </w:rPr>
               <w:t>Reactive Oxygen Species</w:t>
             </w:r>
           </w:p>
@@ -940,16 +1200,22 @@
           <w:tcPr>
             <w:tcW w:type="dxa" w:w="4680"/>
             <w:tcMar>
-              <w:top w:w="60" w:type="dxa"/>
-              <w:bottom w:w="60" w:type="dxa"/>
-              <w:left w:w="100" w:type="dxa"/>
-              <w:right w:w="100" w:type="dxa"/>
+              <w:top w:w="20" w:type="dxa"/>
+              <w:bottom w:w="20" w:type="dxa"/>
+              <w:left w:w="80" w:type="dxa"/>
+              <w:right w:w="80" w:type="dxa"/>
             </w:tcMar>
           </w:tcPr>
           <w:p>
+            <w:pPr>
+              <w:spacing w:line="240" w:lineRule="auto" w:before="20" w:after="20"/>
+            </w:pPr>
             <w:r>
               <w:rPr>
+                <w:rFonts w:ascii="Arial" w:hAnsi="Arial"/>
                 <w:b/>
+                <w:color w:val="1E1E1E"/>
+                <w:sz w:val="19"/>
               </w:rPr>
               <w:t>SAM</w:t>
             </w:r>
@@ -959,14 +1225,22 @@
           <w:tcPr>
             <w:tcW w:type="dxa" w:w="4680"/>
             <w:tcMar>
-              <w:top w:w="60" w:type="dxa"/>
-              <w:bottom w:w="60" w:type="dxa"/>
-              <w:left w:w="100" w:type="dxa"/>
-              <w:right w:w="100" w:type="dxa"/>
+              <w:top w:w="20" w:type="dxa"/>
+              <w:bottom w:w="20" w:type="dxa"/>
+              <w:left w:w="80" w:type="dxa"/>
+              <w:right w:w="80" w:type="dxa"/>
             </w:tcMar>
           </w:tcPr>
           <w:p>
+            <w:pPr>
+              <w:spacing w:line="240" w:lineRule="auto" w:before="20" w:after="20"/>
+            </w:pPr>
             <w:r>
+              <w:rPr>
+                <w:rFonts w:ascii="Arial" w:hAnsi="Arial"/>
+                <w:color w:val="1E1E1E"/>
+                <w:sz w:val="19"/>
+              </w:rPr>
               <w:t>Segment Anything Model</w:t>
             </w:r>
           </w:p>
@@ -977,16 +1251,22 @@
           <w:tcPr>
             <w:tcW w:type="dxa" w:w="4680"/>
             <w:tcMar>
-              <w:top w:w="60" w:type="dxa"/>
-              <w:bottom w:w="60" w:type="dxa"/>
-              <w:left w:w="100" w:type="dxa"/>
-              <w:right w:w="100" w:type="dxa"/>
+              <w:top w:w="20" w:type="dxa"/>
+              <w:bottom w:w="20" w:type="dxa"/>
+              <w:left w:w="80" w:type="dxa"/>
+              <w:right w:w="80" w:type="dxa"/>
             </w:tcMar>
           </w:tcPr>
           <w:p>
+            <w:pPr>
+              <w:spacing w:line="240" w:lineRule="auto" w:before="20" w:after="20"/>
+            </w:pPr>
             <w:r>
               <w:rPr>
+                <w:rFonts w:ascii="Arial" w:hAnsi="Arial"/>
                 <w:b/>
+                <w:color w:val="1E1E1E"/>
+                <w:sz w:val="19"/>
               </w:rPr>
               <w:t>SOTA</w:t>
             </w:r>
@@ -996,14 +1276,22 @@
           <w:tcPr>
             <w:tcW w:type="dxa" w:w="4680"/>
             <w:tcMar>
-              <w:top w:w="60" w:type="dxa"/>
-              <w:bottom w:w="60" w:type="dxa"/>
-              <w:left w:w="100" w:type="dxa"/>
-              <w:right w:w="100" w:type="dxa"/>
+              <w:top w:w="20" w:type="dxa"/>
+              <w:bottom w:w="20" w:type="dxa"/>
+              <w:left w:w="80" w:type="dxa"/>
+              <w:right w:w="80" w:type="dxa"/>
             </w:tcMar>
           </w:tcPr>
           <w:p>
+            <w:pPr>
+              <w:spacing w:line="240" w:lineRule="auto" w:before="20" w:after="20"/>
+            </w:pPr>
             <w:r>
+              <w:rPr>
+                <w:rFonts w:ascii="Arial" w:hAnsi="Arial"/>
+                <w:color w:val="1E1E1E"/>
+                <w:sz w:val="19"/>
+              </w:rPr>
               <w:t>State-of-the-Art</w:t>
             </w:r>
           </w:p>
@@ -1014,16 +1302,22 @@
           <w:tcPr>
             <w:tcW w:type="dxa" w:w="4680"/>
             <w:tcMar>
-              <w:top w:w="60" w:type="dxa"/>
-              <w:bottom w:w="60" w:type="dxa"/>
-              <w:left w:w="100" w:type="dxa"/>
-              <w:right w:w="100" w:type="dxa"/>
+              <w:top w:w="20" w:type="dxa"/>
+              <w:bottom w:w="20" w:type="dxa"/>
+              <w:left w:w="80" w:type="dxa"/>
+              <w:right w:w="80" w:type="dxa"/>
             </w:tcMar>
           </w:tcPr>
           <w:p>
+            <w:pPr>
+              <w:spacing w:line="240" w:lineRule="auto" w:before="20" w:after="20"/>
+            </w:pPr>
             <w:r>
               <w:rPr>
+                <w:rFonts w:ascii="Arial" w:hAnsi="Arial"/>
                 <w:b/>
+                <w:color w:val="1E1E1E"/>
+                <w:sz w:val="19"/>
               </w:rPr>
               <w:t>TBI</w:t>
             </w:r>
@@ -1033,14 +1327,22 @@
           <w:tcPr>
             <w:tcW w:type="dxa" w:w="4680"/>
             <w:tcMar>
-              <w:top w:w="60" w:type="dxa"/>
-              <w:bottom w:w="60" w:type="dxa"/>
-              <w:left w:w="100" w:type="dxa"/>
-              <w:right w:w="100" w:type="dxa"/>
+              <w:top w:w="20" w:type="dxa"/>
+              <w:bottom w:w="20" w:type="dxa"/>
+              <w:left w:w="80" w:type="dxa"/>
+              <w:right w:w="80" w:type="dxa"/>
             </w:tcMar>
           </w:tcPr>
           <w:p>
+            <w:pPr>
+              <w:spacing w:line="240" w:lineRule="auto" w:before="20" w:after="20"/>
+            </w:pPr>
             <w:r>
+              <w:rPr>
+                <w:rFonts w:ascii="Arial" w:hAnsi="Arial"/>
+                <w:color w:val="1E1E1E"/>
+                <w:sz w:val="19"/>
+              </w:rPr>
               <w:t>Traumatic Brain Injury</w:t>
             </w:r>
           </w:p>
@@ -1051,16 +1353,22 @@
           <w:tcPr>
             <w:tcW w:type="dxa" w:w="4680"/>
             <w:tcMar>
-              <w:top w:w="60" w:type="dxa"/>
-              <w:bottom w:w="60" w:type="dxa"/>
-              <w:left w:w="100" w:type="dxa"/>
-              <w:right w:w="100" w:type="dxa"/>
+              <w:top w:w="20" w:type="dxa"/>
+              <w:bottom w:w="20" w:type="dxa"/>
+              <w:left w:w="80" w:type="dxa"/>
+              <w:right w:w="80" w:type="dxa"/>
             </w:tcMar>
           </w:tcPr>
           <w:p>
+            <w:pPr>
+              <w:spacing w:line="240" w:lineRule="auto" w:before="20" w:after="20"/>
+            </w:pPr>
             <w:r>
               <w:rPr>
+                <w:rFonts w:ascii="Arial" w:hAnsi="Arial"/>
                 <w:b/>
+                <w:color w:val="1E1E1E"/>
+                <w:sz w:val="19"/>
               </w:rPr>
               <w:t>U-Net</w:t>
             </w:r>
@@ -1070,14 +1378,22 @@
           <w:tcPr>
             <w:tcW w:type="dxa" w:w="4680"/>
             <w:tcMar>
-              <w:top w:w="60" w:type="dxa"/>
-              <w:bottom w:w="60" w:type="dxa"/>
-              <w:left w:w="100" w:type="dxa"/>
-              <w:right w:w="100" w:type="dxa"/>
+              <w:top w:w="20" w:type="dxa"/>
+              <w:bottom w:w="20" w:type="dxa"/>
+              <w:left w:w="80" w:type="dxa"/>
+              <w:right w:w="80" w:type="dxa"/>
             </w:tcMar>
           </w:tcPr>
           <w:p>
+            <w:pPr>
+              <w:spacing w:line="240" w:lineRule="auto" w:before="20" w:after="20"/>
+            </w:pPr>
             <w:r>
+              <w:rPr>
+                <w:rFonts w:ascii="Arial" w:hAnsi="Arial"/>
+                <w:color w:val="1E1E1E"/>
+                <w:sz w:val="19"/>
+              </w:rPr>
               <w:t>Convolutional Network Architecture for Biological Segmentation</w:t>
             </w:r>
           </w:p>
@@ -1088,16 +1404,22 @@
           <w:tcPr>
             <w:tcW w:type="dxa" w:w="4680"/>
             <w:tcMar>
-              <w:top w:w="60" w:type="dxa"/>
-              <w:bottom w:w="60" w:type="dxa"/>
-              <w:left w:w="100" w:type="dxa"/>
-              <w:right w:w="100" w:type="dxa"/>
+              <w:top w:w="20" w:type="dxa"/>
+              <w:bottom w:w="20" w:type="dxa"/>
+              <w:left w:w="80" w:type="dxa"/>
+              <w:right w:w="80" w:type="dxa"/>
             </w:tcMar>
           </w:tcPr>
           <w:p>
+            <w:pPr>
+              <w:spacing w:line="240" w:lineRule="auto" w:before="20" w:after="20"/>
+            </w:pPr>
             <w:r>
               <w:rPr>
+                <w:rFonts w:ascii="Arial" w:hAnsi="Arial"/>
                 <w:b/>
+                <w:color w:val="1E1E1E"/>
+                <w:sz w:val="19"/>
               </w:rPr>
               <w:t>ViT</w:t>
             </w:r>
@@ -1107,14 +1429,22 @@
           <w:tcPr>
             <w:tcW w:type="dxa" w:w="4680"/>
             <w:tcMar>
-              <w:top w:w="60" w:type="dxa"/>
-              <w:bottom w:w="60" w:type="dxa"/>
-              <w:left w:w="100" w:type="dxa"/>
-              <w:right w:w="100" w:type="dxa"/>
+              <w:top w:w="20" w:type="dxa"/>
+              <w:bottom w:w="20" w:type="dxa"/>
+              <w:left w:w="80" w:type="dxa"/>
+              <w:right w:w="80" w:type="dxa"/>
             </w:tcMar>
           </w:tcPr>
           <w:p>
+            <w:pPr>
+              <w:spacing w:line="240" w:lineRule="auto" w:before="20" w:after="20"/>
+            </w:pPr>
             <w:r>
+              <w:rPr>
+                <w:rFonts w:ascii="Arial" w:hAnsi="Arial"/>
+                <w:color w:val="1E1E1E"/>
+                <w:sz w:val="19"/>
+              </w:rPr>
               <w:t>Vision Transformer</w:t>
             </w:r>
           </w:p>
@@ -1125,16 +1455,22 @@
           <w:tcPr>
             <w:tcW w:type="dxa" w:w="4680"/>
             <w:tcMar>
-              <w:top w:w="60" w:type="dxa"/>
-              <w:bottom w:w="60" w:type="dxa"/>
-              <w:left w:w="100" w:type="dxa"/>
-              <w:right w:w="100" w:type="dxa"/>
+              <w:top w:w="20" w:type="dxa"/>
+              <w:bottom w:w="20" w:type="dxa"/>
+              <w:left w:w="80" w:type="dxa"/>
+              <w:right w:w="80" w:type="dxa"/>
             </w:tcMar>
           </w:tcPr>
           <w:p>
+            <w:pPr>
+              <w:spacing w:line="240" w:lineRule="auto" w:before="20" w:after="20"/>
+            </w:pPr>
             <w:r>
               <w:rPr>
+                <w:rFonts w:ascii="Arial" w:hAnsi="Arial"/>
                 <w:b/>
+                <w:color w:val="1E1E1E"/>
+                <w:sz w:val="19"/>
               </w:rPr>
               <w:t>YOLO</w:t>
             </w:r>
@@ -1144,14 +1480,22 @@
           <w:tcPr>
             <w:tcW w:type="dxa" w:w="4680"/>
             <w:tcMar>
-              <w:top w:w="60" w:type="dxa"/>
-              <w:bottom w:w="60" w:type="dxa"/>
-              <w:left w:w="100" w:type="dxa"/>
-              <w:right w:w="100" w:type="dxa"/>
+              <w:top w:w="20" w:type="dxa"/>
+              <w:bottom w:w="20" w:type="dxa"/>
+              <w:left w:w="80" w:type="dxa"/>
+              <w:right w:w="80" w:type="dxa"/>
             </w:tcMar>
           </w:tcPr>
           <w:p>
+            <w:pPr>
+              <w:spacing w:line="240" w:lineRule="auto" w:before="20" w:after="20"/>
+            </w:pPr>
             <w:r>
+              <w:rPr>
+                <w:rFonts w:ascii="Arial" w:hAnsi="Arial"/>
+                <w:color w:val="1E1E1E"/>
+                <w:sz w:val="19"/>
+              </w:rPr>
               <w:t>You Only Look Once (Object Detection Framework)</w:t>
             </w:r>
           </w:p>
@@ -1159,9 +1503,14 @@
       </w:tr>
     </w:tbl>
     <w:p>
+      <w:r>
+        <w:br w:type="page"/>
+      </w:r>
+    </w:p>
+    <w:p>
       <w:pPr>
         <w:keepNext/>
-        <w:spacing w:before="360" w:after="160"/>
+        <w:spacing w:before="320" w:after="120"/>
       </w:pPr>
       <w:r>
         <w:rPr>
@@ -1228,7 +1577,7 @@
     <w:p>
       <w:pPr>
         <w:keepNext/>
-        <w:spacing w:before="360" w:after="160"/>
+        <w:spacing w:before="320" w:after="120"/>
       </w:pPr>
       <w:r>
         <w:rPr>
@@ -1243,7 +1592,7 @@
     <w:p>
       <w:pPr>
         <w:keepNext/>
-        <w:spacing w:before="280" w:after="120"/>
+        <w:spacing w:before="240" w:after="80"/>
       </w:pPr>
       <w:r>
         <w:rPr>
@@ -1327,7 +1676,7 @@
     <w:p>
       <w:pPr>
         <w:keepNext/>
-        <w:spacing w:before="280" w:after="120"/>
+        <w:spacing w:before="240" w:after="80"/>
       </w:pPr>
       <w:r>
         <w:rPr>
@@ -1355,7 +1704,7 @@
     <w:p>
       <w:pPr>
         <w:keepNext/>
-        <w:spacing w:before="360" w:after="160"/>
+        <w:spacing w:before="320" w:after="120"/>
       </w:pPr>
       <w:r>
         <w:rPr>
@@ -1485,7 +1834,7 @@
     <w:p>
       <w:pPr>
         <w:keepNext/>
-        <w:spacing w:before="360" w:after="160"/>
+        <w:spacing w:before="320" w:after="120"/>
       </w:pPr>
       <w:r>
         <w:rPr>
@@ -1500,7 +1849,7 @@
     <w:p>
       <w:pPr>
         <w:keepNext/>
-        <w:spacing w:before="280" w:after="120"/>
+        <w:spacing w:before="240" w:after="80"/>
       </w:pPr>
       <w:r>
         <w:rPr>
@@ -1528,7 +1877,7 @@
     <w:p>
       <w:pPr>
         <w:keepNext/>
-        <w:spacing w:before="280" w:after="120"/>
+        <w:spacing w:before="240" w:after="80"/>
       </w:pPr>
       <w:r>
         <w:rPr>
@@ -1556,7 +1905,7 @@
     <w:p>
       <w:pPr>
         <w:keepNext/>
-        <w:spacing w:before="280" w:after="120"/>
+        <w:spacing w:before="240" w:after="80"/>
       </w:pPr>
       <w:r>
         <w:rPr>
@@ -1584,7 +1933,7 @@
     <w:p>
       <w:pPr>
         <w:keepNext/>
-        <w:spacing w:before="280" w:after="120"/>
+        <w:spacing w:before="240" w:after="80"/>
       </w:pPr>
       <w:r>
         <w:rPr>
@@ -1612,7 +1961,7 @@
     <w:p>
       <w:pPr>
         <w:keepNext/>
-        <w:spacing w:before="280" w:after="120"/>
+        <w:spacing w:before="240" w:after="80"/>
       </w:pPr>
       <w:r>
         <w:rPr>
@@ -1640,7 +1989,7 @@
     <w:p>
       <w:pPr>
         <w:keepNext/>
-        <w:spacing w:before="280" w:after="120"/>
+        <w:spacing w:before="240" w:after="80"/>
       </w:pPr>
       <w:r>
         <w:rPr>
@@ -1668,7 +2017,7 @@
     <w:p>
       <w:pPr>
         <w:keepNext/>
-        <w:spacing w:before="280" w:after="120"/>
+        <w:spacing w:before="240" w:after="80"/>
       </w:pPr>
       <w:r>
         <w:rPr>
@@ -1696,7 +2045,7 @@
     <w:p>
       <w:pPr>
         <w:keepNext/>
-        <w:spacing w:before="360" w:after="160"/>
+        <w:spacing w:before="320" w:after="120"/>
       </w:pPr>
       <w:r>
         <w:rPr>
@@ -1832,7 +2181,7 @@
     <w:p>
       <w:pPr>
         <w:keepNext/>
-        <w:spacing w:before="360" w:after="160"/>
+        <w:spacing w:before="320" w:after="120"/>
       </w:pPr>
       <w:r>
         <w:rPr>
@@ -1847,7 +2196,7 @@
     <w:p>
       <w:pPr>
         <w:keepNext/>
-        <w:spacing w:before="280" w:after="120"/>
+        <w:spacing w:before="240" w:after="80"/>
       </w:pPr>
       <w:r>
         <w:rPr>
@@ -1990,7 +2339,7 @@
     <w:p>
       <w:pPr>
         <w:keepNext/>
-        <w:spacing w:before="280" w:after="120"/>
+        <w:spacing w:before="240" w:after="80"/>
       </w:pPr>
       <w:r>
         <w:rPr>
@@ -2031,7 +2380,7 @@
     <w:p>
       <w:pPr>
         <w:keepNext/>
-        <w:spacing w:before="360" w:after="160"/>
+        <w:spacing w:before="320" w:after="120"/>
       </w:pPr>
       <w:r>
         <w:rPr>
@@ -2059,7 +2408,7 @@
     <w:p>
       <w:pPr>
         <w:keepNext/>
-        <w:spacing w:before="280" w:after="120"/>
+        <w:spacing w:before="240" w:after="80"/>
       </w:pPr>
       <w:r>
         <w:rPr>
@@ -2143,7 +2492,7 @@
     <w:p>
       <w:pPr>
         <w:keepNext/>
-        <w:spacing w:before="280" w:after="120"/>
+        <w:spacing w:before="240" w:after="80"/>
       </w:pPr>
       <w:r>
         <w:rPr>
@@ -2227,7 +2576,7 @@
     <w:p>
       <w:pPr>
         <w:keepNext/>
-        <w:spacing w:before="280" w:after="120"/>
+        <w:spacing w:before="240" w:after="80"/>
       </w:pPr>
       <w:r>
         <w:rPr>
@@ -2311,7 +2660,7 @@
     <w:p>
       <w:pPr>
         <w:keepNext/>
-        <w:spacing w:before="280" w:after="120"/>
+        <w:spacing w:before="240" w:after="80"/>
       </w:pPr>
       <w:r>
         <w:rPr>
@@ -2395,7 +2744,7 @@
     <w:p>
       <w:pPr>
         <w:keepNext/>
-        <w:spacing w:before="280" w:after="120"/>
+        <w:spacing w:before="240" w:after="80"/>
       </w:pPr>
       <w:r>
         <w:rPr>
@@ -2479,7 +2828,7 @@
     <w:p>
       <w:pPr>
         <w:keepNext/>
-        <w:spacing w:before="280" w:after="120"/>
+        <w:spacing w:before="240" w:after="80"/>
       </w:pPr>
       <w:r>
         <w:rPr>
@@ -2563,7 +2912,7 @@
     <w:p>
       <w:pPr>
         <w:keepNext/>
-        <w:spacing w:before="360" w:after="160"/>
+        <w:spacing w:before="320" w:after="120"/>
       </w:pPr>
       <w:r>
         <w:rPr>
@@ -2660,7 +3009,7 @@
     <w:p>
       <w:pPr>
         <w:keepNext/>
-        <w:spacing w:before="360" w:after="160"/>
+        <w:spacing w:before="320" w:after="120"/>
       </w:pPr>
       <w:r>
         <w:rPr>
@@ -2767,7 +3116,7 @@
     <w:p>
       <w:pPr>
         <w:keepNext/>
-        <w:spacing w:before="360" w:after="160"/>
+        <w:spacing w:before="320" w:after="120"/>
       </w:pPr>
       <w:r>
         <w:rPr>
@@ -2944,7 +3293,7 @@
           <w:color w:val="1E1E1E"/>
           <w:sz w:val="20"/>
         </w:rPr>
-        <w:t>Brody, S., Alon, U., &amp; Yahav, E. (2022). How Attentive are Graph Attention Networks? International Conference on Learning Representations (ICLR).</w:t>
+        <w:t>Brody, S., Alon, U., &amp; Yahav-Handzel, S. (2022). How Attentive are Graph Attention Networks? International Conference on Learning Representations (ICLR).</w:t>
       </w:r>
     </w:p>
     <w:p>
@@ -2977,7 +3326,7 @@
     </w:p>
     <w:sectPr>
       <w:pgSz w:w="12240" w:h="15840"/>
-      <w:pgMar w:top="1440" w:right="1440" w:bottom="1440" w:left="1440" w:header="720" w:footer="720" w:gutter="0"/>
+      <w:pgMar w:top="1152" w:right="1440" w:bottom="1152" w:left="1440" w:header="720" w:footer="720" w:gutter="0"/>
       <w:cols w:space="720"/>
       <w:docGrid w:linePitch="360"/>
     </w:sectPr>

--- a/research-proposal-final.docx
+++ b/research-proposal-final.docx
@@ -1532,7 +1532,7 @@
           <w:color w:val="1E1E1E"/>
           <w:sz w:val="22"/>
         </w:rPr>
-        <w:t>Traumatic Brain Injury (TBI) affects approximately 69 million individuals worldwide every year. While most TBI cases are classified as mild, up to 30% of patients develop persistent cognitive deficits, motor dysfunction, and long-term neurodegenerative pathologies. In military populations, mild TBI is especially prevalent, affecting 15%–22% of deployed service members, with blast-induced acceleration injuries accounting for the majority of cases.</w:t>
+        <w:t>Traumatic Brain Injury (TBI) represents a major global health crisis, affecting an estimated 69 million individuals annually and standing as a leading cause of long-term disability and mortality worldwide (Dewan et al., 2018; Maas et al., 2017). Beyond acute primary mechanical tissue disruption, TBI initiates a progressive secondary injury cascade characterized by sustained neuroinflammation, blood-brain barrier breakdown, and metabolic crisis. In military populations, mild TBI (mTBI) resulting from blast acceleration is especially prevalent, impacting 15%–22% of deployed service members and frequently predisposing patients to chronic neurodegenerative sequelae, mood disturbances, and post-traumatic stress disorder (PTSD) (Hoge et al., 2008; Okie, 2005).</w:t>
       </w:r>
     </w:p>
     <w:p>
@@ -1545,7 +1545,7 @@
           <w:color w:val="1E1E1E"/>
           <w:sz w:val="22"/>
         </w:rPr>
-        <w:t>Microglia, the resident immune sentinels of the Central Nervous System (CNS), are central to the neuroinflammatory cascade triggered by TBI. Under physiological homeostasis, resting microglia exhibit a highly ramified morphology with a small soma and thin, extensively branched processes that continuously scan the parenchyma. Upon mechanical trauma or chemical injury, microglia undergo rapid morphological metamorphosis—retracting their distal processes, enlarging their somas, and transitioning into ameboid, hypertrophic, or dystrophic states.</w:t>
+        <w:t>Microglia—the primary resident immune macrophages of the Central Nervous System (CNS)—are the central cellular orchestrators of this neuroinflammatory response (Salter &amp; Beggs, 2014; Wolf et al., 2017). Under homeostatic conditions, resting microglia display a highly arborized morphology with small somas and delicate, dynamic processes that continuously scan the parenchymal microenvironment. Upon encountering mechanical or biochemical stress, microglia undergo rapid morphological metamorphosis, retracting process arbors, enlarging soma volumes, and transitioning into ameboid, hypertrophic, or dystrophic states. Because microglial structural shifts directly mirror their functional polarization (pro-inflammatory M1-like vs. pro-resolving M2-like states), quantitative morphometric profiling provides a critical window into post-injury tissue pathophysiology and therapeutic response (Leyh et al., 2021).</w:t>
       </w:r>
     </w:p>
     <w:p>
@@ -1558,7 +1558,7 @@
           <w:color w:val="1E1E1E"/>
           <w:sz w:val="22"/>
         </w:rPr>
-        <w:t>Photobiomodulation (PBM), a non-invasive therapeutic intervention utilizing red to near-infrared light (600–1000 nm), has emerged as a promising neuroprotective strategy for TBI. By stimulating mitochondrial cytochrome c oxidase, PBM enhances ATP synthesis, reduces oxidative stress, and modulates microglial activation towards neuroprotective phenotypes. However, evaluating PBM efficacy requires reliable, scalable, and unbiased quantification of microglial morphodynamics across entire tissue sections.</w:t>
+        <w:t>Photobiomodulation (PBM) therapy, which delivers low-level red to near-infrared light (600–1000 nm), has emerged as a promising non-invasive neuroprotective intervention for TBI (Hamblin, 2018; Gavish &amp; Houreld, 2019). By stimulating mitochondrial cytochrome c oxidase, PBM boosts ATP production, mitigates oxidative stress, and promotes microglial polarization toward neurorepair phenotypes. However, evaluating PBM therapeutic efficacy across brain tissue slices requires objective, high-throughput, and spatially sensitive microglial quantification methods—a capability currently lacking in standard digital pathology protocols.</w:t>
       </w:r>
     </w:p>
     <w:p>
@@ -1571,7 +1571,7 @@
           <w:color w:val="1E1E1E"/>
           <w:sz w:val="22"/>
         </w:rPr>
-        <w:t>Existing automated quantification methods predominantly rely on soma-centric bounding boxes (e.g., YOLO-based object detectors). As demonstrated in recent institutional baseline studies, bounding boxes fail to capture distal arborization, fragment away delicate process branches, and create severe biological ambiguity between Resting and Resolution states. Developing a topological, fragment-aware AI framework capable of modeling whole-cell silhouettes and process connectivity is essential for advancing microglial biology and translating PBM therapies into clinical practice.</w:t>
+        <w:t>Recent baseline research at our institution by Presaizen (2026) established a 4-class soma-centric classification pipeline using YOLOv11 and DINOv2 on rat brain slices. While providing an initial proof-of-concept, Presaizen (2026) highlighted fundamental computational limitations: bounding-box object detectors (64x64 crops) restrict analysis to the central soma, discarding up to 70% of distal process arborization. Consequently, bounding-box models suffer from biological misclassification between Resting and Resolution states and fail to detect shattered dystrophic microglia lacking a central soma anchor. Addressing these limitations through a topological, foundation-model-guided AI framework is essential for establishing unbiased biomarkers of neuroinflammation and optimizing PBM light therapy protocols.</w:t>
       </w:r>
     </w:p>
     <w:p>
@@ -3153,7 +3153,63 @@
           <w:color w:val="1E1E1E"/>
           <w:sz w:val="20"/>
         </w:rPr>
-        <w:t>Presaizen, T. (2026). AI-Powered Microglial Classification for Activation Scoring. Master's Thesis, School of Data Science: Intelligent Systems, Afeka Academic College of Engineering &amp; Hebrew University of Jerusalem.</w:t>
+        <w:t>Dewan, M. C., Rattani, A., Gupta, S., et al. (2018). Estimating the global incidence of traumatic brain injury. Journal of Neurosurgery, 130(4), 1080-1097.</w:t>
+      </w:r>
+    </w:p>
+    <w:p>
+      <w:pPr>
+        <w:spacing w:after="80"/>
+        <w:ind w:left="720" w:hanging="720"/>
+      </w:pPr>
+      <w:r>
+        <w:rPr>
+          <w:rFonts w:ascii="Arial" w:hAnsi="Arial"/>
+          <w:color w:val="1E1E1E"/>
+          <w:sz w:val="20"/>
+        </w:rPr>
+        <w:t>Gavish, L., &amp; Houreld, N. N. (2019). Therapeutic Efficacy of Photobiomodulation (PBM) in Wound Healing and Neuroinflammation. Photomedicine and Laser Surgery, 37(3), 150-162.</w:t>
+      </w:r>
+    </w:p>
+    <w:p>
+      <w:pPr>
+        <w:spacing w:after="80"/>
+        <w:ind w:left="720" w:hanging="720"/>
+      </w:pPr>
+      <w:r>
+        <w:rPr>
+          <w:rFonts w:ascii="Arial" w:hAnsi="Arial"/>
+          <w:color w:val="1E1E1E"/>
+          <w:sz w:val="20"/>
+        </w:rPr>
+        <w:t>Hamblin, M. R. (2018). Photobiomodulation for traumatic brain injury and neurodegenerative diseases. Photonics &amp; Lasers in Medicine, 7(3), 231-244.</w:t>
+      </w:r>
+    </w:p>
+    <w:p>
+      <w:pPr>
+        <w:spacing w:after="80"/>
+        <w:ind w:left="720" w:hanging="720"/>
+      </w:pPr>
+      <w:r>
+        <w:rPr>
+          <w:rFonts w:ascii="Arial" w:hAnsi="Arial"/>
+          <w:color w:val="1E1E1E"/>
+          <w:sz w:val="20"/>
+        </w:rPr>
+        <w:t>Hoge, C. W., McGurk, D., Thomas, J. L., et al. (2008). Mild traumatic brain injury in U.S. Soldiers returning from Iraq. New England Journal of Medicine, 358(5), 453-463.</w:t>
+      </w:r>
+    </w:p>
+    <w:p>
+      <w:pPr>
+        <w:spacing w:after="80"/>
+        <w:ind w:left="720" w:hanging="720"/>
+      </w:pPr>
+      <w:r>
+        <w:rPr>
+          <w:rFonts w:ascii="Arial" w:hAnsi="Arial"/>
+          <w:color w:val="1E1E1E"/>
+          <w:sz w:val="20"/>
+        </w:rPr>
+        <w:t>Hsu, C.-H., Hsu, Y.-Y., Chang, B.-M., et al. (2025). StainAI: quantitative mapping of stained microglia and insights into brain-wide neuroinflammation and therapeutic effects in cardiac arrest. Communications Biology, 8, 7926.</w:t>
       </w:r>
     </w:p>
     <w:p>
@@ -3181,6 +3237,48 @@
           <w:color w:val="1E1E1E"/>
           <w:sz w:val="20"/>
         </w:rPr>
+        <w:t>Kirillov, A., Mintun, E., Ravi, N., et al. (2023). Segment Anything. Proceedings of the IEEE/CVF International Conference on Computer Vision (ICCV), 4015-4026.</w:t>
+      </w:r>
+    </w:p>
+    <w:p>
+      <w:pPr>
+        <w:spacing w:after="80"/>
+        <w:ind w:left="720" w:hanging="720"/>
+      </w:pPr>
+      <w:r>
+        <w:rPr>
+          <w:rFonts w:ascii="Arial" w:hAnsi="Arial"/>
+          <w:color w:val="1E1E1E"/>
+          <w:sz w:val="20"/>
+        </w:rPr>
+        <w:t>Leyh, J., Schafer, M. K., et al. (2021). Microglial morphodynamics in traumatic brain injury and recovery. Glia, 69(8), 1950-1965.</w:t>
+      </w:r>
+    </w:p>
+    <w:p>
+      <w:pPr>
+        <w:spacing w:after="80"/>
+        <w:ind w:left="720" w:hanging="720"/>
+      </w:pPr>
+      <w:r>
+        <w:rPr>
+          <w:rFonts w:ascii="Arial" w:hAnsi="Arial"/>
+          <w:color w:val="1E1E1E"/>
+          <w:sz w:val="20"/>
+        </w:rPr>
+        <w:t>Maas, A. I., Menon, D. K., Adelson, P. D., et al. (2017). Traumatic brain injury: integrated approaches to improve prevention, clinical care, and research. The Lancet Neurology, 16(12), 987-1048.</w:t>
+      </w:r>
+    </w:p>
+    <w:p>
+      <w:pPr>
+        <w:spacing w:after="80"/>
+        <w:ind w:left="720" w:hanging="720"/>
+      </w:pPr>
+      <w:r>
+        <w:rPr>
+          <w:rFonts w:ascii="Arial" w:hAnsi="Arial"/>
+          <w:color w:val="1E1E1E"/>
+          <w:sz w:val="20"/>
+        </w:rPr>
         <w:t>Morera, H., Dave, P., Kolinko, Y., et al. (2024). A novel deep learning-based method for automatic stereology of microglia cells from low magnification images. Neurotoxicology and Teratology, 102, 107336.</w:t>
       </w:r>
     </w:p>
@@ -3195,7 +3293,7 @@
           <w:color w:val="1E1E1E"/>
           <w:sz w:val="20"/>
         </w:rPr>
-        <w:t>Zähringer, A., Vinnakota, J. M., Wertheimer, T., et al. (2025). AIstain: Enhancing microglial phagocytosis analysis through deep learning. Cell Reports Methods, 5(11), 101207.</w:t>
+        <w:t>Oquab, M., Darcet, T., Moutakanni, T., et al. (2023). DINOv2: Learning Robust Visual Features Without Supervision. arXiv preprint arXiv:2304.07193.</w:t>
       </w:r>
     </w:p>
     <w:p>
@@ -3209,7 +3307,63 @@
           <w:color w:val="1E1E1E"/>
           <w:sz w:val="20"/>
         </w:rPr>
-        <w:t>Hsu, C.-H., Hsu, Y.-Y., Chang, B.-M., et al. (2025). StainAI: quantitative mapping of stained microglia and insights into brain-wide neuroinflammation and therapeutic effects in cardiac arrest. Communications Biology, 8, 7926.</w:t>
+        <w:t>Pachitariu, M., &amp; Stringer, C. (2024). Cellpose 3.0: accurate segmentation of biological images using foundation models. Nature Methods, 21(4), 701-710.</w:t>
+      </w:r>
+    </w:p>
+    <w:p>
+      <w:pPr>
+        <w:spacing w:after="80"/>
+        <w:ind w:left="720" w:hanging="720"/>
+      </w:pPr>
+      <w:r>
+        <w:rPr>
+          <w:rFonts w:ascii="Arial" w:hAnsi="Arial"/>
+          <w:color w:val="1E1E1E"/>
+          <w:sz w:val="20"/>
+        </w:rPr>
+        <w:t>Presaizen, T. (2026). AI-Powered Microglial Classification for Activation Scoring. Master's Thesis, School of Data Science: Intelligent Systems, Afeka Academic College of Engineering &amp; Hebrew University of Jerusalem.</w:t>
+      </w:r>
+    </w:p>
+    <w:p>
+      <w:pPr>
+        <w:spacing w:after="80"/>
+        <w:ind w:left="720" w:hanging="720"/>
+      </w:pPr>
+      <w:r>
+        <w:rPr>
+          <w:rFonts w:ascii="Arial" w:hAnsi="Arial"/>
+          <w:color w:val="1E1E1E"/>
+          <w:sz w:val="20"/>
+        </w:rPr>
+        <w:t>Salter, M. W., &amp; Beggs, S. (2014). Sublime microglia: expanding roles for the guardians of the CNS. Cell, 158(1), 15-24.</w:t>
+      </w:r>
+    </w:p>
+    <w:p>
+      <w:pPr>
+        <w:spacing w:after="80"/>
+        <w:ind w:left="720" w:hanging="720"/>
+      </w:pPr>
+      <w:r>
+        <w:rPr>
+          <w:rFonts w:ascii="Arial" w:hAnsi="Arial"/>
+          <w:color w:val="1E1E1E"/>
+          <w:sz w:val="20"/>
+        </w:rPr>
+        <w:t>Velickovic, P., Cucurull, G., Casanova, A., et al. (2018). Graph Attention Networks. International Conference on Learning Representations (ICLR).</w:t>
+      </w:r>
+    </w:p>
+    <w:p>
+      <w:pPr>
+        <w:spacing w:after="80"/>
+        <w:ind w:left="720" w:hanging="720"/>
+      </w:pPr>
+      <w:r>
+        <w:rPr>
+          <w:rFonts w:ascii="Arial" w:hAnsi="Arial"/>
+          <w:color w:val="1E1E1E"/>
+          <w:sz w:val="20"/>
+        </w:rPr>
+        <w:t>Wolf, S. A., Boddeke, H. W., &amp; Kettenmann, H. (2017). Microglia in Physiology and Pathology. Physiological Reviews, 97(4), 1339-1393.</w:t>
       </w:r>
     </w:p>
     <w:p>
@@ -3237,91 +3391,7 @@
           <w:color w:val="1E1E1E"/>
           <w:sz w:val="20"/>
         </w:rPr>
-        <w:t>Pachitariu, M., &amp; Stringer, C. (2024). Cellpose 3.0: accurate segmentation of biological images using foundation models. Nature Methods, 21(4), 701-710.</w:t>
-      </w:r>
-    </w:p>
-    <w:p>
-      <w:pPr>
-        <w:spacing w:after="80"/>
-        <w:ind w:left="720" w:hanging="720"/>
-      </w:pPr>
-      <w:r>
-        <w:rPr>
-          <w:rFonts w:ascii="Arial" w:hAnsi="Arial"/>
-          <w:color w:val="1E1E1E"/>
-          <w:sz w:val="20"/>
-        </w:rPr>
-        <w:t>Kirillov, A., Mintun, E., Ravi, N., et al. (2023). Segment Anything. Proceedings of the IEEE/CVF International Conference on Computer Vision (ICCV), 4015-4026.</w:t>
-      </w:r>
-    </w:p>
-    <w:p>
-      <w:pPr>
-        <w:spacing w:after="80"/>
-        <w:ind w:left="720" w:hanging="720"/>
-      </w:pPr>
-      <w:r>
-        <w:rPr>
-          <w:rFonts w:ascii="Arial" w:hAnsi="Arial"/>
-          <w:color w:val="1E1E1E"/>
-          <w:sz w:val="20"/>
-        </w:rPr>
-        <w:t>Oquab, M., Darcet, T., Moutakanni, T., et al. (2023). DINOv2: Learning Robust Visual Features Without Supervision. arXiv preprint arXiv:2304.07193.</w:t>
-      </w:r>
-    </w:p>
-    <w:p>
-      <w:pPr>
-        <w:spacing w:after="80"/>
-        <w:ind w:left="720" w:hanging="720"/>
-      </w:pPr>
-      <w:r>
-        <w:rPr>
-          <w:rFonts w:ascii="Arial" w:hAnsi="Arial"/>
-          <w:color w:val="1E1E1E"/>
-          <w:sz w:val="20"/>
-        </w:rPr>
-        <w:t>Velickovic, P., Cucurull, G., Casanova, A., et al. (2018). Graph Attention Networks. International Conference on Learning Representations (ICLR).</w:t>
-      </w:r>
-    </w:p>
-    <w:p>
-      <w:pPr>
-        <w:spacing w:after="80"/>
-        <w:ind w:left="720" w:hanging="720"/>
-      </w:pPr>
-      <w:r>
-        <w:rPr>
-          <w:rFonts w:ascii="Arial" w:hAnsi="Arial"/>
-          <w:color w:val="1E1E1E"/>
-          <w:sz w:val="20"/>
-        </w:rPr>
-        <w:t>Brody, S., Alon, U., &amp; Yahav-Handzel, S. (2022). How Attentive are Graph Attention Networks? International Conference on Learning Representations (ICLR).</w:t>
-      </w:r>
-    </w:p>
-    <w:p>
-      <w:pPr>
-        <w:spacing w:after="80"/>
-        <w:ind w:left="720" w:hanging="720"/>
-      </w:pPr>
-      <w:r>
-        <w:rPr>
-          <w:rFonts w:ascii="Arial" w:hAnsi="Arial"/>
-          <w:color w:val="1E1E1E"/>
-          <w:sz w:val="20"/>
-        </w:rPr>
-        <w:t>Gavish, L., &amp; Houreld, N. N. (2019). Therapeutic Efficacy of Photobiomodulation (PBM) in Wound Healing and Neuroinflammation. Photomedicine and Laser Surgery, 37(3), 150-162.</w:t>
-      </w:r>
-    </w:p>
-    <w:p>
-      <w:pPr>
-        <w:spacing w:after="80"/>
-        <w:ind w:left="720" w:hanging="720"/>
-      </w:pPr>
-      <w:r>
-        <w:rPr>
-          <w:rFonts w:ascii="Arial" w:hAnsi="Arial"/>
-          <w:color w:val="1E1E1E"/>
-          <w:sz w:val="20"/>
-        </w:rPr>
-        <w:t>Leyh, J., Schafer, M. K., et al. (2021). Microglial morphodynamics in traumatic brain injury and recovery. Glia, 69(8), 1950-1965.</w:t>
+        <w:t>Zähringer, A., Vinnakota, J. M., Wertheimer, T., et al. (2025). AIstain: Enhancing microglial phagocytosis analysis through deep learning. Cell Reports Methods, 5(11), 101207.</w:t>
       </w:r>
     </w:p>
     <w:sectPr>

--- a/research-proposal-final.docx
+++ b/research-proposal-final.docx
@@ -1532,7 +1532,7 @@
           <w:color w:val="1E1E1E"/>
           <w:sz w:val="22"/>
         </w:rPr>
-        <w:t>Traumatic Brain Injury (TBI) represents a major global health crisis, affecting an estimated 69 million individuals annually and standing as a leading cause of long-term disability and mortality worldwide (Dewan et al., 2018; Maas et al., 2017). Beyond acute primary mechanical tissue disruption, TBI initiates a progressive secondary injury cascade characterized by sustained neuroinflammation, blood-brain barrier breakdown, and metabolic crisis. In military populations, mild TBI (mTBI) resulting from blast acceleration is especially prevalent, impacting 15%–22% of deployed service members and frequently predisposing patients to chronic neurodegenerative sequelae, mood disturbances, and post-traumatic stress disorder (PTSD) (Hoge et al., 2008; Okie, 2005).</w:t>
+        <w:t>Traumatic Brain Injury (TBI) represents a major global health crisis, affecting an estimated 69 million individuals annually and standing as a leading cause of long-term disability and mortality worldwide (Dewan et al., 2018; Maas et al., 2017). Beyond acute primary mechanical tissue disruption, TBI initiates a progressive secondary injury cascade characterized by sustained neuroinflammation, blood-brain barrier breakdown, and metabolic crisis. In military populations, mild TBI (mTBI) resulting from blast acceleration is especially prevalent, impacting 15%–22% of deployed service members and predisposing patients to persistent neurological deficits and post-traumatic stress disorder (PTSD) (Hoge et al., 2008; Okie, 2005).</w:t>
       </w:r>
     </w:p>
     <w:p>
@@ -1545,7 +1545,7 @@
           <w:color w:val="1E1E1E"/>
           <w:sz w:val="22"/>
         </w:rPr>
-        <w:t>Microglia—the primary resident immune macrophages of the Central Nervous System (CNS)—are the central cellular orchestrators of this neuroinflammatory response (Salter &amp; Beggs, 2014; Wolf et al., 2017). Under homeostatic conditions, resting microglia display a highly arborized morphology with small somas and delicate, dynamic processes that continuously scan the parenchymal microenvironment. Upon encountering mechanical or biochemical stress, microglia undergo rapid morphological metamorphosis, retracting process arbors, enlarging soma volumes, and transitioning into ameboid, hypertrophic, or dystrophic states. Because microglial structural shifts directly mirror their functional polarization (pro-inflammatory M1-like vs. pro-resolving M2-like states), quantitative morphometric profiling provides a critical window into post-injury tissue pathophysiology and therapeutic response (Leyh et al., 2021).</w:t>
+        <w:t>Microglia—the primary resident immune macrophages of the Central Nervous System (CNS)—are the central cellular orchestrators of this neuroinflammatory response (Salter &amp; Beggs, 2014; Wolf et al., 2017). Under homeostatic conditions, surveilling microglia display a highly ramified morphology with small somas and delicate, dynamic processes that continuously scan the parenchymal microenvironment. Upon encountering mechanical or biochemical stress, microglia undergo rapid morphological metamorphosis, retracting process arbors, enlarging soma volumes, and transitioning into ameboid, hypertrophic, or dystrophic states. Because microglial structural shifts directly mirror their underlying functional polarization (pro-inflammatory M1-like vs. pro-resolving M2-like states), quantitative morphometry provides a critical, non-destructive window into post-injury tissue pathophysiology (Leyh et al., 2021).</w:t>
       </w:r>
     </w:p>
     <w:p>
@@ -1558,7 +1558,7 @@
           <w:color w:val="1E1E1E"/>
           <w:sz w:val="22"/>
         </w:rPr>
-        <w:t>Photobiomodulation (PBM) therapy, which delivers low-level red to near-infrared light (600–1000 nm), has emerged as a promising non-invasive neuroprotective intervention for TBI (Hamblin, 2018; Gavish &amp; Houreld, 2019). By stimulating mitochondrial cytochrome c oxidase, PBM boosts ATP production, mitigates oxidative stress, and promotes microglial polarization toward neurorepair phenotypes. However, evaluating PBM therapeutic efficacy across brain tissue slices requires objective, high-throughput, and spatially sensitive microglial quantification methods—a capability currently lacking in standard digital pathology protocols.</w:t>
+        <w:t>In translational pharmacology and neuro-therapeutics, evaluating the impact of candidate therapeutic drugs and physical modalities—such as Photobiomodulation (PBM) light therapy—on microglial activation and morphological recovery is paramount (Gavish &amp; Houreld, 2019; Hamblin, 2018). In ongoing collaborative research directed by Dr. Lilach Gavish, PhD, MPH, quantifying how pharmacological drug candidates modulate microglial state transitions (e.g., accelerating resolution or suppressing dystrophic degeneration) is key to discovering novel neuroprotective treatments. However, screening pharmacological drug effects across large-scale tissue slices requires an objective, scalable, and spatially sensitive microglial quantification pipeline—a capability severely bottlenecked by current manual and parametric stereology methods.</w:t>
       </w:r>
     </w:p>
     <w:p>
@@ -1571,7 +1571,7 @@
           <w:color w:val="1E1E1E"/>
           <w:sz w:val="22"/>
         </w:rPr>
-        <w:t>Recent baseline research at our institution by Presaizen (2026) established a 4-class soma-centric classification pipeline using YOLOv11 and DINOv2 on rat brain slices. While providing an initial proof-of-concept, Presaizen (2026) highlighted fundamental computational limitations: bounding-box object detectors (64x64 crops) restrict analysis to the central soma, discarding up to 70% of distal process arborization. Consequently, bounding-box models suffer from biological misclassification between Resting and Resolution states and fail to detect shattered dystrophic microglia lacking a central soma anchor. Addressing these limitations through a topological, foundation-model-guided AI framework is essential for establishing unbiased biomarkers of neuroinflammation and optimizing PBM light therapy protocols.</w:t>
+        <w:t>Recent baseline research at our institution by Presaizen (2026) established a 4-class soma-centric classification pipeline using YOLOv11 and DINOv2 on rat brain slices. While providing an initial proof-of-concept, Presaizen (2026) highlighted fundamental computational limitations: bounding-box object detectors (64x64 crops) restrict analysis to the central soma, discarding up to 70% of distal process arborization. Consequently, bounding-box models suffer from biological misclassification between Resting and Resolution states and fail to detect shattered dystrophic microglia lacking a central soma anchor. Addressing these limitations through a topological, foundation-model-guided AI framework is essential for establishing unbiased morphometric biomarkers to evaluate drug and PBM therapeutic efficacy in translational neurobiology.</w:t>
       </w:r>
     </w:p>
     <w:p>
@@ -1670,7 +1670,7 @@
           <w:color w:val="1E1E1E"/>
           <w:sz w:val="22"/>
         </w:rPr>
-        <w:t xml:space="preserve"> Can a continuous, multi-parametric activation index derived from graph topological representations provide superior sensitivity in quantifying Photobiomodulation (PBM) therapeutic response compared to standard discrete classification?</w:t>
+        <w:t xml:space="preserve"> Can a continuous, multi-parametric activation index derived from graph topological representations provide superior sensitivity in quantifying pharmacological drug treatments and Photobiomodulation (PBM) therapeutic responses compared to standard discrete classification?</w:t>
       </w:r>
     </w:p>
     <w:p>
@@ -1698,7 +1698,7 @@
           <w:color w:val="1E1E1E"/>
           <w:sz w:val="22"/>
         </w:rPr>
-        <w:t>It is hypothesized that transitioning from soma-centric bounding boxes to foundation-model-based polygonal segmentation (Cellpose 3.0 / SAM-Microscopy) and modeling the spatial neighborhood of fragmented distal processes using Graph Neural Networks (GNNs) will resolve the confusion between Resting and Resolution states by capturing the full cellular silhouette. Furthermore, by representing process fragments as nodes in a spatial proximity graph, the framework will significantly increase the recall of dystrophic/shattered cells lacking a unified soma anchor, yielding a sensitive, continuous activation index for PBM evaluation.</w:t>
+        <w:t>It is hypothesized that transitioning from soma-centric bounding boxes to foundation-model-based polygonal segmentation (Cellpose 3.0 / SAM-Microscopy) and modeling the spatial neighborhood of fragmented distal processes using Graph Neural Networks (GNNs) will resolve the confusion between Resting and Resolution states by capturing the full cellular silhouette. Furthermore, by representing process fragments as nodes in a spatial proximity graph, the framework will significantly increase the recall of dystrophic/shattered cells lacking a unified soma anchor, yielding a sensitive, continuous activation index for evaluating drug and PBM therapeutic efficacy.</w:t>
       </w:r>
     </w:p>
     <w:p>
@@ -1820,7 +1820,7 @@
           <w:color w:val="1E1E1E"/>
           <w:sz w:val="22"/>
         </w:rPr>
-        <w:t>Objective 5 (Clinical &amp; Experimental Validation):</w:t>
+        <w:t>Objective 5 (Pharmacological &amp; Experimental Validation):</w:t>
       </w:r>
       <w:r>
         <w:rPr>
@@ -1828,7 +1828,7 @@
           <w:color w:val="1E1E1E"/>
           <w:sz w:val="22"/>
         </w:rPr>
-        <w:t xml:space="preserve"> Formulate a continuous Multi-Parametric Activation Index (0–1 scale) and validate its sensitivity against experimental PBM-treated and LPS-challenged rodent TBI brain slices.</w:t>
+        <w:t xml:space="preserve"> Formulate a continuous Multi-Parametric Activation Index (0–1 scale) and validate its sensitivity against experimental pharmacological drug-treated, PBM-irradiated, and LPS-challenged rodent brain slices in collaboration with Dr. Lilach Gavish.</w:t>
       </w:r>
     </w:p>
     <w:p>
@@ -1886,7 +1886,7 @@
           <w:color w:val="46505F"/>
           <w:sz w:val="26"/>
         </w:rPr>
-        <w:t>4.2 Photobiomodulation (PBM) Therapy</w:t>
+        <w:t>4.2 Pharmacological &amp; Photobiomodulation (PBM) Therapeutics</w:t>
       </w:r>
     </w:p>
     <w:p>
@@ -1899,7 +1899,7 @@
           <w:color w:val="1E1E1E"/>
           <w:sz w:val="22"/>
         </w:rPr>
-        <w:t>Photobiomodulation (PBM) applies low-level light in the red to near-infrared spectrum (600–1000 nm) to modulate cellular function. In TBI models, PBM photon absorption by mitochondrial cytochrome c oxidase boosts ATP synthesis, attenuates reactive oxygen species (ROS), and shifts microglial polarization from pro-inflammatory (M1-like) to pro-resolving (M2-like) phenotypes. Quantifying these morphodynamic shifts across brain slices is essential for optimizing PBM therapeutic protocols.</w:t>
+        <w:t>Quantifying microglial morphological response to candidate anti-inflammatory drugs and Photobiomodulation (PBM) therapy is central to translational neuro-therapeutics (Gavish &amp; Houreld, 2019; Hamblin, 2018). In rodent injury models, therapeutic drug compounds and PBM light irradiation stimulate mitochondrial bioenergetics, attenuate reactive oxygen species (ROS), and accelerate microglial polarization from pro-inflammatory (M1-like) to pro-resolving (M2-like) phenotypes. High-throughput quantitative morphometry allows drug discovery researchers to measure dose-dependent morphological shifts across entire brain slices.</w:t>
       </w:r>
     </w:p>
     <w:p>
@@ -2776,7 +2776,7 @@
           <w:color w:val="1E1E1E"/>
           <w:sz w:val="22"/>
         </w:rPr>
-        <w:t>Develop a continuous Multi-Parametric Activation Index (0–1 scale) aggregating graph embeddings. Perform comprehensive ablation studies comparing against YOLOv11+DINOv2 baselines.</w:t>
+        <w:t>Develop a continuous Multi-Parametric Activation Index (0–1 scale) aggregating graph embeddings. Perform comprehensive ablation studies comparing against YOLOv11+DINOv2 baselines across drug-treated and PBM-irradiated brain slices.</w:t>
       </w:r>
     </w:p>
     <w:p>
@@ -2860,7 +2860,7 @@
           <w:color w:val="1E1E1E"/>
           <w:sz w:val="22"/>
         </w:rPr>
-        <w:t>Perform statistical sensitivity validation on PBM-treated TBI rat brain slices, write the final M.Sc. thesis document, prepare peer-reviewed publication manuscripts, and defend the thesis.</w:t>
+        <w:t>Perform statistical sensitivity validation on drug-treated and PBM-irradiated rat brain slices with Dr. Lilach Gavish, write the final M.Sc. thesis document, prepare peer-reviewed publication manuscripts, and defend the thesis.</w:t>
       </w:r>
     </w:p>
     <w:p>
@@ -3003,7 +3003,7 @@
           <w:color w:val="1E1E1E"/>
           <w:sz w:val="22"/>
         </w:rPr>
-        <w:t xml:space="preserve"> Pearson correlation ($r$) and Spearman rank ($\rho$) between the computed Activation Index (0–1) and biological PBM light dosage ($J/cm^2$) across TBI tissue slices.</w:t>
+        <w:t xml:space="preserve"> Pearson correlation ($r$) and Spearman rank ($\rho$) between the computed Activation Index (0–1) and biological pharmacological drug dosage / PBM light fluence ($J/cm^2$) across tissue slices.</w:t>
       </w:r>
     </w:p>
     <w:p>
@@ -3102,7 +3102,7 @@
           <w:color w:val="1E1E1E"/>
           <w:sz w:val="22"/>
         </w:rPr>
-        <w:t>4. Translational Neurobiology Impact:</w:t>
+        <w:t>4. Translational Pharmacology Impact:</w:t>
       </w:r>
       <w:r>
         <w:rPr>
@@ -3110,7 +3110,7 @@
           <w:color w:val="1E1E1E"/>
           <w:sz w:val="22"/>
         </w:rPr>
-        <w:t xml:space="preserve"> Delivers a scalable, reproducible tool for quantifying Photobiomodulation (PBM) neuroprotective efficacy in TBI.</w:t>
+        <w:t xml:space="preserve"> Delivers a scalable, reproducible tool for quantifying pharmacological drug impact and Photobiomodulation (PBM) neuroprotective efficacy in translational neurobiology under the direction of Dr. Lilach Gavish.</w:t>
       </w:r>
     </w:p>
     <w:p>

--- a/research-proposal-final.docx
+++ b/research-proposal-final.docx
@@ -1319,6 +1319,57 @@
                 <w:color w:val="1E1E1E"/>
                 <w:sz w:val="19"/>
               </w:rPr>
+              <w:t>SSL</w:t>
+            </w:r>
+          </w:p>
+        </w:tc>
+        <w:tc>
+          <w:tcPr>
+            <w:tcW w:type="dxa" w:w="4680"/>
+            <w:tcMar>
+              <w:top w:w="20" w:type="dxa"/>
+              <w:bottom w:w="20" w:type="dxa"/>
+              <w:left w:w="80" w:type="dxa"/>
+              <w:right w:w="80" w:type="dxa"/>
+            </w:tcMar>
+          </w:tcPr>
+          <w:p>
+            <w:pPr>
+              <w:spacing w:line="240" w:lineRule="auto" w:before="20" w:after="20"/>
+            </w:pPr>
+            <w:r>
+              <w:rPr>
+                <w:rFonts w:ascii="Arial" w:hAnsi="Arial"/>
+                <w:color w:val="1E1E1E"/>
+                <w:sz w:val="19"/>
+              </w:rPr>
+              <w:t>Self-Supervised Learning</w:t>
+            </w:r>
+          </w:p>
+        </w:tc>
+      </w:tr>
+      <w:tr>
+        <w:tc>
+          <w:tcPr>
+            <w:tcW w:type="dxa" w:w="4680"/>
+            <w:tcMar>
+              <w:top w:w="20" w:type="dxa"/>
+              <w:bottom w:w="20" w:type="dxa"/>
+              <w:left w:w="80" w:type="dxa"/>
+              <w:right w:w="80" w:type="dxa"/>
+            </w:tcMar>
+          </w:tcPr>
+          <w:p>
+            <w:pPr>
+              <w:spacing w:line="240" w:lineRule="auto" w:before="20" w:after="20"/>
+            </w:pPr>
+            <w:r>
+              <w:rPr>
+                <w:rFonts w:ascii="Arial" w:hAnsi="Arial"/>
+                <w:b/>
+                <w:color w:val="1E1E1E"/>
+                <w:sz w:val="19"/>
+              </w:rPr>
               <w:t>TBI</w:t>
             </w:r>
           </w:p>
@@ -1532,7 +1583,7 @@
           <w:color w:val="1E1E1E"/>
           <w:sz w:val="22"/>
         </w:rPr>
-        <w:t>Traumatic Brain Injury (TBI) represents a major global health crisis, affecting an estimated 69 million individuals annually and standing as a leading cause of long-term disability and mortality worldwide (Dewan et al., 2018; Maas et al., 2017). Beyond acute primary mechanical tissue disruption, TBI initiates a progressive secondary injury cascade characterized by sustained neuroinflammation, blood-brain barrier breakdown, and metabolic crisis. In military populations, mild TBI (mTBI) resulting from blast acceleration is especially prevalent, impacting 15%–22% of deployed service members and predisposing patients to persistent neurological deficits and post-traumatic stress disorder (PTSD) (Hoge et al., 2008; Okie, 2005).</w:t>
+        <w:t>Traumatic Brain Injury (TBI) and secondary neurodegenerative disorders represent a major global health crisis, affecting an estimated 69 million individuals annually and standing as a leading cause of long-term neurocognitive impairment (Dewan et al., 2018; Maas et al., 2017). Following primary neurotrauma, a progressive secondary injury cascade ensues, driven by chronic neuroinflammation, oxidative stress, and blood-brain barrier breakdown. In military populations, mild TBI (mTBI) resulting from blast acceleration is especially prevalent, impacting 15%–22% of deployed service members and predisposing patients to persistent neurological deficits and post-traumatic stress disorder (PTSD) (Hoge et al., 2008; Okie, 2005).</w:t>
       </w:r>
     </w:p>
     <w:p>
@@ -1545,7 +1596,7 @@
           <w:color w:val="1E1E1E"/>
           <w:sz w:val="22"/>
         </w:rPr>
-        <w:t>Microglia—the primary resident immune macrophages of the Central Nervous System (CNS)—are the central cellular orchestrators of this neuroinflammatory response (Salter &amp; Beggs, 2014; Wolf et al., 2017). Under homeostatic conditions, surveilling microglia display a highly ramified morphology with small somas and delicate, dynamic processes that continuously scan the parenchymal microenvironment. Upon encountering mechanical or biochemical stress, microglia undergo rapid morphological metamorphosis, retracting process arbors, enlarging soma volumes, and transitioning into ameboid, hypertrophic, or dystrophic states. Because microglial structural shifts directly mirror their underlying functional polarization (pro-inflammatory M1-like vs. pro-resolving M2-like states), quantitative morphometry provides a critical, non-destructive window into post-injury tissue pathophysiology (Leyh et al., 2021).</w:t>
+        <w:t>Microglia—the primary resident immune sentinels of the Central Nervous System (CNS)—are the central cellular orchestrators of this neuroinflammatory cascade (Salter &amp; Beggs, 2014; Wolf et al., 2017). Under physiological homeostasis, surveilling microglia display a highly ramified morphology with small somas and delicate, dynamic processes that continuously scan the parenchymal microenvironment. Upon encountering mechanical or biochemical stress, microglia undergo rapid morphological metamorphosis, retracting process arbors, enlarging soma volumes, and transitioning into ameboid, hypertrophic, or dystrophic states. Because microglial structural shifts directly mirror their underlying functional polarization (pro-inflammatory M1-like vs. pro-resolving M2-like states), high-throughput quantitative morphometry provides a critical, non-destructive window into post-injury tissue pathophysiology (Leyh et al., 2021).</w:t>
       </w:r>
     </w:p>
     <w:p>
@@ -2190,7 +2241,20 @@
           <w:color w:val="003366"/>
           <w:sz w:val="32"/>
         </w:rPr>
-        <w:t>6. Proposed Methodology</w:t>
+        <w:t>6. Proposed Methodology &amp; Project Architecture</w:t>
+      </w:r>
+    </w:p>
+    <w:p>
+      <w:pPr>
+        <w:spacing w:line="276" w:lineRule="auto" w:after="120"/>
+      </w:pPr>
+      <w:r>
+        <w:rPr>
+          <w:rFonts w:ascii="Arial" w:hAnsi="Arial"/>
+          <w:color w:val="1E1E1E"/>
+          <w:sz w:val="22"/>
+        </w:rPr>
+        <w:t>The project methodology is structured into two core operational themes, ensuring clean separation between data engineering / self-supervised representation learning and downstream model training / pharmacological evaluation:</w:t>
       </w:r>
     </w:p>
     <w:p>
@@ -2205,20 +2269,7 @@
           <w:color w:val="46505F"/>
           <w:sz w:val="26"/>
         </w:rPr>
-        <w:t>6.1 Pipeline Architecture</w:t>
-      </w:r>
-    </w:p>
-    <w:p>
-      <w:pPr>
-        <w:spacing w:line="276" w:lineRule="auto" w:after="120"/>
-      </w:pPr>
-      <w:r>
-        <w:rPr>
-          <w:rFonts w:ascii="Arial" w:hAnsi="Arial"/>
-          <w:color w:val="1E1E1E"/>
-          <w:sz w:val="22"/>
-        </w:rPr>
-        <w:t>The proposed framework consists of five integrated computational stages:</w:t>
+        <w:t>THEME 1: Data Preparation, Cleaning, Aggregation, SSL, Storage &amp; Labeling</w:t>
       </w:r>
     </w:p>
     <w:p>
@@ -2233,7 +2284,7 @@
           <w:color w:val="1E1E1E"/>
           <w:sz w:val="22"/>
         </w:rPr>
-        <w:t>Stage 1 (Polygonal Re-annotation):</w:t>
+        <w:t>Stage 1.1:</w:t>
       </w:r>
       <w:r>
         <w:rPr>
@@ -2241,7 +2292,7 @@
           <w:color w:val="1E1E1E"/>
           <w:sz w:val="22"/>
         </w:rPr>
-        <w:t xml:space="preserve"> Convert bounding boxes to pixel-wise polygonal masks capturing somas and distal process fragments.</w:t>
+        <w:t xml:space="preserve"> Automated Whole-Slide Cell Extraction &amp; Cleaning (CLAHE + Scharr/Canny edge fusion + contained sub-cell IoU deduplication).</w:t>
       </w:r>
     </w:p>
     <w:p>
@@ -2256,7 +2307,7 @@
           <w:color w:val="1E1E1E"/>
           <w:sz w:val="22"/>
         </w:rPr>
-        <w:t>Stage 2 (Foundation Segmentation):</w:t>
+        <w:t>Stage 1.2:</w:t>
       </w:r>
       <w:r>
         <w:rPr>
@@ -2264,7 +2315,7 @@
           <w:color w:val="1E1E1E"/>
           <w:sz w:val="22"/>
         </w:rPr>
-        <w:t xml:space="preserve"> Fine-tune Cellpose 3.0 / SAM-Microscopy for whole-cell silhouette segmentation.</w:t>
+        <w:t xml:space="preserve"> Dual-Crop Storage &amp; Dataset Aggregation (Raw RGB crops + binary silhouette masks for 1,000,000+ extracted crops).</w:t>
       </w:r>
     </w:p>
     <w:p>
@@ -2279,7 +2330,7 @@
           <w:color w:val="1E1E1E"/>
           <w:sz w:val="22"/>
         </w:rPr>
-        <w:t>Stage 3 (GNN Topological Graph Construction):</w:t>
+        <w:t>Stage 1.3:</w:t>
       </w:r>
       <w:r>
         <w:rPr>
@@ -2287,7 +2338,7 @@
           <w:color w:val="1E1E1E"/>
           <w:sz w:val="22"/>
         </w:rPr>
-        <w:t xml:space="preserve"> Construct spatial proximity k-NN graphs connecting somas and process fragment nodes.</w:t>
+        <w:t xml:space="preserve"> Lab Stain Normalization Engine (Macenko optical density matrix factorization BEFORE SSL pre-training to eliminate IHC color shifts).</w:t>
       </w:r>
     </w:p>
     <w:p>
@@ -2302,7 +2353,7 @@
           <w:color w:val="1E1E1E"/>
           <w:sz w:val="22"/>
         </w:rPr>
-        <w:t>Stage 4 (Self-Supervised Feature Learning):</w:t>
+        <w:t>Stage 1.4:</w:t>
       </w:r>
       <w:r>
         <w:rPr>
@@ -2310,7 +2361,7 @@
           <w:color w:val="1E1E1E"/>
           <w:sz w:val="22"/>
         </w:rPr>
-        <w:t xml:space="preserve"> Train DINOv2 / Masked Autoencoders (MAE) on segmented masks for self-supervised feature extraction.</w:t>
+        <w:t xml:space="preserve"> In-Domain Self-Supervised Pre-Training (DINOv2 self-distillation + MAE patch reconstruction on 1M+ stain-normalized crops).</w:t>
       </w:r>
     </w:p>
     <w:p>
@@ -2325,7 +2376,7 @@
           <w:color w:val="1E1E1E"/>
           <w:sz w:val="22"/>
         </w:rPr>
-        <w:t>Stage 5 (Activation Index Computation):</w:t>
+        <w:t>Stage 1.5:</w:t>
       </w:r>
       <w:r>
         <w:rPr>
@@ -2333,7 +2384,30 @@
           <w:color w:val="1E1E1E"/>
           <w:sz w:val="22"/>
         </w:rPr>
-        <w:t xml:space="preserve"> Aggregate graph embeddings into a continuous Multi-Parametric Activation Index (0–1 scale).</w:t>
+        <w:t xml:space="preserve"> Unsupervised Feature Space Pre-Clustering (UMAP + HDBSCAN partitioning embeddings into ~100 morphometric clusters).</w:t>
+      </w:r>
+    </w:p>
+    <w:p>
+      <w:pPr>
+        <w:pStyle w:val="ListBullet"/>
+        <w:spacing w:line="276" w:lineRule="auto" w:after="80"/>
+      </w:pPr>
+      <w:r>
+        <w:rPr>
+          <w:rFonts w:ascii="Arial" w:hAnsi="Arial"/>
+          <w:b/>
+          <w:color w:val="1E1E1E"/>
+          <w:sz w:val="22"/>
+        </w:rPr>
+        <w:t>Stage 1.6:</w:t>
+      </w:r>
+      <w:r>
+        <w:rPr>
+          <w:rFonts w:ascii="Arial" w:hAnsi="Arial"/>
+          <w:color w:val="1E1E1E"/>
+          <w:sz w:val="22"/>
+        </w:rPr>
+        <w:t xml:space="preserve"> Active Bulk Labeling &amp; Uncertainty Sampling (1-click bulk cluster verification + top 5% entropy expert sampling for 10k–50k labeled cells).</w:t>
       </w:r>
     </w:p>
     <w:p>
@@ -2348,33 +2422,122 @@
           <w:color w:val="46505F"/>
           <w:sz w:val="26"/>
         </w:rPr>
-        <w:t>6.2 GNN Construction &amp; Topological Feature Learning</w:t>
+        <w:t>THEME 2: Training, Classification, Counting &amp; Evaluation</w:t>
       </w:r>
     </w:p>
     <w:p>
       <w:pPr>
-        <w:spacing w:line="276" w:lineRule="auto" w:after="120"/>
+        <w:pStyle w:val="ListBullet"/>
+        <w:spacing w:line="276" w:lineRule="auto" w:after="80"/>
       </w:pPr>
+      <w:r>
+        <w:rPr>
+          <w:rFonts w:ascii="Arial" w:hAnsi="Arial"/>
+          <w:b/>
+          <w:color w:val="1E1E1E"/>
+          <w:sz w:val="22"/>
+        </w:rPr>
+        <w:t>Stage 2.1:</w:t>
+      </w:r>
       <w:r>
         <w:rPr>
           <w:rFonts w:ascii="Arial" w:hAnsi="Arial"/>
           <w:color w:val="1E1E1E"/>
           <w:sz w:val="22"/>
         </w:rPr>
-        <w:t>Segmented cell somas ($V_{\text{soma}}$) and distal process fragments ($V_{\text{fragment}}$) are represented as graph nodes $V = V_{\text{soma}} \cup V_{\text{fragment}}$. Graph edges $E$ are established using Delaunay triangulation and Euclidean distance thresholds ($d_{ij} \le 35 \,\mu\text{m}$). Node feature vectors $h_i$ encode morphological descriptors (area, perimeter, circularity, fractal dimension $D_f$) and DINOv2 embeddings.</w:t>
+        <w:t xml:space="preserve"> Deterministic Spatial Graph Construction (Connecting Soma Nodes V_soma and Fragment Nodes V_fragment using fixed physical pixel scale).</w:t>
       </w:r>
     </w:p>
     <w:p>
       <w:pPr>
-        <w:spacing w:line="276" w:lineRule="auto" w:after="120"/>
+        <w:pStyle w:val="ListBullet"/>
+        <w:spacing w:line="276" w:lineRule="auto" w:after="80"/>
       </w:pPr>
+      <w:r>
+        <w:rPr>
+          <w:rFonts w:ascii="Arial" w:hAnsi="Arial"/>
+          <w:b/>
+          <w:color w:val="1E1E1E"/>
+          <w:sz w:val="22"/>
+        </w:rPr>
+        <w:t>Stage 2.2:</w:t>
+      </w:r>
       <w:r>
         <w:rPr>
           <w:rFonts w:ascii="Arial" w:hAnsi="Arial"/>
           <w:color w:val="1E1E1E"/>
           <w:sz w:val="22"/>
         </w:rPr>
-        <w:t>A Graph Attention Network (GATv2) with multi-head attention performs message passing to aggregate process neighborhood topology into node-level and graph-level representations $h_G = \text{Readout}(\{h_i\})$.</w:t>
+        <w:t xml:space="preserve"> Multi-Task Joint Model Training (Pre-trained SSL DINOv2 ViT backbone + GATv2 Graph Encoder trained with Focal + Contrastive + Reconstruction loss).</w:t>
+      </w:r>
+    </w:p>
+    <w:p>
+      <w:pPr>
+        <w:pStyle w:val="ListBullet"/>
+        <w:spacing w:line="276" w:lineRule="auto" w:after="80"/>
+      </w:pPr>
+      <w:r>
+        <w:rPr>
+          <w:rFonts w:ascii="Arial" w:hAnsi="Arial"/>
+          <w:b/>
+          <w:color w:val="1E1E1E"/>
+          <w:sz w:val="22"/>
+        </w:rPr>
+        <w:t>Stage 2.3:</w:t>
+      </w:r>
+      <w:r>
+        <w:rPr>
+          <w:rFonts w:ascii="Arial" w:hAnsi="Arial"/>
+          <w:color w:val="1E1E1E"/>
+          <w:sz w:val="22"/>
+        </w:rPr>
+        <w:t xml:space="preserve"> Whole-Slide High-Throughput Inference &amp; Seam NMS Deduplication (Parallel overlapping tile inference + border NMS).</w:t>
+      </w:r>
+    </w:p>
+    <w:p>
+      <w:pPr>
+        <w:pStyle w:val="ListBullet"/>
+        <w:spacing w:line="276" w:lineRule="auto" w:after="80"/>
+      </w:pPr>
+      <w:r>
+        <w:rPr>
+          <w:rFonts w:ascii="Arial" w:hAnsi="Arial"/>
+          <w:b/>
+          <w:color w:val="1E1E1E"/>
+          <w:sz w:val="22"/>
+        </w:rPr>
+        <w:t>Stage 2.4:</w:t>
+      </w:r>
+      <w:r>
+        <w:rPr>
+          <w:rFonts w:ascii="Arial" w:hAnsi="Arial"/>
+          <w:color w:val="1E1E1E"/>
+          <w:sz w:val="22"/>
+        </w:rPr>
+        <w:t xml:space="preserve"> Per-State Cell Counting &amp; Continuous Activation Index Computation (Computing discrete 5-state counts and 0.00–1.00 continuous Activation Score).</w:t>
+      </w:r>
+    </w:p>
+    <w:p>
+      <w:pPr>
+        <w:pStyle w:val="ListBullet"/>
+        <w:spacing w:line="276" w:lineRule="auto" w:after="80"/>
+      </w:pPr>
+      <w:r>
+        <w:rPr>
+          <w:rFonts w:ascii="Arial" w:hAnsi="Arial"/>
+          <w:b/>
+          <w:color w:val="1E1E1E"/>
+          <w:sz w:val="22"/>
+        </w:rPr>
+        <w:t>Stage 2.5:</w:t>
+      </w:r>
+      <w:r>
+        <w:rPr>
+          <w:rFonts w:ascii="Arial" w:hAnsi="Arial"/>
+          <w:color w:val="1E1E1E"/>
+          <w:sz w:val="22"/>
+        </w:rPr>
+        <w:t xml:space="preserve"> Pharmacological Drug &amp; PBM Response Analytics Platform (Dose-response sensitivity correlation r/rho for Dr. Lilach Gavish's screening pipeline).</w:t>
       </w:r>
     </w:p>
     <w:p>
@@ -2417,7 +2580,7 @@
           <w:color w:val="46505F"/>
           <w:sz w:val="26"/>
         </w:rPr>
-        <w:t>Stage 1 – Dataset Re-annotation &amp; Preprocessing</w:t>
+        <w:t>Stage 1 – Theme 1: Dataset Extraction &amp; Stain Normalization</w:t>
       </w:r>
     </w:p>
     <w:p>
@@ -2440,7 +2603,7 @@
           <w:color w:val="1E1E1E"/>
           <w:sz w:val="22"/>
         </w:rPr>
-        <w:t>Re-annotate the institutional benchmark dataset of 4,874 microglial cells using fine polygonal masks in CVAT/Labelme, capturing somas, distal processes, and beaded fragments excluded by YOLO bounding boxes.</w:t>
+        <w:t>Run automated cell extraction (extract_cells.py) across whole-slide microscopy images. Perform Macenko stain normalization on all 1,000,000+ extracted cell crops to standardize IHC color palettes.</w:t>
       </w:r>
     </w:p>
     <w:p>
@@ -2463,7 +2626,7 @@
           <w:color w:val="1E1E1E"/>
           <w:sz w:val="22"/>
         </w:rPr>
-        <w:t>Establish a high-quality, fragment-first annotated polygonal dataset for supervised foundation model training.</w:t>
+        <w:t>Establish a clean, stain-normalized single-cell crop repository.</w:t>
       </w:r>
     </w:p>
     <w:p>
@@ -2501,7 +2664,7 @@
           <w:color w:val="46505F"/>
           <w:sz w:val="26"/>
         </w:rPr>
-        <w:t>Stage 2 – Foundation Model Fine-Tuning &amp; Segmentation</w:t>
+        <w:t>Stage 2 – Theme 1: SSL Pre-Training &amp; Active Cluster Labeling</w:t>
       </w:r>
     </w:p>
     <w:p>
@@ -2524,7 +2687,7 @@
           <w:color w:val="1E1E1E"/>
           <w:sz w:val="22"/>
         </w:rPr>
-        <w:t>Implement and fine-tune Cellpose 3.0 and SAM-Microscopy on the polygonal dataset. Evaluate segmentation accuracy (Dice score, IoU, Boundary F1) against baseline thresholding.</w:t>
+        <w:t>Pre-train DINOv2 and MAE backbones on 1M+ stain-normalized crops. Run HDBSCAN clustering and annotate 10,000–50,000 cells using active bulk cluster verification in CVAT.</w:t>
       </w:r>
     </w:p>
     <w:p>
@@ -2547,7 +2710,7 @@
           <w:color w:val="1E1E1E"/>
           <w:sz w:val="22"/>
         </w:rPr>
-        <w:t>Deploy a robust zero-shot foundation segmentation pipeline that extracts complete microglial silhouettes.</w:t>
+        <w:t>Deploy a domain-specific SSL feature encoder and establish a gold-standard labeled benchmark dataset.</w:t>
       </w:r>
     </w:p>
     <w:p>
@@ -2585,7 +2748,7 @@
           <w:color w:val="46505F"/>
           <w:sz w:val="26"/>
         </w:rPr>
-        <w:t>Stage 3 – Graph Neural Network (GNN) Construction &amp; Topological Modeling</w:t>
+        <w:t>Stage 3 – Theme 2: Spatial GNN Graph Construction &amp; Topology</w:t>
       </w:r>
     </w:p>
     <w:p>
@@ -2608,7 +2771,7 @@
           <w:color w:val="1E1E1E"/>
           <w:sz w:val="22"/>
         </w:rPr>
-        <w:t>Construct spatial k-NN and Delaunay proximity graphs connecting somas and process fragment nodes. Implement and train GATv2/MPNN GNN architectures for topological message passing.</w:t>
+        <w:t>Construct physical spatial proximity graphs (G=(V,E)) connecting soma nodes and process fragment nodes. Implement and train GATv2/MPNN GNN architectures for topological message passing.</w:t>
       </w:r>
     </w:p>
     <w:p>
@@ -2669,7 +2832,7 @@
           <w:color w:val="46505F"/>
           <w:sz w:val="26"/>
         </w:rPr>
-        <w:t>Stage 4 – Self-Supervised Contrastive Feature Learning</w:t>
+        <w:t>Stage 4 – Theme 2: Multi-Task Joint Model Fine-Tuning</w:t>
       </w:r>
     </w:p>
     <w:p>
@@ -2692,7 +2855,7 @@
           <w:color w:val="1E1E1E"/>
           <w:sz w:val="22"/>
         </w:rPr>
-        <w:t>Pre-train and fine-tune DINOv2 Vision Transformer and Masked Autoencoder (MAE) backbones on segmented microglial masks to build a self-supervised morphological feature space.</w:t>
+        <w:t>Fine-tune the joint DINOv2 ViT + GATv2 GNN architecture on labeled data using combined Focal, Contrastive, and Dystrophic Reconstruction losses.</w:t>
       </w:r>
     </w:p>
     <w:p>
@@ -2715,7 +2878,7 @@
           <w:color w:val="1E1E1E"/>
           <w:sz w:val="22"/>
         </w:rPr>
-        <w:t>Generate rich, low-dimensional morphological embeddings robust to staining and optical variations.</w:t>
+        <w:t>Achieve state-of-the-art per-class classification accuracy (Macro-F1 &gt; 0.94) and resolve Resting vs. Resolution state ambiguity.</w:t>
       </w:r>
     </w:p>
     <w:p>
@@ -2753,7 +2916,7 @@
           <w:color w:val="46505F"/>
           <w:sz w:val="26"/>
         </w:rPr>
-        <w:t>Stage 5 – Multi-Parametric Activation Index &amp; Model Evaluation</w:t>
+        <w:t>Stage 5 – Theme 2: High-Throughput Whole-Slide Inference Engine</w:t>
       </w:r>
     </w:p>
     <w:p>
@@ -2776,7 +2939,7 @@
           <w:color w:val="1E1E1E"/>
           <w:sz w:val="22"/>
         </w:rPr>
-        <w:t>Develop a continuous Multi-Parametric Activation Index (0–1 scale) aggregating graph embeddings. Perform comprehensive ablation studies comparing against YOLOv11+DINOv2 baselines across drug-treated and PBM-irradiated brain slices.</w:t>
+        <w:t>Build the whole-slide inference pipeline with overlapping 1024x1024 tile processing, border Non-Maximum Suppression (NMS), per-state counting, and continuous Activation Index (0.00–1.00) computation.</w:t>
       </w:r>
     </w:p>
     <w:p>
@@ -2799,7 +2962,7 @@
           <w:color w:val="1E1E1E"/>
           <w:sz w:val="22"/>
         </w:rPr>
-        <w:t>Validate model performance across discrete classification (4-class F1) and continuous activation scoring.</w:t>
+        <w:t>Deliver a fast, automated whole-slide cell counting engine.</w:t>
       </w:r>
     </w:p>
     <w:p>
@@ -2837,7 +3000,7 @@
           <w:color w:val="46505F"/>
           <w:sz w:val="26"/>
         </w:rPr>
-        <w:t>Stage 6 – Thesis Writing, Validation &amp; Defense Preparation</w:t>
+        <w:t>Stage 6 – Theme 2: Pharmacological Validation, Thesis Writing &amp; Defense</w:t>
       </w:r>
     </w:p>
     <w:p>
@@ -2860,7 +3023,7 @@
           <w:color w:val="1E1E1E"/>
           <w:sz w:val="22"/>
         </w:rPr>
-        <w:t>Perform statistical sensitivity validation on drug-treated and PBM-irradiated rat brain slices with Dr. Lilach Gavish, write the final M.Sc. thesis document, prepare peer-reviewed publication manuscripts, and defend the thesis.</w:t>
+        <w:t>Perform statistical sensitivity validation (Pearson r, Spearman rho) on drug-treated and PBM-irradiated rat brain slices with Dr. Lilach Gavish. Write final M.Sc. thesis and defend before academic committee.</w:t>
       </w:r>
     </w:p>
     <w:p>
@@ -2883,7 +3046,7 @@
           <w:color w:val="1E1E1E"/>
           <w:sz w:val="22"/>
         </w:rPr>
-        <w:t>Complete and submit the final M.Sc. thesis document and defend the research before the academic committee.</w:t>
+        <w:t>Complete and submit the final M.Sc. thesis document and defend the research.</w:t>
       </w:r>
     </w:p>
     <w:p>
@@ -2980,7 +3143,7 @@
           <w:color w:val="1E1E1E"/>
           <w:sz w:val="22"/>
         </w:rPr>
-        <w:t xml:space="preserve"> Macro-F1 score, Per-class Precision/Recall, and Confusion Matrix analysis across Resting, Surveilling, Activated, and Resolution states (benchmarked against YOLOv11 baseline F1=0.69).</w:t>
+        <w:t xml:space="preserve"> Macro-F1 score, Per-class Precision/Recall, and Confusion Matrix analysis across Resting, Surveilling, Activated, Resolution, and Dystrophic states (benchmarked against YOLOv11 baseline F1=0.69).</w:t>
       </w:r>
     </w:p>
     <w:p>
@@ -3195,6 +3358,20 @@
           <w:color w:val="1E1E1E"/>
           <w:sz w:val="20"/>
         </w:rPr>
+        <w:t>He, K., Chen, X., Xie, S., et al. (2022). Masked autoencoders are scalable vision learners. IEEE/CVF CVPR, 16000-16009.</w:t>
+      </w:r>
+    </w:p>
+    <w:p>
+      <w:pPr>
+        <w:spacing w:after="80"/>
+        <w:ind w:left="720" w:hanging="720"/>
+      </w:pPr>
+      <w:r>
+        <w:rPr>
+          <w:rFonts w:ascii="Arial" w:hAnsi="Arial"/>
+          <w:color w:val="1E1E1E"/>
+          <w:sz w:val="20"/>
+        </w:rPr>
         <w:t>Hoge, C. W., McGurk, D., Thomas, J. L., et al. (2008). Mild traumatic brain injury in U.S. Soldiers returning from Iraq. New England Journal of Medicine, 358(5), 453-463.</w:t>
       </w:r>
     </w:p>
@@ -3266,6 +3443,20 @@
           <w:sz w:val="20"/>
         </w:rPr>
         <w:t>Maas, A. I., Menon, D. K., Adelson, P. D., et al. (2017). Traumatic brain injury: integrated approaches to improve prevention, clinical care, and research. The Lancet Neurology, 16(12), 987-1048.</w:t>
+      </w:r>
+    </w:p>
+    <w:p>
+      <w:pPr>
+        <w:spacing w:after="80"/>
+        <w:ind w:left="720" w:hanging="720"/>
+      </w:pPr>
+      <w:r>
+        <w:rPr>
+          <w:rFonts w:ascii="Arial" w:hAnsi="Arial"/>
+          <w:color w:val="1E1E1E"/>
+          <w:sz w:val="20"/>
+        </w:rPr>
+        <w:t>Macenko, M., Niethammer, M., Marron, J. S., et al. (2009). A method for normalizing histology slides for quantitative analysis. IEEE ISBI, 1107-1110.</w:t>
       </w:r>
     </w:p>
     <w:p>

--- a/research-proposal-final.docx
+++ b/research-proposal-final.docx
@@ -1038,6 +1038,57 @@
                 <w:sz w:val="19"/>
               </w:rPr>
               <w:t>Machine Learning</w:t>
+            </w:r>
+          </w:p>
+        </w:tc>
+      </w:tr>
+      <w:tr>
+        <w:tc>
+          <w:tcPr>
+            <w:tcW w:type="dxa" w:w="4680"/>
+            <w:tcMar>
+              <w:top w:w="20" w:type="dxa"/>
+              <w:bottom w:w="20" w:type="dxa"/>
+              <w:left w:w="80" w:type="dxa"/>
+              <w:right w:w="80" w:type="dxa"/>
+            </w:tcMar>
+          </w:tcPr>
+          <w:p>
+            <w:pPr>
+              <w:spacing w:line="240" w:lineRule="auto" w:before="20" w:after="20"/>
+            </w:pPr>
+            <w:r>
+              <w:rPr>
+                <w:rFonts w:ascii="Arial" w:hAnsi="Arial"/>
+                <w:b/>
+                <w:color w:val="1E1E1E"/>
+                <w:sz w:val="19"/>
+              </w:rPr>
+              <w:t>MongoDB</w:t>
+            </w:r>
+          </w:p>
+        </w:tc>
+        <w:tc>
+          <w:tcPr>
+            <w:tcW w:type="dxa" w:w="4680"/>
+            <w:tcMar>
+              <w:top w:w="20" w:type="dxa"/>
+              <w:bottom w:w="20" w:type="dxa"/>
+              <w:left w:w="80" w:type="dxa"/>
+              <w:right w:w="80" w:type="dxa"/>
+            </w:tcMar>
+          </w:tcPr>
+          <w:p>
+            <w:pPr>
+              <w:spacing w:line="240" w:lineRule="auto" w:before="20" w:after="20"/>
+            </w:pPr>
+            <w:r>
+              <w:rPr>
+                <w:rFonts w:ascii="Arial" w:hAnsi="Arial"/>
+                <w:color w:val="1E1E1E"/>
+                <w:sz w:val="19"/>
+              </w:rPr>
+              <w:t>Document-Oriented Database for JSON Metadata &amp; Label Indexing</w:t>
             </w:r>
           </w:p>
         </w:tc>
@@ -2254,7 +2305,7 @@
           <w:color w:val="1E1E1E"/>
           <w:sz w:val="22"/>
         </w:rPr>
-        <w:t>The project methodology is structured into two core operational themes, ensuring clean separation between data engineering / self-supervised representation learning and downstream model training / pharmacological evaluation:</w:t>
+        <w:t>The project architecture is structured into two core operational themes, ensuring clean separation between data engineering / self-supervised representation learning and downstream model training / pharmacological evaluation:</w:t>
       </w:r>
     </w:p>
     <w:p>
@@ -2315,7 +2366,7 @@
           <w:color w:val="1E1E1E"/>
           <w:sz w:val="22"/>
         </w:rPr>
-        <w:t xml:space="preserve"> Dual-Crop Storage &amp; Dataset Aggregation (Raw RGB crops + binary silhouette masks for 1,000,000+ extracted crops).</w:t>
+        <w:t xml:space="preserve"> Hybrid Storage Architecture (MongoDB JSON document store for metadata, spatial BBoxes, and active labels + HDF5 binary containers sharded by original Image ID).</w:t>
       </w:r>
     </w:p>
     <w:p>
@@ -2407,7 +2458,7 @@
           <w:color w:val="1E1E1E"/>
           <w:sz w:val="22"/>
         </w:rPr>
-        <w:t xml:space="preserve"> Active Bulk Labeling &amp; Uncertainty Sampling (1-click bulk cluster verification + top 5% entropy expert sampling for 10k–50k labeled cells).</w:t>
+        <w:t xml:space="preserve"> Active Bulk Labeling &amp; Uncertainty Sampling (MongoDB-indexed 1-click bulk cluster verification + top 5% entropy expert sampling).</w:t>
       </w:r>
     </w:p>
     <w:p>
@@ -2445,7 +2496,7 @@
           <w:color w:val="1E1E1E"/>
           <w:sz w:val="22"/>
         </w:rPr>
-        <w:t xml:space="preserve"> Deterministic Spatial Graph Construction (Connecting Soma Nodes V_soma and Fragment Nodes V_fragment using fixed physical pixel scale).</w:t>
+        <w:t xml:space="preserve"> Deterministic Spatial Graph Construction (Connecting Soma Nodes V_soma and Fragment Nodes V_fragment via Delaunay/k-NN edges using spatial BBox coordinates).</w:t>
       </w:r>
     </w:p>
     <w:p>
@@ -2580,7 +2631,7 @@
           <w:color w:val="46505F"/>
           <w:sz w:val="26"/>
         </w:rPr>
-        <w:t>Stage 1 – Theme 1: Dataset Extraction &amp; Stain Normalization</w:t>
+        <w:t>Stage 1 – Theme 1: Dataset Extraction, MongoDB Setup &amp; Stain Normalization</w:t>
       </w:r>
     </w:p>
     <w:p>
@@ -2603,7 +2654,7 @@
           <w:color w:val="1E1E1E"/>
           <w:sz w:val="22"/>
         </w:rPr>
-        <w:t>Run automated cell extraction (extract_cells.py) across whole-slide microscopy images. Perform Macenko stain normalization on all 1,000,000+ extracted cell crops to standardize IHC color palettes.</w:t>
+        <w:t>Run automated cell extraction (extract_cells.py). Set up MongoDB document store for metadata, spatial BBoxes, and active labels. Perform Macenko stain normalization on all 1,000,000+ cell crops sharded by Image ID.</w:t>
       </w:r>
     </w:p>
     <w:p>
@@ -2626,7 +2677,7 @@
           <w:color w:val="1E1E1E"/>
           <w:sz w:val="22"/>
         </w:rPr>
-        <w:t>Establish a clean, stain-normalized single-cell crop repository.</w:t>
+        <w:t>Establish a clean, stain-normalized single-cell crop repository indexed in MongoDB.</w:t>
       </w:r>
     </w:p>
     <w:p>
@@ -2687,7 +2738,7 @@
           <w:color w:val="1E1E1E"/>
           <w:sz w:val="22"/>
         </w:rPr>
-        <w:t>Pre-train DINOv2 and MAE backbones on 1M+ stain-normalized crops. Run HDBSCAN clustering and annotate 10,000–50,000 cells using active bulk cluster verification in CVAT.</w:t>
+        <w:t>Pre-train DINOv2 and MAE backbones on 1M+ stain-normalized crops. Run HDBSCAN clustering and annotate 10,000–50,000 cells using MongoDB-driven active bulk cluster verification in CVAT.</w:t>
       </w:r>
     </w:p>
     <w:p>
@@ -2771,7 +2822,7 @@
           <w:color w:val="1E1E1E"/>
           <w:sz w:val="22"/>
         </w:rPr>
-        <w:t>Construct physical spatial proximity graphs (G=(V,E)) connecting soma nodes and process fragment nodes. Implement and train GATv2/MPNN GNN architectures for topological message passing.</w:t>
+        <w:t>Construct physical spatial proximity graphs (G=(V,E)) connecting soma nodes and process fragment nodes using BBox coordinates. Implement and train GATv2/MPNN GNN architectures.</w:t>
       </w:r>
     </w:p>
     <w:p>

--- a/research-proposal-final.docx
+++ b/research-proposal-final.docx
@@ -1652,6 +1652,61 @@
     </w:p>
     <w:p>
       <w:pPr>
+        <w:spacing w:before="160" w:after="80"/>
+        <w:jc w:val="center"/>
+      </w:pPr>
+      <w:r>
+        <w:drawing>
+          <wp:inline xmlns:a="http://schemas.openxmlformats.org/drawingml/2006/main" xmlns:pic="http://schemas.openxmlformats.org/drawingml/2006/picture">
+            <wp:extent cx="5303520" cy="3911346"/>
+            <wp:docPr id="1" name="Picture 1"/>
+            <wp:cNvGraphicFramePr>
+              <a:graphicFrameLocks noChangeAspect="1"/>
+            </wp:cNvGraphicFramePr>
+            <a:graphic>
+              <a:graphicData uri="http://schemas.openxmlformats.org/drawingml/2006/picture">
+                <pic:pic>
+                  <pic:nvPicPr>
+                    <pic:cNvPr id="0" name="figure1_original_tissue.jpg"/>
+                    <pic:cNvPicPr/>
+                  </pic:nvPicPr>
+                  <pic:blipFill>
+                    <a:blip r:embed="rId9"/>
+                    <a:stretch>
+                      <a:fillRect/>
+                    </a:stretch>
+                  </pic:blipFill>
+                  <pic:spPr>
+                    <a:xfrm>
+                      <a:off x="0" y="0"/>
+                      <a:ext cx="5303520" cy="3911346"/>
+                    </a:xfrm>
+                    <a:prstGeom prst="rect"/>
+                  </pic:spPr>
+                </pic:pic>
+              </a:graphicData>
+            </a:graphic>
+          </wp:inline>
+        </w:drawing>
+      </w:r>
+    </w:p>
+    <w:p>
+      <w:pPr>
+        <w:spacing w:after="240"/>
+        <w:jc w:val="center"/>
+      </w:pPr>
+      <w:r>
+        <w:rPr>
+          <w:rFonts w:ascii="Arial" w:hAnsi="Arial"/>
+          <w:i/>
+          <w:color w:val="46505F"/>
+          <w:sz w:val="19"/>
+        </w:rPr>
+        <w:t>Figure 1: Example of an original lab microscopy brain tissue slice image (e.g. JPG_VID2724_B1_3_00d07h00m.jpg) containing hundreds of microglial cells marked with cyan contours.</w:t>
+      </w:r>
+    </w:p>
+    <w:p>
+      <w:pPr>
         <w:spacing w:line="276" w:lineRule="auto" w:after="120"/>
       </w:pPr>
       <w:r>
@@ -2187,6 +2242,61 @@
     </w:p>
     <w:p>
       <w:pPr>
+        <w:spacing w:before="160" w:after="80"/>
+        <w:jc w:val="center"/>
+      </w:pPr>
+      <w:r>
+        <w:drawing>
+          <wp:inline xmlns:a="http://schemas.openxmlformats.org/drawingml/2006/main" xmlns:pic="http://schemas.openxmlformats.org/drawingml/2006/picture">
+            <wp:extent cx="5486400" cy="1738265"/>
+            <wp:docPr id="2" name="Picture 2"/>
+            <wp:cNvGraphicFramePr>
+              <a:graphicFrameLocks noChangeAspect="1"/>
+            </wp:cNvGraphicFramePr>
+            <a:graphic>
+              <a:graphicData uri="http://schemas.openxmlformats.org/drawingml/2006/picture">
+                <pic:pic>
+                  <pic:nvPicPr>
+                    <pic:cNvPr id="0" name="figure3_cell_states_panel.jpg"/>
+                    <pic:cNvPicPr/>
+                  </pic:nvPicPr>
+                  <pic:blipFill>
+                    <a:blip r:embed="rId10"/>
+                    <a:stretch>
+                      <a:fillRect/>
+                    </a:stretch>
+                  </pic:blipFill>
+                  <pic:spPr>
+                    <a:xfrm>
+                      <a:off x="0" y="0"/>
+                      <a:ext cx="5486400" cy="1738265"/>
+                    </a:xfrm>
+                    <a:prstGeom prst="rect"/>
+                  </pic:spPr>
+                </pic:pic>
+              </a:graphicData>
+            </a:graphic>
+          </wp:inline>
+        </w:drawing>
+      </w:r>
+    </w:p>
+    <w:p>
+      <w:pPr>
+        <w:spacing w:after="240"/>
+        <w:jc w:val="center"/>
+      </w:pPr>
+      <w:r>
+        <w:rPr>
+          <w:rFonts w:ascii="Arial" w:hAnsi="Arial"/>
+          <w:i/>
+          <w:color w:val="46505F"/>
+          <w:sz w:val="19"/>
+        </w:rPr>
+        <w:t>Figure 2: Representative single-cell crop examples across the 4 microglial morphological activation states: (A) Resting (Ramified), (B) Surveilling, (C) Activated (Ameboid), and (D) Resolution.</w:t>
+      </w:r>
+    </w:p>
+    <w:p>
+      <w:pPr>
         <w:spacing w:line="276" w:lineRule="auto" w:after="120"/>
       </w:pPr>
       <w:r>
@@ -2348,6 +2458,61 @@
     </w:p>
     <w:p>
       <w:pPr>
+        <w:spacing w:before="160" w:after="80"/>
+        <w:jc w:val="center"/>
+      </w:pPr>
+      <w:r>
+        <w:drawing>
+          <wp:inline xmlns:a="http://schemas.openxmlformats.org/drawingml/2006/main" xmlns:pic="http://schemas.openxmlformats.org/drawingml/2006/picture">
+            <wp:extent cx="5303520" cy="1953463"/>
+            <wp:docPr id="3" name="Picture 3"/>
+            <wp:cNvGraphicFramePr>
+              <a:graphicFrameLocks noChangeAspect="1"/>
+            </wp:cNvGraphicFramePr>
+            <a:graphic>
+              <a:graphicData uri="http://schemas.openxmlformats.org/drawingml/2006/picture">
+                <pic:pic>
+                  <pic:nvPicPr>
+                    <pic:cNvPr id="0" name="figure2_extraction_map.jpg"/>
+                    <pic:cNvPicPr/>
+                  </pic:nvPicPr>
+                  <pic:blipFill>
+                    <a:blip r:embed="rId11"/>
+                    <a:stretch>
+                      <a:fillRect/>
+                    </a:stretch>
+                  </pic:blipFill>
+                  <pic:spPr>
+                    <a:xfrm>
+                      <a:off x="0" y="0"/>
+                      <a:ext cx="5303520" cy="1953463"/>
+                    </a:xfrm>
+                    <a:prstGeom prst="rect"/>
+                  </pic:spPr>
+                </pic:pic>
+              </a:graphicData>
+            </a:graphic>
+          </wp:inline>
+        </w:drawing>
+      </w:r>
+    </w:p>
+    <w:p>
+      <w:pPr>
+        <w:spacing w:after="240"/>
+        <w:jc w:val="center"/>
+      </w:pPr>
+      <w:r>
+        <w:rPr>
+          <w:rFonts w:ascii="Arial" w:hAnsi="Arial"/>
+          <w:i/>
+          <w:color w:val="46505F"/>
+          <w:sz w:val="19"/>
+        </w:rPr>
+        <w:t>Figure 3: Example of a whole-slide cell contour extraction grid map (VID2724_A3_4_00d07h00m), illustrating automated single-cell extraction and side-by-side pipeline evaluation.</w:t>
+      </w:r>
+    </w:p>
+    <w:p>
+      <w:pPr>
         <w:pStyle w:val="ListBullet"/>
         <w:spacing w:line="276" w:lineRule="auto" w:after="80"/>
       </w:pPr>
@@ -2366,7 +2531,7 @@
           <w:color w:val="1E1E1E"/>
           <w:sz w:val="22"/>
         </w:rPr>
-        <w:t xml:space="preserve"> Hybrid Storage Architecture (MongoDB JSON document store for metadata, spatial BBoxes, and active labels + HDF5 binary containers sharded by original Image ID).</w:t>
+        <w:t xml:space="preserve"> Hybrid Storage Architecture (MongoDB JSON document store for metadata, spatial BBoxes [x, y, w, h], cluster IDs, and active labels + HDF5 binary containers sharded by original Image ID).</w:t>
       </w:r>
     </w:p>
     <w:p>
@@ -2654,7 +2819,7 @@
           <w:color w:val="1E1E1E"/>
           <w:sz w:val="22"/>
         </w:rPr>
-        <w:t>Run automated cell extraction (extract_cells.py). Set up MongoDB document store for metadata, spatial BBoxes, and active labels. Perform Macenko stain normalization on all 1,000,000+ cell crops sharded by Image ID.</w:t>
+        <w:t>Run automated cell extraction (extract_cells.py). Set up MongoDB document store for JSON metadata, spatial BBoxes ([x, y, w, h]), and active labels. Perform Macenko stain normalization on all 1,000,000+ cell crops sharded by original Image ID (IMAGE_ID_cells.h5).</w:t>
       </w:r>
     </w:p>
     <w:p>
@@ -2822,7 +2987,7 @@
           <w:color w:val="1E1E1E"/>
           <w:sz w:val="22"/>
         </w:rPr>
-        <w:t>Construct physical spatial proximity graphs (G=(V,E)) connecting soma nodes and process fragment nodes using BBox coordinates. Implement and train GATv2/MPNN GNN architectures.</w:t>
+        <w:t>Construct physical spatial proximity graphs (G=(V,E)) connecting soma nodes and process fragment nodes using BBox spatial coordinates ([x, y, w, h]). Implement and train GATv2/MPNN GNN architectures.</w:t>
       </w:r>
     </w:p>
     <w:p>
@@ -2990,7 +3155,7 @@
           <w:color w:val="1E1E1E"/>
           <w:sz w:val="22"/>
         </w:rPr>
-        <w:t>Build the whole-slide inference pipeline with overlapping 1024x1024 tile processing, border Non-Maximum Suppression (NMS), per-state counting, and continuous Activation Index (0.00–1.00) computation.</w:t>
+        <w:t>Build the whole-slide inference pipeline with overlapping 1024x1024 tile processing, BBox-driven Non-Maximum Suppression (NMS), per-state counting, and continuous Activation Index (0.00–1.00) computation.</w:t>
       </w:r>
     </w:p>
     <w:p>

--- a/research-proposal-final.docx
+++ b/research-proposal-final.docx
@@ -2248,7 +2248,7 @@
       <w:r>
         <w:drawing>
           <wp:inline xmlns:a="http://schemas.openxmlformats.org/drawingml/2006/main" xmlns:pic="http://schemas.openxmlformats.org/drawingml/2006/picture">
-            <wp:extent cx="5486400" cy="1738265"/>
+            <wp:extent cx="5486400" cy="947057"/>
             <wp:docPr id="2" name="Picture 2"/>
             <wp:cNvGraphicFramePr>
               <a:graphicFrameLocks noChangeAspect="1"/>
@@ -2269,7 +2269,7 @@
                   <pic:spPr>
                     <a:xfrm>
                       <a:off x="0" y="0"/>
-                      <a:ext cx="5486400" cy="1738265"/>
+                      <a:ext cx="5486400" cy="947057"/>
                     </a:xfrm>
                     <a:prstGeom prst="rect"/>
                   </pic:spPr>

--- a/research-proposal-final.docx
+++ b/research-proposal-final.docx
@@ -168,7 +168,7 @@
                 <w:color w:val="003366"/>
                 <w:sz w:val="22"/>
               </w:rPr>
-              <w:t>Supervisors:</w:t>
+              <w:t>Supervisor:</w:t>
             </w:r>
           </w:p>
         </w:tc>
@@ -190,7 +190,50 @@
                 <w:sz w:val="22"/>
               </w:rPr>
               <w:t>Dr. Hadas Lapid</w:t>
-              <w:br/>
+            </w:r>
+          </w:p>
+        </w:tc>
+      </w:tr>
+      <w:tr>
+        <w:tc>
+          <w:tcPr>
+            <w:tcW w:type="dxa" w:w="4680"/>
+            <w:tcMar>
+              <w:top w:w="60" w:type="dxa"/>
+              <w:bottom w:w="60" w:type="dxa"/>
+              <w:left w:w="100" w:type="dxa"/>
+              <w:right w:w="100" w:type="dxa"/>
+            </w:tcMar>
+          </w:tcPr>
+          <w:p>
+            <w:r>
+              <w:rPr>
+                <w:rFonts w:ascii="Arial" w:hAnsi="Arial"/>
+                <w:b/>
+                <w:color w:val="003366"/>
+                <w:sz w:val="22"/>
+              </w:rPr>
+              <w:t>Advisors:</w:t>
+            </w:r>
+          </w:p>
+        </w:tc>
+        <w:tc>
+          <w:tcPr>
+            <w:tcW w:type="dxa" w:w="4680"/>
+            <w:tcMar>
+              <w:top w:w="60" w:type="dxa"/>
+              <w:bottom w:w="60" w:type="dxa"/>
+              <w:left w:w="100" w:type="dxa"/>
+              <w:right w:w="100" w:type="dxa"/>
+            </w:tcMar>
+          </w:tcPr>
+          <w:p>
+            <w:r>
+              <w:rPr>
+                <w:rFonts w:ascii="Arial" w:hAnsi="Arial"/>
+                <w:color w:val="1E1E1E"/>
+                <w:sz w:val="22"/>
+              </w:rPr>
               <w:t>Dr. Lilach Gavish, PhD, MPH</w:t>
               <w:br/>
               <w:t>Reut Zinger</w:t>
@@ -1715,7 +1758,7 @@
           <w:color w:val="1E1E1E"/>
           <w:sz w:val="22"/>
         </w:rPr>
-        <w:t>In translational pharmacology and neuro-therapeutics, evaluating the impact of candidate therapeutic drugs and physical modalities—such as Photobiomodulation (PBM) light therapy—on microglial activation and morphological recovery is paramount (Gavish &amp; Houreld, 2019; Hamblin, 2018). In ongoing collaborative research directed by Dr. Lilach Gavish, PhD, MPH, quantifying how pharmacological drug candidates modulate microglial state transitions (e.g., accelerating resolution or suppressing dystrophic degeneration) is key to discovering novel neuroprotective treatments. However, screening pharmacological drug effects across large-scale tissue slices requires an objective, scalable, and spatially sensitive microglial quantification pipeline—a capability severely bottlenecked by current manual and parametric stereology methods.</w:t>
+        <w:t>In translational pharmacology and neuro-therapeutics, evaluating the impact of candidate therapeutic drugs and physical modalities—such as Photobiomodulation (PBM) light therapy—on microglial activation and morphological recovery is paramount (Gavish &amp; Houreld, 2019; Hamblin, 2018). In ongoing collaborative research advised by Dr. Lilach Gavish, PhD, MPH, quantifying how pharmacological drug candidates modulate microglial state transitions (e.g., accelerating resolution or suppressing dystrophic degeneration) is key to discovering novel neuroprotective treatments. However, screening pharmacological drug effects across large-scale tissue slices requires an objective, scalable, and spatially sensitive microglial quantification pipeline—a capability severely bottlenecked by current manual and parametric stereology methods.</w:t>
       </w:r>
     </w:p>
     <w:p>
@@ -2224,7 +2267,7 @@
           <w:color w:val="1E1E1E"/>
           <w:sz w:val="22"/>
         </w:rPr>
-        <w:t>This project builds directly upon the baseline M.Sc. thesis project completed at our institution by Tali Presaizen (Jan 2026), supervised by Dr. Sharon Yalov-Handzel and Dr. Lilach Gavish.</w:t>
+        <w:t>This project builds directly upon the baseline M.Sc. thesis project completed at our institution by Tali Presaizen (Jan 2026), supervised by Sharon Yalov-Handzel, PhD, and co-advised by Dr. Lilach Gavish, PhD, MPH.</w:t>
       </w:r>
     </w:p>
     <w:p>
@@ -2292,7 +2335,7 @@
           <w:color w:val="46505F"/>
           <w:sz w:val="19"/>
         </w:rPr>
-        <w:t>Figure 2: Representative single-cell crop examples across the 4 microglial morphological activation states: (A) Resting (Ramified), (B) Surveilling, (C) Activated (Ameboid), and (D) Resolution.</w:t>
+        <w:t>Figure 2: Dual-crop representation panel across the 4 microglial morphological activation states: (A) Resting (Ramified), (B) Surveilling, (C) Activated (Ameboid), and (D) Resolution. Each state shows the raw RGB crop alongside its isolated binary silhouette mask.</w:t>
       </w:r>
     </w:p>
     <w:p>

--- a/research-proposal-final.docx
+++ b/research-proposal-final.docx
@@ -1771,7 +1771,7 @@
           <w:color w:val="1E1E1E"/>
           <w:sz w:val="22"/>
         </w:rPr>
-        <w:t>Recent baseline research at our institution by Presaizen (2026) established a 4-class soma-centric classification pipeline using YOLOv11 and DINOv2 on rat brain slices. While providing an initial proof-of-concept, Presaizen (2026) highlighted fundamental computational limitations: bounding-box object detectors (64x64 crops) restrict analysis to the central soma, discarding up to 70% of distal process arborization. Consequently, bounding-box models suffer from biological misclassification between Resting and Resolution states and fail to detect shattered dystrophic microglia lacking a central soma anchor. Addressing these limitations through a topological, foundation-model-guided AI framework is essential for establishing unbiased morphometric biomarkers to evaluate drug and PBM therapeutic efficacy in translational neurobiology.</w:t>
+        <w:t>Recent baseline research at Afeka Academic College of Engineering by Presaizen (2026) established a 4-class soma-centric classification pipeline using YOLOv11 object detection on microscopy brain tissue slices. While providing an initial proof-of-concept, Presaizen (2026) highlighted key computational challenges: bounding-box object detectors restrict analysis to the local soma region. Consequently, soma-centric models encounter difficulties in distinguishing between Resting and Resolution states and in detecting shattered dystrophic microglia lacking a central soma anchor. Addressing these challenges through a topological, foundation-model-guided AI framework is essential for establishing unbiased morphometric biomarkers to evaluate drug and PBM therapeutic efficacy in translational neurobiology.</w:t>
       </w:r>
     </w:p>
     <w:p>
@@ -2267,7 +2267,7 @@
           <w:color w:val="1E1E1E"/>
           <w:sz w:val="22"/>
         </w:rPr>
-        <w:t>This project builds directly upon the baseline M.Sc. thesis project completed at our institution by Tali Presaizen (Jan 2026), supervised by Sharon Yalov-Handzel, PhD, and co-advised by Dr. Lilach Gavish, PhD, MPH.</w:t>
+        <w:t>This project builds directly upon the baseline M.Sc. thesis project completed at Afeka Academic College of Engineering by Tali Presaizen (Jan 2026), supervised by Sharon Yalov-Handzel, PhD, and co-advised by Dr. Lilach Gavish, PhD, MPH.</w:t>
       </w:r>
     </w:p>
     <w:p>
@@ -2348,7 +2348,7 @@
           <w:color w:val="1E1E1E"/>
           <w:sz w:val="22"/>
         </w:rPr>
-        <w:t>The baseline architecture utilized a YOLOv11 object detector paired with a DINOv2 Vision Transformer feature extractor for 4-class classification. While achieving respectable baseline metrics (mAP@0.5 ≈ 0.76, macro-F1 ≈ 0.69), the study revealed critical performance bottlenecks:</w:t>
+        <w:t>The baseline architecture utilized a YOLOv11 object detector for 4-class classification. While achieving respectable baseline metrics (mAP@0.5 ≈ 0.76, macro-F1 ≈ 0.69), the study revealed key performance challenges:</w:t>
       </w:r>
     </w:p>
     <w:p>
@@ -2363,7 +2363,7 @@
           <w:color w:val="1E1E1E"/>
           <w:sz w:val="22"/>
         </w:rPr>
-        <w:t>1. Distal Information Loss:</w:t>
+        <w:t>1. Soma-Centric Restriction:</w:t>
       </w:r>
       <w:r>
         <w:rPr>
@@ -2371,7 +2371,7 @@
           <w:color w:val="1E1E1E"/>
           <w:sz w:val="22"/>
         </w:rPr>
-        <w:t xml:space="preserve"> Soma-centric $64\times64$ bounding boxes cropped out distal process branches, discarding 70% of morphological information.</w:t>
+        <w:t xml:space="preserve"> Bounding boxes crop out distal process branches, restricting analysis to the central soma.</w:t>
       </w:r>
     </w:p>
     <w:p>
@@ -2394,7 +2394,7 @@
           <w:color w:val="1E1E1E"/>
           <w:sz w:val="22"/>
         </w:rPr>
-        <w:t xml:space="preserve"> The confusion matrix revealed severe misclassification between Resting and Resolution states (F1 &lt; 0.62), as both states share similar soma sizes but differ vastly in distal process topology.</w:t>
+        <w:t xml:space="preserve"> Misclassification occurred between Resting and Resolution states, as both states share similar soma sizes but differ in distal process topology.</w:t>
       </w:r>
     </w:p>
     <w:p>
@@ -2409,7 +2409,7 @@
           <w:color w:val="1E1E1E"/>
           <w:sz w:val="22"/>
         </w:rPr>
-        <w:t>3. Failure on Dystrophic Microglia:</w:t>
+        <w:t>3. Challenges on Dystrophic Microglia:</w:t>
       </w:r>
       <w:r>
         <w:rPr>
@@ -2417,7 +2417,7 @@
           <w:color w:val="1E1E1E"/>
           <w:sz w:val="22"/>
         </w:rPr>
-        <w:t xml:space="preserve"> Dystrophic/shattered microglia in injured brain tissue lack a central soma anchor, causing YOLO to miss up to 45% of fragmented cellular entities.</w:t>
+        <w:t xml:space="preserve"> Dystrophic/shattered microglia in injured brain tissue lack a central soma anchor, causing object detectors to miss fragmented cellular entities.</w:t>
       </w:r>
     </w:p>
     <w:p>

--- a/research-proposal-final.docx
+++ b/research-proposal-final.docx
@@ -469,6 +469,57 @@
                 <w:sz w:val="19"/>
               </w:rPr>
               <w:t>Area Under the Receiver Operating Characteristic Curve</w:t>
+            </w:r>
+          </w:p>
+        </w:tc>
+      </w:tr>
+      <w:tr>
+        <w:tc>
+          <w:tcPr>
+            <w:tcW w:type="dxa" w:w="4680"/>
+            <w:tcMar>
+              <w:top w:w="20" w:type="dxa"/>
+              <w:bottom w:w="20" w:type="dxa"/>
+              <w:left w:w="80" w:type="dxa"/>
+              <w:right w:w="80" w:type="dxa"/>
+            </w:tcMar>
+          </w:tcPr>
+          <w:p>
+            <w:pPr>
+              <w:spacing w:line="240" w:lineRule="auto" w:before="20" w:after="20"/>
+            </w:pPr>
+            <w:r>
+              <w:rPr>
+                <w:rFonts w:ascii="Arial" w:hAnsi="Arial"/>
+                <w:b/>
+                <w:color w:val="1E1E1E"/>
+                <w:sz w:val="19"/>
+              </w:rPr>
+              <w:t>CLAHE</w:t>
+            </w:r>
+          </w:p>
+        </w:tc>
+        <w:tc>
+          <w:tcPr>
+            <w:tcW w:type="dxa" w:w="4680"/>
+            <w:tcMar>
+              <w:top w:w="20" w:type="dxa"/>
+              <w:bottom w:w="20" w:type="dxa"/>
+              <w:left w:w="80" w:type="dxa"/>
+              <w:right w:w="80" w:type="dxa"/>
+            </w:tcMar>
+          </w:tcPr>
+          <w:p>
+            <w:pPr>
+              <w:spacing w:line="240" w:lineRule="auto" w:before="20" w:after="20"/>
+            </w:pPr>
+            <w:r>
+              <w:rPr>
+                <w:rFonts w:ascii="Arial" w:hAnsi="Arial"/>
+                <w:color w:val="1E1E1E"/>
+                <w:sz w:val="19"/>
+              </w:rPr>
+              <w:t>Contrast Limited Adaptive Histogram Equalization</w:t>
             </w:r>
           </w:p>
         </w:tc>
@@ -1311,57 +1362,6 @@
                 <w:color w:val="1E1E1E"/>
                 <w:sz w:val="19"/>
               </w:rPr>
-              <w:t>SAM</w:t>
-            </w:r>
-          </w:p>
-        </w:tc>
-        <w:tc>
-          <w:tcPr>
-            <w:tcW w:type="dxa" w:w="4680"/>
-            <w:tcMar>
-              <w:top w:w="20" w:type="dxa"/>
-              <w:bottom w:w="20" w:type="dxa"/>
-              <w:left w:w="80" w:type="dxa"/>
-              <w:right w:w="80" w:type="dxa"/>
-            </w:tcMar>
-          </w:tcPr>
-          <w:p>
-            <w:pPr>
-              <w:spacing w:line="240" w:lineRule="auto" w:before="20" w:after="20"/>
-            </w:pPr>
-            <w:r>
-              <w:rPr>
-                <w:rFonts w:ascii="Arial" w:hAnsi="Arial"/>
-                <w:color w:val="1E1E1E"/>
-                <w:sz w:val="19"/>
-              </w:rPr>
-              <w:t>Segment Anything Model</w:t>
-            </w:r>
-          </w:p>
-        </w:tc>
-      </w:tr>
-      <w:tr>
-        <w:tc>
-          <w:tcPr>
-            <w:tcW w:type="dxa" w:w="4680"/>
-            <w:tcMar>
-              <w:top w:w="20" w:type="dxa"/>
-              <w:bottom w:w="20" w:type="dxa"/>
-              <w:left w:w="80" w:type="dxa"/>
-              <w:right w:w="80" w:type="dxa"/>
-            </w:tcMar>
-          </w:tcPr>
-          <w:p>
-            <w:pPr>
-              <w:spacing w:line="240" w:lineRule="auto" w:before="20" w:after="20"/>
-            </w:pPr>
-            <w:r>
-              <w:rPr>
-                <w:rFonts w:ascii="Arial" w:hAnsi="Arial"/>
-                <w:b/>
-                <w:color w:val="1E1E1E"/>
-                <w:sz w:val="19"/>
-              </w:rPr>
               <w:t>SOTA</w:t>
             </w:r>
           </w:p>
@@ -1489,57 +1489,6 @@
                 <w:sz w:val="19"/>
               </w:rPr>
               <w:t>Traumatic Brain Injury</w:t>
-            </w:r>
-          </w:p>
-        </w:tc>
-      </w:tr>
-      <w:tr>
-        <w:tc>
-          <w:tcPr>
-            <w:tcW w:type="dxa" w:w="4680"/>
-            <w:tcMar>
-              <w:top w:w="20" w:type="dxa"/>
-              <w:bottom w:w="20" w:type="dxa"/>
-              <w:left w:w="80" w:type="dxa"/>
-              <w:right w:w="80" w:type="dxa"/>
-            </w:tcMar>
-          </w:tcPr>
-          <w:p>
-            <w:pPr>
-              <w:spacing w:line="240" w:lineRule="auto" w:before="20" w:after="20"/>
-            </w:pPr>
-            <w:r>
-              <w:rPr>
-                <w:rFonts w:ascii="Arial" w:hAnsi="Arial"/>
-                <w:b/>
-                <w:color w:val="1E1E1E"/>
-                <w:sz w:val="19"/>
-              </w:rPr>
-              <w:t>U-Net</w:t>
-            </w:r>
-          </w:p>
-        </w:tc>
-        <w:tc>
-          <w:tcPr>
-            <w:tcW w:type="dxa" w:w="4680"/>
-            <w:tcMar>
-              <w:top w:w="20" w:type="dxa"/>
-              <w:bottom w:w="20" w:type="dxa"/>
-              <w:left w:w="80" w:type="dxa"/>
-              <w:right w:w="80" w:type="dxa"/>
-            </w:tcMar>
-          </w:tcPr>
-          <w:p>
-            <w:pPr>
-              <w:spacing w:line="240" w:lineRule="auto" w:before="20" w:after="20"/>
-            </w:pPr>
-            <w:r>
-              <w:rPr>
-                <w:rFonts w:ascii="Arial" w:hAnsi="Arial"/>
-                <w:color w:val="1E1E1E"/>
-                <w:sz w:val="19"/>
-              </w:rPr>
-              <w:t>Convolutional Network Architecture for Biological Segmentation</w:t>
             </w:r>
           </w:p>
         </w:tc>
@@ -1824,7 +1773,7 @@
           <w:color w:val="1E1E1E"/>
           <w:sz w:val="22"/>
         </w:rPr>
-        <w:t xml:space="preserve"> Can foundation-model segmentation (e.g., Cellpose 3.0 / SAM-Microscopy) combined with Graph Neural Networks (GNNs) overcome soma-centric bounding box limitations to accurately capture fragmented microglial arborization?</w:t>
+        <w:t xml:space="preserve"> Can automated cyan contour cell extraction combined with Graph Neural Networks (GNNs) overcome soma-centric bounding box limitations to accurately capture fragmented microglial arborization?</w:t>
       </w:r>
     </w:p>
     <w:p>
@@ -1898,7 +1847,7 @@
           <w:color w:val="1E1E1E"/>
           <w:sz w:val="22"/>
         </w:rPr>
-        <w:t>It is hypothesized that transitioning from soma-centric bounding boxes to foundation-model-based polygonal segmentation (Cellpose 3.0 / SAM-Microscopy) and modeling the spatial neighborhood of fragmented distal processes using Graph Neural Networks (GNNs) will resolve the confusion between Resting and Resolution states by capturing the full cellular silhouette. Furthermore, by representing process fragments as nodes in a spatial proximity graph, the framework will significantly increase the recall of dystrophic/shattered cells lacking a unified soma anchor, yielding a sensitive, continuous activation index for evaluating drug and PBM therapeutic efficacy.</w:t>
+        <w:t>It is hypothesized that transitioning from soma-centric bounding boxes to automated cyan contour cell extraction and modeling the spatial neighborhood of fragmented distal processes using Graph Neural Networks (GNNs) will resolve the confusion between Resting and Resolution states by capturing the full cellular silhouette. Furthermore, by representing process fragments as nodes in a spatial proximity graph, the framework will significantly increase the recall of dystrophic/shattered cells lacking a unified soma anchor, yielding a sensitive, continuous activation index for evaluating drug and PBM therapeutic efficacy.</w:t>
       </w:r>
     </w:p>
     <w:p>
@@ -1936,7 +1885,7 @@
           <w:color w:val="1E1E1E"/>
           <w:sz w:val="22"/>
         </w:rPr>
-        <w:t xml:space="preserve"> Re-annotate the institutional benchmark dataset of 4,874 cells using fine polygonal masks to capture distal processes, beaded arborization, and shattered process fragments excluded by YOLO bounding boxes.</w:t>
+        <w:t xml:space="preserve"> Re-annotate the benchmark dataset using fine polygonal masks to capture distal processes, beaded arborization, and shattered process fragments excluded by YOLO bounding boxes.</w:t>
       </w:r>
     </w:p>
     <w:p>
@@ -1951,7 +1900,7 @@
           <w:color w:val="1E1E1E"/>
           <w:sz w:val="22"/>
         </w:rPr>
-        <w:t>Objective 2 (Foundation Segmentation):</w:t>
+        <w:t>Objective 2 (Boundary Sharpening &amp; Silhouette Extraction):</w:t>
       </w:r>
       <w:r>
         <w:rPr>
@@ -1959,7 +1908,7 @@
           <w:color w:val="1E1E1E"/>
           <w:sz w:val="22"/>
         </w:rPr>
-        <w:t xml:space="preserve"> Deploy and fine-tune foundation segmentation models (Cellpose 3.0 and SAM-Microscopy) to extract full microglial silhouettes without relying on a central soma anchor.</w:t>
+        <w:t xml:space="preserve"> Process cyan-contoured single-cell crops using automated boundary sharpening (boundary_sharpening_pipeline.py) and CLAHE edge fusion to extract clean, high-fidelity binary silhouette masks.</w:t>
       </w:r>
     </w:p>
     <w:p>
@@ -2005,7 +1954,7 @@
           <w:color w:val="1E1E1E"/>
           <w:sz w:val="22"/>
         </w:rPr>
-        <w:t xml:space="preserve"> Implement a contrastive self-supervised representation learning space (DINOv2 / Masked Autoencoders) fine-tuned on segmented microglial masks to separate morphologically subtle activation states.</w:t>
+        <w:t xml:space="preserve"> Implement a contrastive self-supervised representation learning space (DINOv2 / Masked Autoencoders) fine-tuned on stain-normalized cell crops and masks to separate morphologically subtle activation states.</w:t>
       </w:r>
     </w:p>
     <w:p>
@@ -2028,7 +1977,7 @@
           <w:color w:val="1E1E1E"/>
           <w:sz w:val="22"/>
         </w:rPr>
-        <w:t xml:space="preserve"> Formulate a continuous Multi-Parametric Activation Index (0–1 scale) and validate its sensitivity against experimental pharmacological drug-treated, PBM-irradiated, and LPS-challenged rodent brain slices in collaboration with Dr. Lilach Gavish.</w:t>
+        <w:t xml:space="preserve"> Formulate a continuous Multi-Parametric Activation Index (0–1 scale) and validate its sensitivity against experimental pharmacological drug-treated and PBM-irradiated rodent brain slices in collaboration with Dr. Lilach Gavish.</w:t>
       </w:r>
     </w:p>
     <w:p>
@@ -2170,7 +2119,7 @@
           <w:color w:val="46505F"/>
           <w:sz w:val="26"/>
         </w:rPr>
-        <w:t>4.5 Foundation Models and Image Segmentation</w:t>
+        <w:t>4.5 Cyan Contour Extraction &amp; Image Processing</w:t>
       </w:r>
     </w:p>
     <w:p>
@@ -2183,7 +2132,7 @@
           <w:color w:val="1E1E1E"/>
           <w:sz w:val="22"/>
         </w:rPr>
-        <w:t>Foundation models trained on millions of biological images—such as Cellpose 3.0 (Pachitariu &amp; Stringer, 2024) and Segment Anything Model for Microscopy (SAM-Microscopy / SAM 2)—have revolutionized cellular segmentation. By predicting spatial gradient flows and vector fields, Cellpose segment zero-shot cell bodies and extended process branches without bounding-box constraints, providing the ideal input for topological analysis.</w:t>
+        <w:t>Microscopy imaging protocols in our laboratory generate whole-slide tissue images where cells are marked with cyan contours. By applying multi-tile CLAHE ($8\times8$ grid), Scharr/Canny edge gradient fusion, and contained sub-cell IoU deduplication, our extraction pipeline isolates individual cell bodies and arbors directly from the raw slide without relying on bounding-box object detectors.</w:t>
       </w:r>
     </w:p>
     <w:p>
@@ -2239,7 +2188,7 @@
           <w:color w:val="1E1E1E"/>
           <w:sz w:val="22"/>
         </w:rPr>
-        <w:t>Despite rapid progress in deep learning for digital pathology, existing microglial pipelines remain strictly soma-centric and bounding-box constrained. No current framework integrates foundation-model segmentation with spatial GNN topological modeling to resolve Resting vs. Resolution state confusion or reconstruct fragmented dystrophic cells. This project addresses this critical gap.</w:t>
+        <w:t>Despite rapid progress in deep learning for digital pathology, existing microglial pipelines remain strictly soma-centric and bounding-box constrained. No current framework integrates cyan contour cell extraction with spatial GNN topological modeling to resolve Resting vs. Resolution state confusion or reconstruct fragmented dystrophic cells. This project addresses this critical gap.</w:t>
       </w:r>
     </w:p>
     <w:p>
@@ -2335,7 +2284,7 @@
           <w:color w:val="46505F"/>
           <w:sz w:val="19"/>
         </w:rPr>
-        <w:t>Figure 2: Dual-crop representation panel across the 4 microglial morphological activation states: (A) Resting (Ramified), (B) Surveilling, (C) Activated (Ameboid), and (D) Resolution. Each state shows the raw RGB crop alongside its isolated binary silhouette mask.</w:t>
+        <w:t>Figure 2: Dual-crop representation panel across the 4 microglial morphological activation states: (A) Resting (Ramified), (B) Surveilling, (C) Activated (Ameboid), and (D) Resolution. Each state shows the raw RGB cell crop alongside its isolated, boundary-sharpened single-cell silhouette crop (subcell_XXX_sharpened_extracted.jpg).</w:t>
       </w:r>
     </w:p>
     <w:p>

--- a/research-proposal-final.docx
+++ b/research-proposal-final.docx
@@ -1877,7 +1877,7 @@
           <w:color w:val="1E1E1E"/>
           <w:sz w:val="22"/>
         </w:rPr>
-        <w:t>Objective 1 (Dataset Re-annotation):</w:t>
+        <w:t>Objective 1 (Active Bulk Dataset Labeling &amp; Benchmark Construction):</w:t>
       </w:r>
       <w:r>
         <w:rPr>
@@ -1885,7 +1885,7 @@
           <w:color w:val="1E1E1E"/>
           <w:sz w:val="22"/>
         </w:rPr>
-        <w:t xml:space="preserve"> Re-annotate the benchmark dataset using fine polygonal masks to capture distal processes, beaded arborization, and shattered process fragments excluded by YOLO bounding boxes.</w:t>
+        <w:t xml:space="preserve"> Establish a gold-standard benchmark dataset of 10,000 to 50,000 single-cell crops labeled across 5 morphological activation states (Resting, Surveilling, Activated, Resolution, Dystrophic) using SSL feature space pre-clustering (HDBSCAN), 1-click bulk cluster verification, and entropy-driven uncertainty sampling H(x) indexed in MongoDB.</w:t>
       </w:r>
     </w:p>
     <w:p>

--- a/research-proposal-final.docx
+++ b/research-proposal-final.docx
@@ -1923,7 +1923,7 @@
           <w:color w:val="1E1E1E"/>
           <w:sz w:val="22"/>
         </w:rPr>
-        <w:t>Objective 3 (Graph Topology Construction):</w:t>
+        <w:t>Objective 3 (Self-Supervised Feature Space):</w:t>
       </w:r>
       <w:r>
         <w:rPr>
@@ -1931,7 +1931,7 @@
           <w:color w:val="1E1E1E"/>
           <w:sz w:val="22"/>
         </w:rPr>
-        <w:t xml:space="preserve"> Construct spatial proximity graphs connecting soma nodes and process fragment nodes, training a Graph Neural Network (GNN) to reconstruct shattered dystrophic cells into unified biological entities.</w:t>
+        <w:t xml:space="preserve"> Implement a contrastive self-supervised representation learning space (DINOv2 / Masked Autoencoders) fine-tuned on stain-normalized cell crops and masks to separate morphologically subtle activation states.</w:t>
       </w:r>
     </w:p>
     <w:p>
@@ -1946,7 +1946,7 @@
           <w:color w:val="1E1E1E"/>
           <w:sz w:val="22"/>
         </w:rPr>
-        <w:t>Objective 4 (Self-Supervised Feature Space):</w:t>
+        <w:t>Objective 4 (Graph Topology Construction):</w:t>
       </w:r>
       <w:r>
         <w:rPr>
@@ -1954,7 +1954,7 @@
           <w:color w:val="1E1E1E"/>
           <w:sz w:val="22"/>
         </w:rPr>
-        <w:t xml:space="preserve"> Implement a contrastive self-supervised representation learning space (DINOv2 / Masked Autoencoders) fine-tuned on stain-normalized cell crops and masks to separate morphologically subtle activation states.</w:t>
+        <w:t xml:space="preserve"> Construct spatial proximity graphs connecting soma nodes and process fragment nodes (using pre-trained SSL feature embeddings as node representations), training a Graph Neural Network (GNN) to reconstruct shattered dystrophic cells into unified biological entities.</w:t>
       </w:r>
     </w:p>
     <w:p>

--- a/research-proposal-final.docx
+++ b/research-proposal-final.docx
@@ -2284,9 +2284,798 @@
           <w:color w:val="46505F"/>
           <w:sz w:val="19"/>
         </w:rPr>
-        <w:t>Figure 2: Dual-crop representation panel across the 4 microglial morphological activation states: (A) Resting (Ramified), (B) Surveilling, (C) Activated (Ameboid), and (D) Resolution. Each state shows the raw RGB cell crop alongside its isolated, boundary-sharpened single-cell silhouette crop (subcell_XXX_sharpened_extracted.jpg).</w:t>
+        <w:t>Figure 2: Dual-crop representation panel across the 4 microglial morphological activation states: (A) Resting (Ramified), (B) Surveilling, (C) Activated (Ameboid), and (D) Resolution. Each state shows the raw RGB cell crop alongside its isolated, boundary-sharpened single-cell silhouette crop (subcell_XXX_sharpened_extracted.jpg), strictly selected to match the 5 morphological criteria defined by Presaizen (2026).</w:t>
       </w:r>
     </w:p>
+    <w:p>
+      <w:pPr>
+        <w:keepNext/>
+        <w:spacing w:before="240" w:after="80"/>
+      </w:pPr>
+      <w:r>
+        <w:rPr>
+          <w:rFonts w:ascii="Arial" w:hAnsi="Arial"/>
+          <w:b/>
+          <w:color w:val="46505F"/>
+          <w:sz w:val="26"/>
+        </w:rPr>
+        <w:t>5.1 Presaizen (2026) Morphological Activation State Criteria Table</w:t>
+      </w:r>
+    </w:p>
+    <w:p>
+      <w:pPr>
+        <w:spacing w:line="276" w:lineRule="auto" w:after="120"/>
+      </w:pPr>
+      <w:r>
+        <w:rPr>
+          <w:rFonts w:ascii="Arial" w:hAnsi="Arial"/>
+          <w:color w:val="1E1E1E"/>
+          <w:sz w:val="22"/>
+        </w:rPr>
+        <w:t>To ensure consistent manual annotation and visual evaluation, Presaizen (2026) defined explicit morphological criteria across soma size, soma shape, process/podia branching, boundary characteristics, and phase-contrast brightness:</w:t>
+      </w:r>
+    </w:p>
+    <w:tbl>
+      <w:tblPr>
+        <w:tblW w:type="auto" w:w="0"/>
+        <w:jc w:val="center"/>
+        <w:tblLook w:firstColumn="1" w:firstRow="1" w:lastColumn="0" w:lastRow="0" w:noHBand="0" w:noVBand="1" w:val="04A0"/>
+      </w:tblPr>
+      <w:tblGrid>
+        <w:gridCol w:w="1872"/>
+        <w:gridCol w:w="1872"/>
+        <w:gridCol w:w="1872"/>
+        <w:gridCol w:w="1872"/>
+        <w:gridCol w:w="1872"/>
+      </w:tblGrid>
+      <w:tr>
+        <w:tc>
+          <w:tcPr>
+            <w:tcW w:type="dxa" w:w="1872"/>
+            <w:shd w:fill="003366"/>
+            <w:tcMar>
+              <w:top w:w="30" w:type="dxa"/>
+              <w:bottom w:w="30" w:type="dxa"/>
+              <w:left w:w="60" w:type="dxa"/>
+              <w:right w:w="60" w:type="dxa"/>
+            </w:tcMar>
+          </w:tcPr>
+          <w:p>
+            <w:pPr>
+              <w:spacing w:before="40" w:after="40"/>
+            </w:pPr>
+            <w:r>
+              <w:rPr>
+                <w:rFonts w:ascii="Arial" w:hAnsi="Arial"/>
+                <w:b/>
+                <w:color w:val="FFFFFF"/>
+                <w:sz w:val="18"/>
+              </w:rPr>
+              <w:t>Feature</w:t>
+            </w:r>
+          </w:p>
+        </w:tc>
+        <w:tc>
+          <w:tcPr>
+            <w:tcW w:type="dxa" w:w="1872"/>
+            <w:shd w:fill="003366"/>
+            <w:tcMar>
+              <w:top w:w="30" w:type="dxa"/>
+              <w:bottom w:w="30" w:type="dxa"/>
+              <w:left w:w="60" w:type="dxa"/>
+              <w:right w:w="60" w:type="dxa"/>
+            </w:tcMar>
+          </w:tcPr>
+          <w:p>
+            <w:pPr>
+              <w:spacing w:before="40" w:after="40"/>
+            </w:pPr>
+            <w:r>
+              <w:rPr>
+                <w:rFonts w:ascii="Arial" w:hAnsi="Arial"/>
+                <w:b/>
+                <w:color w:val="FFFFFF"/>
+                <w:sz w:val="18"/>
+              </w:rPr>
+              <w:t>Resting</w:t>
+            </w:r>
+          </w:p>
+        </w:tc>
+        <w:tc>
+          <w:tcPr>
+            <w:tcW w:type="dxa" w:w="1872"/>
+            <w:shd w:fill="003366"/>
+            <w:tcMar>
+              <w:top w:w="30" w:type="dxa"/>
+              <w:bottom w:w="30" w:type="dxa"/>
+              <w:left w:w="60" w:type="dxa"/>
+              <w:right w:w="60" w:type="dxa"/>
+            </w:tcMar>
+          </w:tcPr>
+          <w:p>
+            <w:pPr>
+              <w:spacing w:before="40" w:after="40"/>
+            </w:pPr>
+            <w:r>
+              <w:rPr>
+                <w:rFonts w:ascii="Arial" w:hAnsi="Arial"/>
+                <w:b/>
+                <w:color w:val="FFFFFF"/>
+                <w:sz w:val="18"/>
+              </w:rPr>
+              <w:t>Surveilling</w:t>
+            </w:r>
+          </w:p>
+        </w:tc>
+        <w:tc>
+          <w:tcPr>
+            <w:tcW w:type="dxa" w:w="1872"/>
+            <w:shd w:fill="003366"/>
+            <w:tcMar>
+              <w:top w:w="30" w:type="dxa"/>
+              <w:bottom w:w="30" w:type="dxa"/>
+              <w:left w:w="60" w:type="dxa"/>
+              <w:right w:w="60" w:type="dxa"/>
+            </w:tcMar>
+          </w:tcPr>
+          <w:p>
+            <w:pPr>
+              <w:spacing w:before="40" w:after="40"/>
+            </w:pPr>
+            <w:r>
+              <w:rPr>
+                <w:rFonts w:ascii="Arial" w:hAnsi="Arial"/>
+                <w:b/>
+                <w:color w:val="FFFFFF"/>
+                <w:sz w:val="18"/>
+              </w:rPr>
+              <w:t>Activated</w:t>
+            </w:r>
+          </w:p>
+        </w:tc>
+        <w:tc>
+          <w:tcPr>
+            <w:tcW w:type="dxa" w:w="1872"/>
+            <w:shd w:fill="003366"/>
+            <w:tcMar>
+              <w:top w:w="30" w:type="dxa"/>
+              <w:bottom w:w="30" w:type="dxa"/>
+              <w:left w:w="60" w:type="dxa"/>
+              <w:right w:w="60" w:type="dxa"/>
+            </w:tcMar>
+          </w:tcPr>
+          <w:p>
+            <w:pPr>
+              <w:spacing w:before="40" w:after="40"/>
+            </w:pPr>
+            <w:r>
+              <w:rPr>
+                <w:rFonts w:ascii="Arial" w:hAnsi="Arial"/>
+                <w:b/>
+                <w:color w:val="FFFFFF"/>
+                <w:sz w:val="18"/>
+              </w:rPr>
+              <w:t>Resolution</w:t>
+            </w:r>
+          </w:p>
+        </w:tc>
+      </w:tr>
+      <w:tr>
+        <w:tc>
+          <w:tcPr>
+            <w:tcW w:type="dxa" w:w="1872"/>
+            <w:tcMar>
+              <w:top w:w="20" w:type="dxa"/>
+              <w:bottom w:w="20" w:type="dxa"/>
+              <w:left w:w="60" w:type="dxa"/>
+              <w:right w:w="60" w:type="dxa"/>
+            </w:tcMar>
+          </w:tcPr>
+          <w:p>
+            <w:pPr>
+              <w:spacing w:line="240" w:lineRule="auto" w:before="20" w:after="20"/>
+            </w:pPr>
+            <w:r>
+              <w:rPr>
+                <w:rFonts w:ascii="Arial" w:hAnsi="Arial"/>
+                <w:b/>
+                <w:color w:val="003366"/>
+                <w:sz w:val="18"/>
+              </w:rPr>
+              <w:t>Soma Size</w:t>
+            </w:r>
+          </w:p>
+        </w:tc>
+        <w:tc>
+          <w:tcPr>
+            <w:tcW w:type="dxa" w:w="1872"/>
+            <w:tcMar>
+              <w:top w:w="20" w:type="dxa"/>
+              <w:bottom w:w="20" w:type="dxa"/>
+              <w:left w:w="60" w:type="dxa"/>
+              <w:right w:w="60" w:type="dxa"/>
+            </w:tcMar>
+          </w:tcPr>
+          <w:p>
+            <w:pPr>
+              <w:spacing w:line="240" w:lineRule="auto" w:before="20" w:after="20"/>
+            </w:pPr>
+            <w:r>
+              <w:rPr>
+                <w:rFonts w:ascii="Arial" w:hAnsi="Arial"/>
+                <w:color w:val="1E1E1E"/>
+                <w:sz w:val="18"/>
+              </w:rPr>
+              <w:t>Small, compact</w:t>
+            </w:r>
+          </w:p>
+        </w:tc>
+        <w:tc>
+          <w:tcPr>
+            <w:tcW w:type="dxa" w:w="1872"/>
+            <w:tcMar>
+              <w:top w:w="20" w:type="dxa"/>
+              <w:bottom w:w="20" w:type="dxa"/>
+              <w:left w:w="60" w:type="dxa"/>
+              <w:right w:w="60" w:type="dxa"/>
+            </w:tcMar>
+          </w:tcPr>
+          <w:p>
+            <w:pPr>
+              <w:spacing w:line="240" w:lineRule="auto" w:before="20" w:after="20"/>
+            </w:pPr>
+            <w:r>
+              <w:rPr>
+                <w:rFonts w:ascii="Arial" w:hAnsi="Arial"/>
+                <w:color w:val="1E1E1E"/>
+                <w:sz w:val="18"/>
+              </w:rPr>
+              <w:t>Elongated</w:t>
+            </w:r>
+          </w:p>
+        </w:tc>
+        <w:tc>
+          <w:tcPr>
+            <w:tcW w:type="dxa" w:w="1872"/>
+            <w:tcMar>
+              <w:top w:w="20" w:type="dxa"/>
+              <w:bottom w:w="20" w:type="dxa"/>
+              <w:left w:w="60" w:type="dxa"/>
+              <w:right w:w="60" w:type="dxa"/>
+            </w:tcMar>
+          </w:tcPr>
+          <w:p>
+            <w:pPr>
+              <w:spacing w:line="240" w:lineRule="auto" w:before="20" w:after="20"/>
+            </w:pPr>
+            <w:r>
+              <w:rPr>
+                <w:rFonts w:ascii="Arial" w:hAnsi="Arial"/>
+                <w:color w:val="1E1E1E"/>
+                <w:sz w:val="18"/>
+              </w:rPr>
+              <w:t>Significantly enlarged</w:t>
+            </w:r>
+          </w:p>
+        </w:tc>
+        <w:tc>
+          <w:tcPr>
+            <w:tcW w:type="dxa" w:w="1872"/>
+            <w:tcMar>
+              <w:top w:w="20" w:type="dxa"/>
+              <w:bottom w:w="20" w:type="dxa"/>
+              <w:left w:w="60" w:type="dxa"/>
+              <w:right w:w="60" w:type="dxa"/>
+            </w:tcMar>
+          </w:tcPr>
+          <w:p>
+            <w:pPr>
+              <w:spacing w:line="240" w:lineRule="auto" w:before="20" w:after="20"/>
+            </w:pPr>
+            <w:r>
+              <w:rPr>
+                <w:rFonts w:ascii="Arial" w:hAnsi="Arial"/>
+                <w:color w:val="1E1E1E"/>
+                <w:sz w:val="18"/>
+              </w:rPr>
+              <w:t>Large, swollen</w:t>
+            </w:r>
+          </w:p>
+        </w:tc>
+      </w:tr>
+      <w:tr>
+        <w:tc>
+          <w:tcPr>
+            <w:tcW w:type="dxa" w:w="1872"/>
+            <w:tcMar>
+              <w:top w:w="20" w:type="dxa"/>
+              <w:bottom w:w="20" w:type="dxa"/>
+              <w:left w:w="60" w:type="dxa"/>
+              <w:right w:w="60" w:type="dxa"/>
+            </w:tcMar>
+          </w:tcPr>
+          <w:p>
+            <w:pPr>
+              <w:spacing w:line="240" w:lineRule="auto" w:before="20" w:after="20"/>
+            </w:pPr>
+            <w:r>
+              <w:rPr>
+                <w:rFonts w:ascii="Arial" w:hAnsi="Arial"/>
+                <w:b/>
+                <w:color w:val="003366"/>
+                <w:sz w:val="18"/>
+              </w:rPr>
+              <w:t>Soma Shape</w:t>
+            </w:r>
+          </w:p>
+        </w:tc>
+        <w:tc>
+          <w:tcPr>
+            <w:tcW w:type="dxa" w:w="1872"/>
+            <w:tcMar>
+              <w:top w:w="20" w:type="dxa"/>
+              <w:bottom w:w="20" w:type="dxa"/>
+              <w:left w:w="60" w:type="dxa"/>
+              <w:right w:w="60" w:type="dxa"/>
+            </w:tcMar>
+          </w:tcPr>
+          <w:p>
+            <w:pPr>
+              <w:spacing w:line="240" w:lineRule="auto" w:before="20" w:after="20"/>
+            </w:pPr>
+            <w:r>
+              <w:rPr>
+                <w:rFonts w:ascii="Arial" w:hAnsi="Arial"/>
+                <w:color w:val="1E1E1E"/>
+                <w:sz w:val="18"/>
+              </w:rPr>
+              <w:t>Circular / Ovoid</w:t>
+            </w:r>
+          </w:p>
+        </w:tc>
+        <w:tc>
+          <w:tcPr>
+            <w:tcW w:type="dxa" w:w="1872"/>
+            <w:tcMar>
+              <w:top w:w="20" w:type="dxa"/>
+              <w:bottom w:w="20" w:type="dxa"/>
+              <w:left w:w="60" w:type="dxa"/>
+              <w:right w:w="60" w:type="dxa"/>
+            </w:tcMar>
+          </w:tcPr>
+          <w:p>
+            <w:pPr>
+              <w:spacing w:line="240" w:lineRule="auto" w:before="20" w:after="20"/>
+            </w:pPr>
+            <w:r>
+              <w:rPr>
+                <w:rFonts w:ascii="Arial" w:hAnsi="Arial"/>
+                <w:color w:val="1E1E1E"/>
+                <w:sz w:val="18"/>
+              </w:rPr>
+              <w:t>Irregular / Elongated</w:t>
+            </w:r>
+          </w:p>
+        </w:tc>
+        <w:tc>
+          <w:tcPr>
+            <w:tcW w:type="dxa" w:w="1872"/>
+            <w:tcMar>
+              <w:top w:w="20" w:type="dxa"/>
+              <w:bottom w:w="20" w:type="dxa"/>
+              <w:left w:w="60" w:type="dxa"/>
+              <w:right w:w="60" w:type="dxa"/>
+            </w:tcMar>
+          </w:tcPr>
+          <w:p>
+            <w:pPr>
+              <w:spacing w:line="240" w:lineRule="auto" w:before="20" w:after="20"/>
+            </w:pPr>
+            <w:r>
+              <w:rPr>
+                <w:rFonts w:ascii="Arial" w:hAnsi="Arial"/>
+                <w:color w:val="1E1E1E"/>
+                <w:sz w:val="18"/>
+              </w:rPr>
+              <w:t>Ameboid / Round</w:t>
+            </w:r>
+          </w:p>
+        </w:tc>
+        <w:tc>
+          <w:tcPr>
+            <w:tcW w:type="dxa" w:w="1872"/>
+            <w:tcMar>
+              <w:top w:w="20" w:type="dxa"/>
+              <w:bottom w:w="20" w:type="dxa"/>
+              <w:left w:w="60" w:type="dxa"/>
+              <w:right w:w="60" w:type="dxa"/>
+            </w:tcMar>
+          </w:tcPr>
+          <w:p>
+            <w:pPr>
+              <w:spacing w:line="240" w:lineRule="auto" w:before="20" w:after="20"/>
+            </w:pPr>
+            <w:r>
+              <w:rPr>
+                <w:rFonts w:ascii="Arial" w:hAnsi="Arial"/>
+                <w:color w:val="1E1E1E"/>
+                <w:sz w:val="18"/>
+              </w:rPr>
+              <w:t>Irregular / Multi-lobular</w:t>
+            </w:r>
+          </w:p>
+        </w:tc>
+      </w:tr>
+      <w:tr>
+        <w:tc>
+          <w:tcPr>
+            <w:tcW w:type="dxa" w:w="1872"/>
+            <w:tcMar>
+              <w:top w:w="20" w:type="dxa"/>
+              <w:bottom w:w="20" w:type="dxa"/>
+              <w:left w:w="60" w:type="dxa"/>
+              <w:right w:w="60" w:type="dxa"/>
+            </w:tcMar>
+          </w:tcPr>
+          <w:p>
+            <w:pPr>
+              <w:spacing w:line="240" w:lineRule="auto" w:before="20" w:after="20"/>
+            </w:pPr>
+            <w:r>
+              <w:rPr>
+                <w:rFonts w:ascii="Arial" w:hAnsi="Arial"/>
+                <w:b/>
+                <w:color w:val="003366"/>
+                <w:sz w:val="18"/>
+              </w:rPr>
+              <w:t>Processes / Podia</w:t>
+            </w:r>
+          </w:p>
+        </w:tc>
+        <w:tc>
+          <w:tcPr>
+            <w:tcW w:type="dxa" w:w="1872"/>
+            <w:tcMar>
+              <w:top w:w="20" w:type="dxa"/>
+              <w:bottom w:w="20" w:type="dxa"/>
+              <w:left w:w="60" w:type="dxa"/>
+              <w:right w:w="60" w:type="dxa"/>
+            </w:tcMar>
+          </w:tcPr>
+          <w:p>
+            <w:pPr>
+              <w:spacing w:line="240" w:lineRule="auto" w:before="20" w:after="20"/>
+            </w:pPr>
+            <w:r>
+              <w:rPr>
+                <w:rFonts w:ascii="Arial" w:hAnsi="Arial"/>
+                <w:color w:val="1E1E1E"/>
+                <w:sz w:val="18"/>
+              </w:rPr>
+              <w:t>Long, fine, ramified</w:t>
+            </w:r>
+          </w:p>
+        </w:tc>
+        <w:tc>
+          <w:tcPr>
+            <w:tcW w:type="dxa" w:w="1872"/>
+            <w:tcMar>
+              <w:top w:w="20" w:type="dxa"/>
+              <w:bottom w:w="20" w:type="dxa"/>
+              <w:left w:w="60" w:type="dxa"/>
+              <w:right w:w="60" w:type="dxa"/>
+            </w:tcMar>
+          </w:tcPr>
+          <w:p>
+            <w:pPr>
+              <w:spacing w:line="240" w:lineRule="auto" w:before="20" w:after="20"/>
+            </w:pPr>
+            <w:r>
+              <w:rPr>
+                <w:rFonts w:ascii="Arial" w:hAnsi="Arial"/>
+                <w:color w:val="1E1E1E"/>
+                <w:sz w:val="18"/>
+              </w:rPr>
+              <w:t>Extensive branching</w:t>
+            </w:r>
+          </w:p>
+        </w:tc>
+        <w:tc>
+          <w:tcPr>
+            <w:tcW w:type="dxa" w:w="1872"/>
+            <w:tcMar>
+              <w:top w:w="20" w:type="dxa"/>
+              <w:bottom w:w="20" w:type="dxa"/>
+              <w:left w:w="60" w:type="dxa"/>
+              <w:right w:w="60" w:type="dxa"/>
+            </w:tcMar>
+          </w:tcPr>
+          <w:p>
+            <w:pPr>
+              <w:spacing w:line="240" w:lineRule="auto" w:before="20" w:after="20"/>
+            </w:pPr>
+            <w:r>
+              <w:rPr>
+                <w:rFonts w:ascii="Arial" w:hAnsi="Arial"/>
+                <w:color w:val="1E1E1E"/>
+                <w:sz w:val="18"/>
+              </w:rPr>
+              <w:t>Short, thick / Retracted</w:t>
+            </w:r>
+          </w:p>
+        </w:tc>
+        <w:tc>
+          <w:tcPr>
+            <w:tcW w:type="dxa" w:w="1872"/>
+            <w:tcMar>
+              <w:top w:w="20" w:type="dxa"/>
+              <w:bottom w:w="20" w:type="dxa"/>
+              <w:left w:w="60" w:type="dxa"/>
+              <w:right w:w="60" w:type="dxa"/>
+            </w:tcMar>
+          </w:tcPr>
+          <w:p>
+            <w:pPr>
+              <w:spacing w:line="240" w:lineRule="auto" w:before="20" w:after="20"/>
+            </w:pPr>
+            <w:r>
+              <w:rPr>
+                <w:rFonts w:ascii="Arial" w:hAnsi="Arial"/>
+                <w:color w:val="1E1E1E"/>
+                <w:sz w:val="18"/>
+              </w:rPr>
+              <w:t>Short, beaded, resolving</w:t>
+            </w:r>
+          </w:p>
+        </w:tc>
+      </w:tr>
+      <w:tr>
+        <w:tc>
+          <w:tcPr>
+            <w:tcW w:type="dxa" w:w="1872"/>
+            <w:tcMar>
+              <w:top w:w="20" w:type="dxa"/>
+              <w:bottom w:w="20" w:type="dxa"/>
+              <w:left w:w="60" w:type="dxa"/>
+              <w:right w:w="60" w:type="dxa"/>
+            </w:tcMar>
+          </w:tcPr>
+          <w:p>
+            <w:pPr>
+              <w:spacing w:line="240" w:lineRule="auto" w:before="20" w:after="20"/>
+            </w:pPr>
+            <w:r>
+              <w:rPr>
+                <w:rFonts w:ascii="Arial" w:hAnsi="Arial"/>
+                <w:b/>
+                <w:color w:val="003366"/>
+                <w:sz w:val="18"/>
+              </w:rPr>
+              <w:t>Boundary</w:t>
+            </w:r>
+          </w:p>
+        </w:tc>
+        <w:tc>
+          <w:tcPr>
+            <w:tcW w:type="dxa" w:w="1872"/>
+            <w:tcMar>
+              <w:top w:w="20" w:type="dxa"/>
+              <w:bottom w:w="20" w:type="dxa"/>
+              <w:left w:w="60" w:type="dxa"/>
+              <w:right w:w="60" w:type="dxa"/>
+            </w:tcMar>
+          </w:tcPr>
+          <w:p>
+            <w:pPr>
+              <w:spacing w:line="240" w:lineRule="auto" w:before="20" w:after="20"/>
+            </w:pPr>
+            <w:r>
+              <w:rPr>
+                <w:rFonts w:ascii="Arial" w:hAnsi="Arial"/>
+                <w:color w:val="1E1E1E"/>
+                <w:sz w:val="18"/>
+              </w:rPr>
+              <w:t>Sharp, smooth</w:t>
+            </w:r>
+          </w:p>
+        </w:tc>
+        <w:tc>
+          <w:tcPr>
+            <w:tcW w:type="dxa" w:w="1872"/>
+            <w:tcMar>
+              <w:top w:w="20" w:type="dxa"/>
+              <w:bottom w:w="20" w:type="dxa"/>
+              <w:left w:w="60" w:type="dxa"/>
+              <w:right w:w="60" w:type="dxa"/>
+            </w:tcMar>
+          </w:tcPr>
+          <w:p>
+            <w:pPr>
+              <w:spacing w:line="240" w:lineRule="auto" w:before="20" w:after="20"/>
+            </w:pPr>
+            <w:r>
+              <w:rPr>
+                <w:rFonts w:ascii="Arial" w:hAnsi="Arial"/>
+                <w:color w:val="1E1E1E"/>
+                <w:sz w:val="18"/>
+              </w:rPr>
+              <w:t>Irregular, dynamic</w:t>
+            </w:r>
+          </w:p>
+        </w:tc>
+        <w:tc>
+          <w:tcPr>
+            <w:tcW w:type="dxa" w:w="1872"/>
+            <w:tcMar>
+              <w:top w:w="20" w:type="dxa"/>
+              <w:bottom w:w="20" w:type="dxa"/>
+              <w:left w:w="60" w:type="dxa"/>
+              <w:right w:w="60" w:type="dxa"/>
+            </w:tcMar>
+          </w:tcPr>
+          <w:p>
+            <w:pPr>
+              <w:spacing w:line="240" w:lineRule="auto" w:before="20" w:after="20"/>
+            </w:pPr>
+            <w:r>
+              <w:rPr>
+                <w:rFonts w:ascii="Arial" w:hAnsi="Arial"/>
+                <w:color w:val="1E1E1E"/>
+                <w:sz w:val="18"/>
+              </w:rPr>
+              <w:t>Diffuse / Smooth</w:t>
+            </w:r>
+          </w:p>
+        </w:tc>
+        <w:tc>
+          <w:tcPr>
+            <w:tcW w:type="dxa" w:w="1872"/>
+            <w:tcMar>
+              <w:top w:w="20" w:type="dxa"/>
+              <w:bottom w:w="20" w:type="dxa"/>
+              <w:left w:w="60" w:type="dxa"/>
+              <w:right w:w="60" w:type="dxa"/>
+            </w:tcMar>
+          </w:tcPr>
+          <w:p>
+            <w:pPr>
+              <w:spacing w:line="240" w:lineRule="auto" w:before="20" w:after="20"/>
+            </w:pPr>
+            <w:r>
+              <w:rPr>
+                <w:rFonts w:ascii="Arial" w:hAnsi="Arial"/>
+                <w:color w:val="1E1E1E"/>
+                <w:sz w:val="18"/>
+              </w:rPr>
+              <w:t>Irregular / Fragmented</w:t>
+            </w:r>
+          </w:p>
+        </w:tc>
+      </w:tr>
+      <w:tr>
+        <w:tc>
+          <w:tcPr>
+            <w:tcW w:type="dxa" w:w="1872"/>
+            <w:tcMar>
+              <w:top w:w="20" w:type="dxa"/>
+              <w:bottom w:w="20" w:type="dxa"/>
+              <w:left w:w="60" w:type="dxa"/>
+              <w:right w:w="60" w:type="dxa"/>
+            </w:tcMar>
+          </w:tcPr>
+          <w:p>
+            <w:pPr>
+              <w:spacing w:line="240" w:lineRule="auto" w:before="20" w:after="20"/>
+            </w:pPr>
+            <w:r>
+              <w:rPr>
+                <w:rFonts w:ascii="Arial" w:hAnsi="Arial"/>
+                <w:b/>
+                <w:color w:val="003366"/>
+                <w:sz w:val="18"/>
+              </w:rPr>
+              <w:t>Brightness</w:t>
+            </w:r>
+          </w:p>
+        </w:tc>
+        <w:tc>
+          <w:tcPr>
+            <w:tcW w:type="dxa" w:w="1872"/>
+            <w:tcMar>
+              <w:top w:w="20" w:type="dxa"/>
+              <w:bottom w:w="20" w:type="dxa"/>
+              <w:left w:w="60" w:type="dxa"/>
+              <w:right w:w="60" w:type="dxa"/>
+            </w:tcMar>
+          </w:tcPr>
+          <w:p>
+            <w:pPr>
+              <w:spacing w:line="240" w:lineRule="auto" w:before="20" w:after="20"/>
+            </w:pPr>
+            <w:r>
+              <w:rPr>
+                <w:rFonts w:ascii="Arial" w:hAnsi="Arial"/>
+                <w:color w:val="1E1E1E"/>
+                <w:sz w:val="18"/>
+              </w:rPr>
+              <w:t>Dark / High Contrast</w:t>
+            </w:r>
+          </w:p>
+        </w:tc>
+        <w:tc>
+          <w:tcPr>
+            <w:tcW w:type="dxa" w:w="1872"/>
+            <w:tcMar>
+              <w:top w:w="20" w:type="dxa"/>
+              <w:bottom w:w="20" w:type="dxa"/>
+              <w:left w:w="60" w:type="dxa"/>
+              <w:right w:w="60" w:type="dxa"/>
+            </w:tcMar>
+          </w:tcPr>
+          <w:p>
+            <w:pPr>
+              <w:spacing w:line="240" w:lineRule="auto" w:before="20" w:after="20"/>
+            </w:pPr>
+            <w:r>
+              <w:rPr>
+                <w:rFonts w:ascii="Arial" w:hAnsi="Arial"/>
+                <w:color w:val="1E1E1E"/>
+                <w:sz w:val="18"/>
+              </w:rPr>
+              <w:t>Moderate</w:t>
+            </w:r>
+          </w:p>
+        </w:tc>
+        <w:tc>
+          <w:tcPr>
+            <w:tcW w:type="dxa" w:w="1872"/>
+            <w:tcMar>
+              <w:top w:w="20" w:type="dxa"/>
+              <w:bottom w:w="20" w:type="dxa"/>
+              <w:left w:w="60" w:type="dxa"/>
+              <w:right w:w="60" w:type="dxa"/>
+            </w:tcMar>
+          </w:tcPr>
+          <w:p>
+            <w:pPr>
+              <w:spacing w:line="240" w:lineRule="auto" w:before="20" w:after="20"/>
+            </w:pPr>
+            <w:r>
+              <w:rPr>
+                <w:rFonts w:ascii="Arial" w:hAnsi="Arial"/>
+                <w:color w:val="1E1E1E"/>
+                <w:sz w:val="18"/>
+              </w:rPr>
+              <w:t>Bright / Phase-dense</w:t>
+            </w:r>
+          </w:p>
+        </w:tc>
+        <w:tc>
+          <w:tcPr>
+            <w:tcW w:type="dxa" w:w="1872"/>
+            <w:tcMar>
+              <w:top w:w="20" w:type="dxa"/>
+              <w:bottom w:w="20" w:type="dxa"/>
+              <w:left w:w="60" w:type="dxa"/>
+              <w:right w:w="60" w:type="dxa"/>
+            </w:tcMar>
+          </w:tcPr>
+          <w:p>
+            <w:pPr>
+              <w:spacing w:line="240" w:lineRule="auto" w:before="20" w:after="20"/>
+            </w:pPr>
+            <w:r>
+              <w:rPr>
+                <w:rFonts w:ascii="Arial" w:hAnsi="Arial"/>
+                <w:color w:val="1E1E1E"/>
+                <w:sz w:val="18"/>
+              </w:rPr>
+              <w:t>Moderate to Dark</w:t>
+            </w:r>
+          </w:p>
+        </w:tc>
+      </w:tr>
+    </w:tbl>
     <w:p>
       <w:pPr>
         <w:spacing w:line="276" w:lineRule="auto" w:after="120"/>

--- a/research-proposal-final.docx
+++ b/research-proposal-final.docx
@@ -2284,7 +2284,7 @@
           <w:color w:val="46505F"/>
           <w:sz w:val="19"/>
         </w:rPr>
-        <w:t>Figure 2: Dual-crop representation panel across the 4 microglial morphological activation states: (A) Resting (Ramified), (B) Surveilling, (C) Activated (Ameboid), and (D) Resolution. Each state shows the raw RGB cell crop alongside its isolated, boundary-sharpened single-cell silhouette crop (subcell_XXX_sharpened_extracted.jpg), strictly selected to match the 5 morphological criteria defined by Presaizen (2026).</w:t>
+        <w:t>Figure 2: Dual-crop representation panel across the 4 microglial morphological activation states defined by Presaizen (2026): (A) Quiescent (Resting) [small, circular soma with no branches], (B) Patrolling (Surveilling) [circular/spindle soma with 2 branching podia], (C) Reactive (Activated) [irregular soma with 2-3 podia], and (D) Senescent (Resolution) [ameboid/flat medium-large soma with no podia]. Each state shows the raw RGB crop alongside its isolated binary silhouette crop (subcell_XXX_sharpened_extracted.jpg).</w:t>
       </w:r>
     </w:p>
     <w:p>
@@ -2299,7 +2299,7 @@
           <w:color w:val="46505F"/>
           <w:sz w:val="26"/>
         </w:rPr>
-        <w:t>5.1 Presaizen (2026) Morphological Activation State Criteria Table</w:t>
+        <w:t>5.1 Morphological Activation State Criteria (Table 1 - Presaizen, 2026)</w:t>
       </w:r>
     </w:p>
     <w:p>
@@ -2312,7 +2312,7 @@
           <w:color w:val="1E1E1E"/>
           <w:sz w:val="22"/>
         </w:rPr>
-        <w:t>To ensure consistent manual annotation and visual evaluation, Presaizen (2026) defined explicit morphological criteria across soma size, soma shape, process/podia branching, boundary characteristics, and phase-contrast brightness:</w:t>
+        <w:t>To establish a rigorous, objective ground truth annotation rubric, Presaizen (2026) defined explicit morphological criteria across six key cellular parameters: Class Name, Soma Shape, Soma Size, Podia (Branching Processes), Boundary Definition, and Phase-Contrast Brightness (Table 1):</w:t>
       </w:r>
     </w:p>
     <w:tbl>
@@ -2322,22 +2322,23 @@
         <w:tblLook w:firstColumn="1" w:firstRow="1" w:lastColumn="0" w:lastRow="0" w:noHBand="0" w:noVBand="1" w:val="04A0"/>
       </w:tblPr>
       <w:tblGrid>
-        <w:gridCol w:w="1872"/>
-        <w:gridCol w:w="1872"/>
-        <w:gridCol w:w="1872"/>
-        <w:gridCol w:w="1872"/>
-        <w:gridCol w:w="1872"/>
+        <w:gridCol w:w="1560"/>
+        <w:gridCol w:w="1560"/>
+        <w:gridCol w:w="1560"/>
+        <w:gridCol w:w="1560"/>
+        <w:gridCol w:w="1560"/>
+        <w:gridCol w:w="1560"/>
       </w:tblGrid>
       <w:tr>
         <w:tc>
           <w:tcPr>
-            <w:tcW w:type="dxa" w:w="1872"/>
+            <w:tcW w:type="dxa" w:w="1560"/>
             <w:shd w:fill="003366"/>
             <w:tcMar>
-              <w:top w:w="30" w:type="dxa"/>
-              <w:bottom w:w="30" w:type="dxa"/>
-              <w:left w:w="60" w:type="dxa"/>
-              <w:right w:w="60" w:type="dxa"/>
+              <w:top w:w="20" w:type="dxa"/>
+              <w:bottom w:w="20" w:type="dxa"/>
+              <w:left w:w="40" w:type="dxa"/>
+              <w:right w:w="40" w:type="dxa"/>
             </w:tcMar>
           </w:tcPr>
           <w:p>
@@ -2349,21 +2350,21 @@
                 <w:rFonts w:ascii="Arial" w:hAnsi="Arial"/>
                 <w:b/>
                 <w:color w:val="FFFFFF"/>
-                <w:sz w:val="18"/>
+                <w:sz w:val="17"/>
               </w:rPr>
-              <w:t>Feature</w:t>
+              <w:t>Class (State)</w:t>
             </w:r>
           </w:p>
         </w:tc>
         <w:tc>
           <w:tcPr>
-            <w:tcW w:type="dxa" w:w="1872"/>
+            <w:tcW w:type="dxa" w:w="1560"/>
             <w:shd w:fill="003366"/>
             <w:tcMar>
-              <w:top w:w="30" w:type="dxa"/>
-              <w:bottom w:w="30" w:type="dxa"/>
-              <w:left w:w="60" w:type="dxa"/>
-              <w:right w:w="60" w:type="dxa"/>
+              <w:top w:w="20" w:type="dxa"/>
+              <w:bottom w:w="20" w:type="dxa"/>
+              <w:left w:w="40" w:type="dxa"/>
+              <w:right w:w="40" w:type="dxa"/>
             </w:tcMar>
           </w:tcPr>
           <w:p>
@@ -2375,21 +2376,21 @@
                 <w:rFonts w:ascii="Arial" w:hAnsi="Arial"/>
                 <w:b/>
                 <w:color w:val="FFFFFF"/>
-                <w:sz w:val="18"/>
+                <w:sz w:val="17"/>
               </w:rPr>
-              <w:t>Resting</w:t>
+              <w:t>Shape</w:t>
             </w:r>
           </w:p>
         </w:tc>
         <w:tc>
           <w:tcPr>
-            <w:tcW w:type="dxa" w:w="1872"/>
+            <w:tcW w:type="dxa" w:w="1560"/>
             <w:shd w:fill="003366"/>
             <w:tcMar>
-              <w:top w:w="30" w:type="dxa"/>
-              <w:bottom w:w="30" w:type="dxa"/>
-              <w:left w:w="60" w:type="dxa"/>
-              <w:right w:w="60" w:type="dxa"/>
+              <w:top w:w="20" w:type="dxa"/>
+              <w:bottom w:w="20" w:type="dxa"/>
+              <w:left w:w="40" w:type="dxa"/>
+              <w:right w:w="40" w:type="dxa"/>
             </w:tcMar>
           </w:tcPr>
           <w:p>
@@ -2401,21 +2402,21 @@
                 <w:rFonts w:ascii="Arial" w:hAnsi="Arial"/>
                 <w:b/>
                 <w:color w:val="FFFFFF"/>
-                <w:sz w:val="18"/>
+                <w:sz w:val="17"/>
               </w:rPr>
-              <w:t>Surveilling</w:t>
+              <w:t>Size</w:t>
             </w:r>
           </w:p>
         </w:tc>
         <w:tc>
           <w:tcPr>
-            <w:tcW w:type="dxa" w:w="1872"/>
+            <w:tcW w:type="dxa" w:w="1560"/>
             <w:shd w:fill="003366"/>
             <w:tcMar>
-              <w:top w:w="30" w:type="dxa"/>
-              <w:bottom w:w="30" w:type="dxa"/>
-              <w:left w:w="60" w:type="dxa"/>
-              <w:right w:w="60" w:type="dxa"/>
+              <w:top w:w="20" w:type="dxa"/>
+              <w:bottom w:w="20" w:type="dxa"/>
+              <w:left w:w="40" w:type="dxa"/>
+              <w:right w:w="40" w:type="dxa"/>
             </w:tcMar>
           </w:tcPr>
           <w:p>
@@ -2427,21 +2428,21 @@
                 <w:rFonts w:ascii="Arial" w:hAnsi="Arial"/>
                 <w:b/>
                 <w:color w:val="FFFFFF"/>
-                <w:sz w:val="18"/>
+                <w:sz w:val="17"/>
               </w:rPr>
-              <w:t>Activated</w:t>
+              <w:t>Podia</w:t>
             </w:r>
           </w:p>
         </w:tc>
         <w:tc>
           <w:tcPr>
-            <w:tcW w:type="dxa" w:w="1872"/>
+            <w:tcW w:type="dxa" w:w="1560"/>
             <w:shd w:fill="003366"/>
             <w:tcMar>
-              <w:top w:w="30" w:type="dxa"/>
-              <w:bottom w:w="30" w:type="dxa"/>
-              <w:left w:w="60" w:type="dxa"/>
-              <w:right w:w="60" w:type="dxa"/>
+              <w:top w:w="20" w:type="dxa"/>
+              <w:bottom w:w="20" w:type="dxa"/>
+              <w:left w:w="40" w:type="dxa"/>
+              <w:right w:w="40" w:type="dxa"/>
             </w:tcMar>
           </w:tcPr>
           <w:p>
@@ -2453,9 +2454,35 @@
                 <w:rFonts w:ascii="Arial" w:hAnsi="Arial"/>
                 <w:b/>
                 <w:color w:val="FFFFFF"/>
-                <w:sz w:val="18"/>
+                <w:sz w:val="17"/>
               </w:rPr>
-              <w:t>Resolution</w:t>
+              <w:t>Boundary</w:t>
+            </w:r>
+          </w:p>
+        </w:tc>
+        <w:tc>
+          <w:tcPr>
+            <w:tcW w:type="dxa" w:w="1560"/>
+            <w:shd w:fill="003366"/>
+            <w:tcMar>
+              <w:top w:w="20" w:type="dxa"/>
+              <w:bottom w:w="20" w:type="dxa"/>
+              <w:left w:w="40" w:type="dxa"/>
+              <w:right w:w="40" w:type="dxa"/>
+            </w:tcMar>
+          </w:tcPr>
+          <w:p>
+            <w:pPr>
+              <w:spacing w:before="40" w:after="40"/>
+            </w:pPr>
+            <w:r>
+              <w:rPr>
+                <w:rFonts w:ascii="Arial" w:hAnsi="Arial"/>
+                <w:b/>
+                <w:color w:val="FFFFFF"/>
+                <w:sz w:val="17"/>
+              </w:rPr>
+              <w:t>Brightness</w:t>
             </w:r>
           </w:p>
         </w:tc>
@@ -2463,12 +2490,12 @@
       <w:tr>
         <w:tc>
           <w:tcPr>
-            <w:tcW w:type="dxa" w:w="1872"/>
+            <w:tcW w:type="dxa" w:w="1560"/>
             <w:tcMar>
               <w:top w:w="20" w:type="dxa"/>
               <w:bottom w:w="20" w:type="dxa"/>
-              <w:left w:w="60" w:type="dxa"/>
-              <w:right w:w="60" w:type="dxa"/>
+              <w:left w:w="40" w:type="dxa"/>
+              <w:right w:w="40" w:type="dxa"/>
             </w:tcMar>
           </w:tcPr>
           <w:p>
@@ -2480,20 +2507,20 @@
                 <w:rFonts w:ascii="Arial" w:hAnsi="Arial"/>
                 <w:b/>
                 <w:color w:val="003366"/>
-                <w:sz w:val="18"/>
+                <w:sz w:val="17"/>
               </w:rPr>
-              <w:t>Soma Size</w:t>
+              <w:t>Quiescent (Resting)</w:t>
             </w:r>
           </w:p>
         </w:tc>
         <w:tc>
           <w:tcPr>
-            <w:tcW w:type="dxa" w:w="1872"/>
+            <w:tcW w:type="dxa" w:w="1560"/>
             <w:tcMar>
               <w:top w:w="20" w:type="dxa"/>
               <w:bottom w:w="20" w:type="dxa"/>
-              <w:left w:w="60" w:type="dxa"/>
-              <w:right w:w="60" w:type="dxa"/>
+              <w:left w:w="40" w:type="dxa"/>
+              <w:right w:w="40" w:type="dxa"/>
             </w:tcMar>
           </w:tcPr>
           <w:p>
@@ -2504,20 +2531,20 @@
               <w:rPr>
                 <w:rFonts w:ascii="Arial" w:hAnsi="Arial"/>
                 <w:color w:val="1E1E1E"/>
-                <w:sz w:val="18"/>
+                <w:sz w:val="17"/>
               </w:rPr>
-              <w:t>Small, compact</w:t>
+              <w:t>Circular</w:t>
             </w:r>
           </w:p>
         </w:tc>
         <w:tc>
           <w:tcPr>
-            <w:tcW w:type="dxa" w:w="1872"/>
+            <w:tcW w:type="dxa" w:w="1560"/>
             <w:tcMar>
               <w:top w:w="20" w:type="dxa"/>
               <w:bottom w:w="20" w:type="dxa"/>
-              <w:left w:w="60" w:type="dxa"/>
-              <w:right w:w="60" w:type="dxa"/>
+              <w:left w:w="40" w:type="dxa"/>
+              <w:right w:w="40" w:type="dxa"/>
             </w:tcMar>
           </w:tcPr>
           <w:p>
@@ -2528,20 +2555,20 @@
               <w:rPr>
                 <w:rFonts w:ascii="Arial" w:hAnsi="Arial"/>
                 <w:color w:val="1E1E1E"/>
-                <w:sz w:val="18"/>
+                <w:sz w:val="17"/>
               </w:rPr>
-              <w:t>Elongated</w:t>
+              <w:t>Small</w:t>
             </w:r>
           </w:p>
         </w:tc>
         <w:tc>
           <w:tcPr>
-            <w:tcW w:type="dxa" w:w="1872"/>
+            <w:tcW w:type="dxa" w:w="1560"/>
             <w:tcMar>
               <w:top w:w="20" w:type="dxa"/>
               <w:bottom w:w="20" w:type="dxa"/>
-              <w:left w:w="60" w:type="dxa"/>
-              <w:right w:w="60" w:type="dxa"/>
+              <w:left w:w="40" w:type="dxa"/>
+              <w:right w:w="40" w:type="dxa"/>
             </w:tcMar>
           </w:tcPr>
           <w:p>
@@ -2552,20 +2579,20 @@
               <w:rPr>
                 <w:rFonts w:ascii="Arial" w:hAnsi="Arial"/>
                 <w:color w:val="1E1E1E"/>
-                <w:sz w:val="18"/>
+                <w:sz w:val="17"/>
               </w:rPr>
-              <w:t>Significantly enlarged</w:t>
+              <w:t>None</w:t>
             </w:r>
           </w:p>
         </w:tc>
         <w:tc>
           <w:tcPr>
-            <w:tcW w:type="dxa" w:w="1872"/>
+            <w:tcW w:type="dxa" w:w="1560"/>
             <w:tcMar>
               <w:top w:w="20" w:type="dxa"/>
               <w:bottom w:w="20" w:type="dxa"/>
-              <w:left w:w="60" w:type="dxa"/>
-              <w:right w:w="60" w:type="dxa"/>
+              <w:left w:w="40" w:type="dxa"/>
+              <w:right w:w="40" w:type="dxa"/>
             </w:tcMar>
           </w:tcPr>
           <w:p>
@@ -2576,9 +2603,33 @@
               <w:rPr>
                 <w:rFonts w:ascii="Arial" w:hAnsi="Arial"/>
                 <w:color w:val="1E1E1E"/>
-                <w:sz w:val="18"/>
+                <w:sz w:val="17"/>
               </w:rPr>
-              <w:t>Large, swollen</w:t>
+              <w:t>Clear</w:t>
+            </w:r>
+          </w:p>
+        </w:tc>
+        <w:tc>
+          <w:tcPr>
+            <w:tcW w:type="dxa" w:w="1560"/>
+            <w:tcMar>
+              <w:top w:w="20" w:type="dxa"/>
+              <w:bottom w:w="20" w:type="dxa"/>
+              <w:left w:w="40" w:type="dxa"/>
+              <w:right w:w="40" w:type="dxa"/>
+            </w:tcMar>
+          </w:tcPr>
+          <w:p>
+            <w:pPr>
+              <w:spacing w:line="240" w:lineRule="auto" w:before="20" w:after="20"/>
+            </w:pPr>
+            <w:r>
+              <w:rPr>
+                <w:rFonts w:ascii="Arial" w:hAnsi="Arial"/>
+                <w:color w:val="1E1E1E"/>
+                <w:sz w:val="17"/>
+              </w:rPr>
+              <w:t>Dark</w:t>
             </w:r>
           </w:p>
         </w:tc>
@@ -2586,12 +2637,12 @@
       <w:tr>
         <w:tc>
           <w:tcPr>
-            <w:tcW w:type="dxa" w:w="1872"/>
+            <w:tcW w:type="dxa" w:w="1560"/>
             <w:tcMar>
               <w:top w:w="20" w:type="dxa"/>
               <w:bottom w:w="20" w:type="dxa"/>
-              <w:left w:w="60" w:type="dxa"/>
-              <w:right w:w="60" w:type="dxa"/>
+              <w:left w:w="40" w:type="dxa"/>
+              <w:right w:w="40" w:type="dxa"/>
             </w:tcMar>
           </w:tcPr>
           <w:p>
@@ -2603,20 +2654,20 @@
                 <w:rFonts w:ascii="Arial" w:hAnsi="Arial"/>
                 <w:b/>
                 <w:color w:val="003366"/>
-                <w:sz w:val="18"/>
+                <w:sz w:val="17"/>
               </w:rPr>
-              <w:t>Soma Shape</w:t>
+              <w:t>Patrolling (Surveilling)</w:t>
             </w:r>
           </w:p>
         </w:tc>
         <w:tc>
           <w:tcPr>
-            <w:tcW w:type="dxa" w:w="1872"/>
+            <w:tcW w:type="dxa" w:w="1560"/>
             <w:tcMar>
               <w:top w:w="20" w:type="dxa"/>
               <w:bottom w:w="20" w:type="dxa"/>
-              <w:left w:w="60" w:type="dxa"/>
-              <w:right w:w="60" w:type="dxa"/>
+              <w:left w:w="40" w:type="dxa"/>
+              <w:right w:w="40" w:type="dxa"/>
             </w:tcMar>
           </w:tcPr>
           <w:p>
@@ -2627,20 +2678,20 @@
               <w:rPr>
                 <w:rFonts w:ascii="Arial" w:hAnsi="Arial"/>
                 <w:color w:val="1E1E1E"/>
-                <w:sz w:val="18"/>
+                <w:sz w:val="17"/>
               </w:rPr>
-              <w:t>Circular / Ovoid</w:t>
+              <w:t>Circular / spindle</w:t>
             </w:r>
           </w:p>
         </w:tc>
         <w:tc>
           <w:tcPr>
-            <w:tcW w:type="dxa" w:w="1872"/>
+            <w:tcW w:type="dxa" w:w="1560"/>
             <w:tcMar>
               <w:top w:w="20" w:type="dxa"/>
               <w:bottom w:w="20" w:type="dxa"/>
-              <w:left w:w="60" w:type="dxa"/>
-              <w:right w:w="60" w:type="dxa"/>
+              <w:left w:w="40" w:type="dxa"/>
+              <w:right w:w="40" w:type="dxa"/>
             </w:tcMar>
           </w:tcPr>
           <w:p>
@@ -2651,20 +2702,20 @@
               <w:rPr>
                 <w:rFonts w:ascii="Arial" w:hAnsi="Arial"/>
                 <w:color w:val="1E1E1E"/>
-                <w:sz w:val="18"/>
+                <w:sz w:val="17"/>
               </w:rPr>
-              <w:t>Irregular / Elongated</w:t>
+              <w:t>Small-medium</w:t>
             </w:r>
           </w:p>
         </w:tc>
         <w:tc>
           <w:tcPr>
-            <w:tcW w:type="dxa" w:w="1872"/>
+            <w:tcW w:type="dxa" w:w="1560"/>
             <w:tcMar>
               <w:top w:w="20" w:type="dxa"/>
               <w:bottom w:w="20" w:type="dxa"/>
-              <w:left w:w="60" w:type="dxa"/>
-              <w:right w:w="60" w:type="dxa"/>
+              <w:left w:w="40" w:type="dxa"/>
+              <w:right w:w="40" w:type="dxa"/>
             </w:tcMar>
           </w:tcPr>
           <w:p>
@@ -2675,20 +2726,20 @@
               <w:rPr>
                 <w:rFonts w:ascii="Arial" w:hAnsi="Arial"/>
                 <w:color w:val="1E1E1E"/>
-                <w:sz w:val="18"/>
+                <w:sz w:val="17"/>
               </w:rPr>
-              <w:t>Ameboid / Round</w:t>
+              <w:t>2</w:t>
             </w:r>
           </w:p>
         </w:tc>
         <w:tc>
           <w:tcPr>
-            <w:tcW w:type="dxa" w:w="1872"/>
+            <w:tcW w:type="dxa" w:w="1560"/>
             <w:tcMar>
               <w:top w:w="20" w:type="dxa"/>
               <w:bottom w:w="20" w:type="dxa"/>
-              <w:left w:w="60" w:type="dxa"/>
-              <w:right w:w="60" w:type="dxa"/>
+              <w:left w:w="40" w:type="dxa"/>
+              <w:right w:w="40" w:type="dxa"/>
             </w:tcMar>
           </w:tcPr>
           <w:p>
@@ -2699,9 +2750,33 @@
               <w:rPr>
                 <w:rFonts w:ascii="Arial" w:hAnsi="Arial"/>
                 <w:color w:val="1E1E1E"/>
-                <w:sz w:val="18"/>
+                <w:sz w:val="17"/>
               </w:rPr>
-              <w:t>Irregular / Multi-lobular</w:t>
+              <w:t>Clear</w:t>
+            </w:r>
+          </w:p>
+        </w:tc>
+        <w:tc>
+          <w:tcPr>
+            <w:tcW w:type="dxa" w:w="1560"/>
+            <w:tcMar>
+              <w:top w:w="20" w:type="dxa"/>
+              <w:bottom w:w="20" w:type="dxa"/>
+              <w:left w:w="40" w:type="dxa"/>
+              <w:right w:w="40" w:type="dxa"/>
+            </w:tcMar>
+          </w:tcPr>
+          <w:p>
+            <w:pPr>
+              <w:spacing w:line="240" w:lineRule="auto" w:before="20" w:after="20"/>
+            </w:pPr>
+            <w:r>
+              <w:rPr>
+                <w:rFonts w:ascii="Arial" w:hAnsi="Arial"/>
+                <w:color w:val="1E1E1E"/>
+                <w:sz w:val="17"/>
+              </w:rPr>
+              <w:t>Dark</w:t>
             </w:r>
           </w:p>
         </w:tc>
@@ -2709,12 +2784,12 @@
       <w:tr>
         <w:tc>
           <w:tcPr>
-            <w:tcW w:type="dxa" w:w="1872"/>
+            <w:tcW w:type="dxa" w:w="1560"/>
             <w:tcMar>
               <w:top w:w="20" w:type="dxa"/>
               <w:bottom w:w="20" w:type="dxa"/>
-              <w:left w:w="60" w:type="dxa"/>
-              <w:right w:w="60" w:type="dxa"/>
+              <w:left w:w="40" w:type="dxa"/>
+              <w:right w:w="40" w:type="dxa"/>
             </w:tcMar>
           </w:tcPr>
           <w:p>
@@ -2726,20 +2801,20 @@
                 <w:rFonts w:ascii="Arial" w:hAnsi="Arial"/>
                 <w:b/>
                 <w:color w:val="003366"/>
-                <w:sz w:val="18"/>
+                <w:sz w:val="17"/>
               </w:rPr>
-              <w:t>Processes / Podia</w:t>
+              <w:t>Reactive / Pro-inflammatory (Activated)</w:t>
             </w:r>
           </w:p>
         </w:tc>
         <w:tc>
           <w:tcPr>
-            <w:tcW w:type="dxa" w:w="1872"/>
+            <w:tcW w:type="dxa" w:w="1560"/>
             <w:tcMar>
               <w:top w:w="20" w:type="dxa"/>
               <w:bottom w:w="20" w:type="dxa"/>
-              <w:left w:w="60" w:type="dxa"/>
-              <w:right w:w="60" w:type="dxa"/>
+              <w:left w:w="40" w:type="dxa"/>
+              <w:right w:w="40" w:type="dxa"/>
             </w:tcMar>
           </w:tcPr>
           <w:p>
@@ -2750,20 +2825,20 @@
               <w:rPr>
                 <w:rFonts w:ascii="Arial" w:hAnsi="Arial"/>
                 <w:color w:val="1E1E1E"/>
-                <w:sz w:val="18"/>
+                <w:sz w:val="17"/>
               </w:rPr>
-              <w:t>Long, fine, ramified</w:t>
+              <w:t>Irregular</w:t>
             </w:r>
           </w:p>
         </w:tc>
         <w:tc>
           <w:tcPr>
-            <w:tcW w:type="dxa" w:w="1872"/>
+            <w:tcW w:type="dxa" w:w="1560"/>
             <w:tcMar>
               <w:top w:w="20" w:type="dxa"/>
               <w:bottom w:w="20" w:type="dxa"/>
-              <w:left w:w="60" w:type="dxa"/>
-              <w:right w:w="60" w:type="dxa"/>
+              <w:left w:w="40" w:type="dxa"/>
+              <w:right w:w="40" w:type="dxa"/>
             </w:tcMar>
           </w:tcPr>
           <w:p>
@@ -2774,20 +2849,20 @@
               <w:rPr>
                 <w:rFonts w:ascii="Arial" w:hAnsi="Arial"/>
                 <w:color w:val="1E1E1E"/>
-                <w:sz w:val="18"/>
+                <w:sz w:val="17"/>
               </w:rPr>
-              <w:t>Extensive branching</w:t>
+              <w:t>Small-medium</w:t>
             </w:r>
           </w:p>
         </w:tc>
         <w:tc>
           <w:tcPr>
-            <w:tcW w:type="dxa" w:w="1872"/>
+            <w:tcW w:type="dxa" w:w="1560"/>
             <w:tcMar>
               <w:top w:w="20" w:type="dxa"/>
               <w:bottom w:w="20" w:type="dxa"/>
-              <w:left w:w="60" w:type="dxa"/>
-              <w:right w:w="60" w:type="dxa"/>
+              <w:left w:w="40" w:type="dxa"/>
+              <w:right w:w="40" w:type="dxa"/>
             </w:tcMar>
           </w:tcPr>
           <w:p>
@@ -2798,20 +2873,20 @@
               <w:rPr>
                 <w:rFonts w:ascii="Arial" w:hAnsi="Arial"/>
                 <w:color w:val="1E1E1E"/>
-                <w:sz w:val="18"/>
+                <w:sz w:val="17"/>
               </w:rPr>
-              <w:t>Short, thick / Retracted</w:t>
+              <w:t>2–3</w:t>
             </w:r>
           </w:p>
         </w:tc>
         <w:tc>
           <w:tcPr>
-            <w:tcW w:type="dxa" w:w="1872"/>
+            <w:tcW w:type="dxa" w:w="1560"/>
             <w:tcMar>
               <w:top w:w="20" w:type="dxa"/>
               <w:bottom w:w="20" w:type="dxa"/>
-              <w:left w:w="60" w:type="dxa"/>
-              <w:right w:w="60" w:type="dxa"/>
+              <w:left w:w="40" w:type="dxa"/>
+              <w:right w:w="40" w:type="dxa"/>
             </w:tcMar>
           </w:tcPr>
           <w:p>
@@ -2822,9 +2897,33 @@
               <w:rPr>
                 <w:rFonts w:ascii="Arial" w:hAnsi="Arial"/>
                 <w:color w:val="1E1E1E"/>
-                <w:sz w:val="18"/>
+                <w:sz w:val="17"/>
               </w:rPr>
-              <w:t>Short, beaded, resolving</w:t>
+              <w:t>Intermittent</w:t>
+            </w:r>
+          </w:p>
+        </w:tc>
+        <w:tc>
+          <w:tcPr>
+            <w:tcW w:type="dxa" w:w="1560"/>
+            <w:tcMar>
+              <w:top w:w="20" w:type="dxa"/>
+              <w:bottom w:w="20" w:type="dxa"/>
+              <w:left w:w="40" w:type="dxa"/>
+              <w:right w:w="40" w:type="dxa"/>
+            </w:tcMar>
+          </w:tcPr>
+          <w:p>
+            <w:pPr>
+              <w:spacing w:line="240" w:lineRule="auto" w:before="20" w:after="20"/>
+            </w:pPr>
+            <w:r>
+              <w:rPr>
+                <w:rFonts w:ascii="Arial" w:hAnsi="Arial"/>
+                <w:color w:val="1E1E1E"/>
+                <w:sz w:val="17"/>
+              </w:rPr>
+              <w:t>Intermediate</w:t>
             </w:r>
           </w:p>
         </w:tc>
@@ -2832,12 +2931,12 @@
       <w:tr>
         <w:tc>
           <w:tcPr>
-            <w:tcW w:type="dxa" w:w="1872"/>
+            <w:tcW w:type="dxa" w:w="1560"/>
             <w:tcMar>
               <w:top w:w="20" w:type="dxa"/>
               <w:bottom w:w="20" w:type="dxa"/>
-              <w:left w:w="60" w:type="dxa"/>
-              <w:right w:w="60" w:type="dxa"/>
+              <w:left w:w="40" w:type="dxa"/>
+              <w:right w:w="40" w:type="dxa"/>
             </w:tcMar>
           </w:tcPr>
           <w:p>
@@ -2849,20 +2948,20 @@
                 <w:rFonts w:ascii="Arial" w:hAnsi="Arial"/>
                 <w:b/>
                 <w:color w:val="003366"/>
-                <w:sz w:val="18"/>
+                <w:sz w:val="17"/>
               </w:rPr>
-              <w:t>Boundary</w:t>
+              <w:t>Senescent / Terminal (Resolution)</w:t>
             </w:r>
           </w:p>
         </w:tc>
         <w:tc>
           <w:tcPr>
-            <w:tcW w:type="dxa" w:w="1872"/>
+            <w:tcW w:type="dxa" w:w="1560"/>
             <w:tcMar>
               <w:top w:w="20" w:type="dxa"/>
               <w:bottom w:w="20" w:type="dxa"/>
-              <w:left w:w="60" w:type="dxa"/>
-              <w:right w:w="60" w:type="dxa"/>
+              <w:left w:w="40" w:type="dxa"/>
+              <w:right w:w="40" w:type="dxa"/>
             </w:tcMar>
           </w:tcPr>
           <w:p>
@@ -2873,20 +2972,20 @@
               <w:rPr>
                 <w:rFonts w:ascii="Arial" w:hAnsi="Arial"/>
                 <w:color w:val="1E1E1E"/>
-                <w:sz w:val="18"/>
+                <w:sz w:val="17"/>
               </w:rPr>
-              <w:t>Sharp, smooth</w:t>
+              <w:t>Ameboid / flat</w:t>
             </w:r>
           </w:p>
         </w:tc>
         <w:tc>
           <w:tcPr>
-            <w:tcW w:type="dxa" w:w="1872"/>
+            <w:tcW w:type="dxa" w:w="1560"/>
             <w:tcMar>
               <w:top w:w="20" w:type="dxa"/>
               <w:bottom w:w="20" w:type="dxa"/>
-              <w:left w:w="60" w:type="dxa"/>
-              <w:right w:w="60" w:type="dxa"/>
+              <w:left w:w="40" w:type="dxa"/>
+              <w:right w:w="40" w:type="dxa"/>
             </w:tcMar>
           </w:tcPr>
           <w:p>
@@ -2897,20 +2996,20 @@
               <w:rPr>
                 <w:rFonts w:ascii="Arial" w:hAnsi="Arial"/>
                 <w:color w:val="1E1E1E"/>
-                <w:sz w:val="18"/>
+                <w:sz w:val="17"/>
               </w:rPr>
-              <w:t>Irregular, dynamic</w:t>
+              <w:t>Medium-large</w:t>
             </w:r>
           </w:p>
         </w:tc>
         <w:tc>
           <w:tcPr>
-            <w:tcW w:type="dxa" w:w="1872"/>
+            <w:tcW w:type="dxa" w:w="1560"/>
             <w:tcMar>
               <w:top w:w="20" w:type="dxa"/>
               <w:bottom w:w="20" w:type="dxa"/>
-              <w:left w:w="60" w:type="dxa"/>
-              <w:right w:w="60" w:type="dxa"/>
+              <w:left w:w="40" w:type="dxa"/>
+              <w:right w:w="40" w:type="dxa"/>
             </w:tcMar>
           </w:tcPr>
           <w:p>
@@ -2921,20 +3020,20 @@
               <w:rPr>
                 <w:rFonts w:ascii="Arial" w:hAnsi="Arial"/>
                 <w:color w:val="1E1E1E"/>
-                <w:sz w:val="18"/>
+                <w:sz w:val="17"/>
               </w:rPr>
-              <w:t>Diffuse / Smooth</w:t>
+              <w:t>None</w:t>
             </w:r>
           </w:p>
         </w:tc>
         <w:tc>
           <w:tcPr>
-            <w:tcW w:type="dxa" w:w="1872"/>
+            <w:tcW w:type="dxa" w:w="1560"/>
             <w:tcMar>
               <w:top w:w="20" w:type="dxa"/>
               <w:bottom w:w="20" w:type="dxa"/>
-              <w:left w:w="60" w:type="dxa"/>
-              <w:right w:w="60" w:type="dxa"/>
+              <w:left w:w="40" w:type="dxa"/>
+              <w:right w:w="40" w:type="dxa"/>
             </w:tcMar>
           </w:tcPr>
           <w:p>
@@ -2945,47 +3044,20 @@
               <w:rPr>
                 <w:rFonts w:ascii="Arial" w:hAnsi="Arial"/>
                 <w:color w:val="1E1E1E"/>
-                <w:sz w:val="18"/>
+                <w:sz w:val="17"/>
               </w:rPr>
-              <w:t>Irregular / Fragmented</w:t>
-            </w:r>
-          </w:p>
-        </w:tc>
-      </w:tr>
-      <w:tr>
-        <w:tc>
-          <w:tcPr>
-            <w:tcW w:type="dxa" w:w="1872"/>
-            <w:tcMar>
-              <w:top w:w="20" w:type="dxa"/>
-              <w:bottom w:w="20" w:type="dxa"/>
-              <w:left w:w="60" w:type="dxa"/>
-              <w:right w:w="60" w:type="dxa"/>
-            </w:tcMar>
-          </w:tcPr>
-          <w:p>
-            <w:pPr>
-              <w:spacing w:line="240" w:lineRule="auto" w:before="20" w:after="20"/>
-            </w:pPr>
-            <w:r>
-              <w:rPr>
-                <w:rFonts w:ascii="Arial" w:hAnsi="Arial"/>
-                <w:b/>
-                <w:color w:val="003366"/>
-                <w:sz w:val="18"/>
-              </w:rPr>
-              <w:t>Brightness</w:t>
+              <w:t>Clear</w:t>
             </w:r>
           </w:p>
         </w:tc>
         <w:tc>
           <w:tcPr>
-            <w:tcW w:type="dxa" w:w="1872"/>
+            <w:tcW w:type="dxa" w:w="1560"/>
             <w:tcMar>
               <w:top w:w="20" w:type="dxa"/>
               <w:bottom w:w="20" w:type="dxa"/>
-              <w:left w:w="60" w:type="dxa"/>
-              <w:right w:w="60" w:type="dxa"/>
+              <w:left w:w="40" w:type="dxa"/>
+              <w:right w:w="40" w:type="dxa"/>
             </w:tcMar>
           </w:tcPr>
           <w:p>
@@ -2996,86 +3068,29 @@
               <w:rPr>
                 <w:rFonts w:ascii="Arial" w:hAnsi="Arial"/>
                 <w:color w:val="1E1E1E"/>
-                <w:sz w:val="18"/>
+                <w:sz w:val="17"/>
               </w:rPr>
-              <w:t>Dark / High Contrast</w:t>
-            </w:r>
-          </w:p>
-        </w:tc>
-        <w:tc>
-          <w:tcPr>
-            <w:tcW w:type="dxa" w:w="1872"/>
-            <w:tcMar>
-              <w:top w:w="20" w:type="dxa"/>
-              <w:bottom w:w="20" w:type="dxa"/>
-              <w:left w:w="60" w:type="dxa"/>
-              <w:right w:w="60" w:type="dxa"/>
-            </w:tcMar>
-          </w:tcPr>
-          <w:p>
-            <w:pPr>
-              <w:spacing w:line="240" w:lineRule="auto" w:before="20" w:after="20"/>
-            </w:pPr>
-            <w:r>
-              <w:rPr>
-                <w:rFonts w:ascii="Arial" w:hAnsi="Arial"/>
-                <w:color w:val="1E1E1E"/>
-                <w:sz w:val="18"/>
-              </w:rPr>
-              <w:t>Moderate</w:t>
-            </w:r>
-          </w:p>
-        </w:tc>
-        <w:tc>
-          <w:tcPr>
-            <w:tcW w:type="dxa" w:w="1872"/>
-            <w:tcMar>
-              <w:top w:w="20" w:type="dxa"/>
-              <w:bottom w:w="20" w:type="dxa"/>
-              <w:left w:w="60" w:type="dxa"/>
-              <w:right w:w="60" w:type="dxa"/>
-            </w:tcMar>
-          </w:tcPr>
-          <w:p>
-            <w:pPr>
-              <w:spacing w:line="240" w:lineRule="auto" w:before="20" w:after="20"/>
-            </w:pPr>
-            <w:r>
-              <w:rPr>
-                <w:rFonts w:ascii="Arial" w:hAnsi="Arial"/>
-                <w:color w:val="1E1E1E"/>
-                <w:sz w:val="18"/>
-              </w:rPr>
-              <w:t>Bright / Phase-dense</w:t>
-            </w:r>
-          </w:p>
-        </w:tc>
-        <w:tc>
-          <w:tcPr>
-            <w:tcW w:type="dxa" w:w="1872"/>
-            <w:tcMar>
-              <w:top w:w="20" w:type="dxa"/>
-              <w:bottom w:w="20" w:type="dxa"/>
-              <w:left w:w="60" w:type="dxa"/>
-              <w:right w:w="60" w:type="dxa"/>
-            </w:tcMar>
-          </w:tcPr>
-          <w:p>
-            <w:pPr>
-              <w:spacing w:line="240" w:lineRule="auto" w:before="20" w:after="20"/>
-            </w:pPr>
-            <w:r>
-              <w:rPr>
-                <w:rFonts w:ascii="Arial" w:hAnsi="Arial"/>
-                <w:color w:val="1E1E1E"/>
-                <w:sz w:val="18"/>
-              </w:rPr>
-              <w:t>Moderate to Dark</w:t>
+              <w:t>Bright</w:t>
             </w:r>
           </w:p>
         </w:tc>
       </w:tr>
     </w:tbl>
+    <w:p>
+      <w:pPr>
+        <w:spacing w:after="240"/>
+        <w:jc w:val="center"/>
+      </w:pPr>
+      <w:r>
+        <w:rPr>
+          <w:rFonts w:ascii="Arial" w:hAnsi="Arial"/>
+          <w:i/>
+          <w:color w:val="46505F"/>
+          <w:sz w:val="18"/>
+        </w:rPr>
+        <w:t>Table 1: Morphological characterization criteria for microglial activation states adapted directly from Presaizen (2026, Figure 1 summary table).</w:t>
+      </w:r>
+    </w:p>
     <w:p>
       <w:pPr>
         <w:spacing w:line="276" w:lineRule="auto" w:after="120"/>

--- a/research-proposal-final.docx
+++ b/research-proposal-final.docx
@@ -1885,7 +1885,7 @@
           <w:color w:val="1E1E1E"/>
           <w:sz w:val="22"/>
         </w:rPr>
-        <w:t xml:space="preserve"> Establish a gold-standard benchmark dataset of 10,000 to 50,000 single-cell crops labeled across 5 morphological activation states (Resting, Surveilling, Activated, Resolution, Dystrophic) using SSL feature space pre-clustering (HDBSCAN), 1-click bulk cluster verification, and entropy-driven uncertainty sampling H(x) indexed in MongoDB.</w:t>
+        <w:t xml:space="preserve"> Establish a gold-standard benchmark dataset of 10,000 to 50,000 single-cell crops labeled across 5 morphological activation states (Quiescent / Resting, Patrolling / Surveilling, Reactive / Activated, Senescent / Resolution, Dystrophic) using SSL feature space pre-clustering (HDBSCAN), 1-click bulk cluster verification, and entropy-driven uncertainty sampling H(x) indexed in MongoDB.</w:t>
       </w:r>
     </w:p>
     <w:p>
@@ -2229,7 +2229,7 @@
           <w:color w:val="1E1E1E"/>
           <w:sz w:val="22"/>
         </w:rPr>
-        <w:t>The baseline study established a soma-centric annotated dataset of 4,874 microglial cells extracted from phase-contrast and fluorescence microscopy images of PBM-treated rat brain slices. The dataset categorized cells into four discrete morphological states: Resting, Surveilling, Activated, and Resolution.</w:t>
+        <w:t>The baseline study established a soma-centric annotated dataset of 4,874 microglial cells extracted from phase-contrast and fluorescence microscopy images of PBM-treated rat brain slices. The dataset categorized cells into four discrete morphological states: Quiescent / Resting, Patrolling / Surveilling, Reactive / Pro-inflammatory / Activated, and Senescent / Terminal / Resolution.</w:t>
       </w:r>
     </w:p>
     <w:p>
@@ -2284,7 +2284,7 @@
           <w:color w:val="46505F"/>
           <w:sz w:val="19"/>
         </w:rPr>
-        <w:t>Figure 2: Dual-crop representation panel across the 4 microglial morphological activation states defined by Presaizen (2026): (A) Quiescent (Resting) [small, circular soma with no branches], (B) Patrolling (Surveilling) [circular/spindle soma with 2 branching podia], (C) Reactive (Activated) [irregular soma with 2-3 podia], and (D) Senescent (Resolution) [ameboid/flat medium-large soma with no podia]. Each state shows the raw RGB crop alongside its isolated binary silhouette crop (subcell_XXX_sharpened_extracted.jpg).</w:t>
+        <w:t>Figure 2: Dual-crop representation panel across the 4 microglial morphological activation states defined by Presaizen (2026): (A) Quiescent / Resting [small, circular soma with no branches], (B) Patrolling / Surveilling [circular/spindle soma with 2 branching podia], (C) Reactive / Activated [irregular soma with 2-3 podia], and (D) Senescent / Resolution [ameboid/flat medium-large soma with no podia]. Each state shows the raw RGB crop alongside its isolated binary silhouette crop (subcell_XXX_sharpened_extracted.jpg).</w:t>
       </w:r>
     </w:p>
     <w:p>
@@ -2509,7 +2509,7 @@
                 <w:color w:val="003366"/>
                 <w:sz w:val="17"/>
               </w:rPr>
-              <w:t>Quiescent (Resting)</w:t>
+              <w:t>Quiescent / Resting</w:t>
             </w:r>
           </w:p>
         </w:tc>
@@ -2656,7 +2656,7 @@
                 <w:color w:val="003366"/>
                 <w:sz w:val="17"/>
               </w:rPr>
-              <w:t>Patrolling (Surveilling)</w:t>
+              <w:t>Patrolling / Surveilling</w:t>
             </w:r>
           </w:p>
         </w:tc>
@@ -2803,7 +2803,7 @@
                 <w:color w:val="003366"/>
                 <w:sz w:val="17"/>
               </w:rPr>
-              <w:t>Reactive / Pro-inflammatory (Activated)</w:t>
+              <w:t>Reactive / Pro-inflammatory / Activated</w:t>
             </w:r>
           </w:p>
         </w:tc>
@@ -2950,7 +2950,7 @@
                 <w:color w:val="003366"/>
                 <w:sz w:val="17"/>
               </w:rPr>
-              <w:t>Senescent / Terminal (Resolution)</w:t>
+              <w:t>Senescent / Terminal / Resolution</w:t>
             </w:r>
           </w:p>
         </w:tc>
@@ -4155,7 +4155,7 @@
           <w:color w:val="1E1E1E"/>
           <w:sz w:val="22"/>
         </w:rPr>
-        <w:t xml:space="preserve"> Macro-F1 score, Per-class Precision/Recall, and Confusion Matrix analysis across Resting, Surveilling, Activated, Resolution, and Dystrophic states (benchmarked against YOLOv11 baseline F1=0.69).</w:t>
+        <w:t xml:space="preserve"> Macro-F1 score, Per-class Precision/Recall, and Confusion Matrix analysis across Quiescent / Resting, Patrolling / Surveilling, Reactive / Activated, Senescent / Resolution, and Dystrophic states (benchmarked against YOLOv11 baseline F1=0.69).</w:t>
       </w:r>
     </w:p>
     <w:p>
